--- a/Документация к проекту.docx
+++ b/Документация к проекту.docx
@@ -1616,44 +1616,6 @@
         <w:rPr>
           <w:sz w:val="32"/>
           <w:szCs w:val="32"/>
-          <w:lang w:val="ru-RU"/>
-        </w:rPr>
-      </w:pPr>
-      <w:r>
-        <w:rPr>
-          <w:sz w:val="32"/>
-          <w:szCs w:val="32"/>
-          <w:lang w:val="ru-RU"/>
-        </w:rPr>
-      </w:r>
-    </w:p>
-    <w:p>
-      <w:pPr>
-        <w:pStyle w:val="Normal"/>
-        <w:bidi w:val="0"/>
-        <w:spacing w:before="0" w:after="0"/>
-        <w:jc w:val="center"/>
-        <w:rPr>
-          <w:sz w:val="32"/>
-          <w:szCs w:val="32"/>
-          <w:lang w:val="ru-RU"/>
-        </w:rPr>
-      </w:pPr>
-      <w:r>
-        <w:rPr>
-          <w:sz w:val="32"/>
-          <w:szCs w:val="32"/>
-          <w:lang w:val="ru-RU"/>
-        </w:rPr>
-      </w:r>
-    </w:p>
-    <w:p>
-      <w:pPr>
-        <w:pStyle w:val="Normal"/>
-        <w:bidi w:val="0"/>
-        <w:spacing w:before="0" w:after="0"/>
-        <w:jc w:val="center"/>
-        <w:rPr>
           <w:lang w:val="ru-RU"/>
         </w:rPr>
       </w:pPr>
@@ -1893,13 +1855,15 @@
         <w:ind w:hanging="340" w:start="454" w:end="0"/>
         <w:jc w:val="start"/>
         <w:rPr>
-          <w:lang w:val="ru-RU"/>
-        </w:rPr>
-      </w:pPr>
-      <w:r>
-        <w:rPr>
-          <w:sz w:val="24"/>
-          <w:szCs w:val="24"/>
+          <w:sz w:val="22"/>
+          <w:szCs w:val="22"/>
+          <w:lang w:val="ru-RU"/>
+        </w:rPr>
+      </w:pPr>
+      <w:r>
+        <w:rPr>
+          <w:sz w:val="22"/>
+          <w:szCs w:val="22"/>
           <w:lang w:val="ru-RU"/>
         </w:rPr>
         <w:t>Изучить теоретические основы методов бисекции, хорд и Ньютона.</w:t>
@@ -1919,11 +1883,15 @@
         <w:ind w:hanging="340" w:start="454" w:end="0"/>
         <w:jc w:val="start"/>
         <w:rPr>
-          <w:lang w:val="ru-RU"/>
-        </w:rPr>
-      </w:pPr>
-      <w:r>
-        <w:rPr>
+          <w:sz w:val="22"/>
+          <w:szCs w:val="22"/>
+          <w:lang w:val="ru-RU"/>
+        </w:rPr>
+      </w:pPr>
+      <w:r>
+        <w:rPr>
+          <w:sz w:val="22"/>
+          <w:szCs w:val="22"/>
           <w:lang w:val="ru-RU"/>
         </w:rPr>
         <w:t>Реализовать данные методы на языке программирования C++.</w:t>
@@ -1943,11 +1911,15 @@
         <w:ind w:hanging="340" w:start="454" w:end="0"/>
         <w:jc w:val="start"/>
         <w:rPr>
-          <w:lang w:val="ru-RU"/>
-        </w:rPr>
-      </w:pPr>
-      <w:r>
-        <w:rPr>
+          <w:sz w:val="22"/>
+          <w:szCs w:val="22"/>
+          <w:lang w:val="ru-RU"/>
+        </w:rPr>
+      </w:pPr>
+      <w:r>
+        <w:rPr>
+          <w:sz w:val="22"/>
+          <w:szCs w:val="22"/>
           <w:lang w:val="ru-RU"/>
         </w:rPr>
         <w:t>Реализовать поддержку шести типов функций: линейной, квадратичной, гиперболической, тригонометрической (синус), показательной (экспонента) и логарифмической.</w:t>
@@ -1967,11 +1939,15 @@
         <w:ind w:hanging="340" w:start="454" w:end="0"/>
         <w:jc w:val="start"/>
         <w:rPr>
-          <w:lang w:val="ru-RU"/>
-        </w:rPr>
-      </w:pPr>
-      <w:r>
-        <w:rPr>
+          <w:sz w:val="22"/>
+          <w:szCs w:val="22"/>
+          <w:lang w:val="ru-RU"/>
+        </w:rPr>
+      </w:pPr>
+      <w:r>
+        <w:rPr>
+          <w:sz w:val="22"/>
+          <w:szCs w:val="22"/>
           <w:lang w:val="ru-RU"/>
         </w:rPr>
         <w:t>Провести вычислительные эксперименты на различных функциях.</w:t>
@@ -1991,11 +1967,15 @@
         <w:ind w:hanging="340" w:start="454" w:end="0"/>
         <w:jc w:val="start"/>
         <w:rPr>
-          <w:lang w:val="ru-RU"/>
-        </w:rPr>
-      </w:pPr>
-      <w:r>
-        <w:rPr>
+          <w:sz w:val="22"/>
+          <w:szCs w:val="22"/>
+          <w:lang w:val="ru-RU"/>
+        </w:rPr>
+      </w:pPr>
+      <w:r>
+        <w:rPr>
+          <w:sz w:val="22"/>
+          <w:szCs w:val="22"/>
           <w:lang w:val="ru-RU"/>
         </w:rPr>
         <w:t>Сравнить методы по числу итераций и точности результата.</w:t>
@@ -2015,11 +1995,15 @@
         <w:ind w:hanging="340" w:start="454" w:end="0"/>
         <w:jc w:val="start"/>
         <w:rPr>
-          <w:lang w:val="ru-RU"/>
-        </w:rPr>
-      </w:pPr>
-      <w:r>
-        <w:rPr>
+          <w:sz w:val="22"/>
+          <w:szCs w:val="22"/>
+          <w:lang w:val="ru-RU"/>
+        </w:rPr>
+      </w:pPr>
+      <w:r>
+        <w:rPr>
+          <w:sz w:val="22"/>
+          <w:szCs w:val="22"/>
           <w:lang w:val="ru-RU"/>
         </w:rPr>
         <w:t>Сформулировать рекомендации по выбору метода для различных типов задач.</w:t>
@@ -4194,77 +4178,17 @@
         <w:pStyle w:val="Normal"/>
         <w:bidi w:val="0"/>
         <w:spacing w:before="0" w:after="0"/>
-        <w:jc w:val="start"/>
-        <w:rPr>
-          <w:sz w:val="28"/>
-          <w:szCs w:val="28"/>
-          <w:lang w:val="ru-RU"/>
-        </w:rPr>
-      </w:pPr>
-      <w:r>
-        <w:rPr>
-          <w:sz w:val="28"/>
-          <w:szCs w:val="28"/>
-          <w:lang w:val="ru-RU"/>
-        </w:rPr>
-      </w:r>
-    </w:p>
-    <w:p>
-      <w:pPr>
-        <w:pStyle w:val="Normal"/>
-        <w:bidi w:val="0"/>
-        <w:spacing w:before="0" w:after="0"/>
-        <w:jc w:val="start"/>
-        <w:rPr>
-          <w:sz w:val="28"/>
-          <w:szCs w:val="28"/>
-          <w:lang w:val="ru-RU"/>
-        </w:rPr>
-      </w:pPr>
-      <w:r>
-        <w:rPr>
-          <w:sz w:val="28"/>
-          <w:szCs w:val="28"/>
-          <w:lang w:val="ru-RU"/>
-        </w:rPr>
-      </w:r>
-    </w:p>
-    <w:p>
-      <w:pPr>
-        <w:pStyle w:val="Normal"/>
-        <w:bidi w:val="0"/>
-        <w:spacing w:before="0" w:after="0"/>
-        <w:jc w:val="start"/>
-        <w:rPr>
-          <w:sz w:val="28"/>
-          <w:szCs w:val="28"/>
-          <w:lang w:val="ru-RU"/>
-        </w:rPr>
-      </w:pPr>
-      <w:r>
-        <w:rPr>
-          <w:sz w:val="28"/>
-          <w:szCs w:val="28"/>
-          <w:lang w:val="ru-RU"/>
-        </w:rPr>
-      </w:r>
-    </w:p>
-    <w:p>
-      <w:pPr>
-        <w:pStyle w:val="Normal"/>
-        <w:bidi w:val="0"/>
-        <w:spacing w:before="0" w:after="0"/>
-        <w:jc w:val="start"/>
-        <w:rPr>
-          <w:sz w:val="28"/>
-          <w:szCs w:val="28"/>
-          <w:lang w:val="ru-RU"/>
-        </w:rPr>
-      </w:pPr>
-      <w:r>
-        <w:rPr>
-          <w:sz w:val="28"/>
-          <w:szCs w:val="28"/>
+        <w:jc w:val="center"/>
+        <w:rPr>
+          <w:sz w:val="32"/>
+          <w:szCs w:val="32"/>
+          <w:lang w:val="ru-RU"/>
+        </w:rPr>
+      </w:pPr>
+      <w:r>
+        <w:rPr>
+          <w:sz w:val="32"/>
+          <w:szCs w:val="32"/>
           <w:lang w:val="ru-RU"/>
         </w:rPr>
       </w:r>
@@ -4276,6 +4200,8 @@
         <w:spacing w:before="0" w:after="0"/>
         <w:jc w:val="center"/>
         <w:rPr>
+          <w:sz w:val="32"/>
+          <w:szCs w:val="32"/>
           <w:lang w:val="ru-RU"/>
         </w:rPr>
       </w:pPr>
@@ -5917,117 +5843,17 @@
         <w:pStyle w:val="Normal"/>
         <w:bidi w:val="0"/>
         <w:spacing w:before="0" w:after="0"/>
-        <w:jc w:val="both"/>
-        <w:rPr>
-          <w:sz w:val="24"/>
-          <w:szCs w:val="24"/>
-          <w:lang w:val="ru-RU"/>
-        </w:rPr>
-      </w:pPr>
-      <w:r>
-        <w:rPr>
-          <w:sz w:val="24"/>
-          <w:szCs w:val="24"/>
-          <w:lang w:val="ru-RU"/>
-        </w:rPr>
-      </w:r>
-    </w:p>
-    <w:p>
-      <w:pPr>
-        <w:pStyle w:val="Normal"/>
-        <w:bidi w:val="0"/>
-        <w:spacing w:before="0" w:after="0"/>
-        <w:jc w:val="both"/>
-        <w:rPr>
-          <w:sz w:val="24"/>
-          <w:szCs w:val="24"/>
-          <w:lang w:val="ru-RU"/>
-        </w:rPr>
-      </w:pPr>
-      <w:r>
-        <w:rPr>
-          <w:sz w:val="24"/>
-          <w:szCs w:val="24"/>
-          <w:lang w:val="ru-RU"/>
-        </w:rPr>
-      </w:r>
-    </w:p>
-    <w:p>
-      <w:pPr>
-        <w:pStyle w:val="Normal"/>
-        <w:bidi w:val="0"/>
-        <w:spacing w:before="0" w:after="0"/>
-        <w:jc w:val="both"/>
-        <w:rPr>
-          <w:sz w:val="24"/>
-          <w:szCs w:val="24"/>
-          <w:lang w:val="ru-RU"/>
-        </w:rPr>
-      </w:pPr>
-      <w:r>
-        <w:rPr>
-          <w:sz w:val="24"/>
-          <w:szCs w:val="24"/>
-          <w:lang w:val="ru-RU"/>
-        </w:rPr>
-      </w:r>
-    </w:p>
-    <w:p>
-      <w:pPr>
-        <w:pStyle w:val="Normal"/>
-        <w:bidi w:val="0"/>
-        <w:spacing w:before="0" w:after="0"/>
-        <w:jc w:val="both"/>
-        <w:rPr>
-          <w:sz w:val="24"/>
-          <w:szCs w:val="24"/>
-          <w:lang w:val="ru-RU"/>
-        </w:rPr>
-      </w:pPr>
-      <w:r>
-        <w:rPr>
-          <w:sz w:val="24"/>
-          <w:szCs w:val="24"/>
-          <w:lang w:val="ru-RU"/>
-        </w:rPr>
-      </w:r>
-    </w:p>
-    <w:p>
-      <w:pPr>
-        <w:pStyle w:val="Normal"/>
-        <w:bidi w:val="0"/>
-        <w:spacing w:before="0" w:after="0"/>
-        <w:jc w:val="both"/>
-        <w:rPr>
-          <w:sz w:val="24"/>
-          <w:szCs w:val="24"/>
-          <w:lang w:val="ru-RU"/>
-        </w:rPr>
-      </w:pPr>
-      <w:r>
-        <w:rPr>
-          <w:sz w:val="24"/>
-          <w:szCs w:val="24"/>
-          <w:lang w:val="ru-RU"/>
-        </w:rPr>
-      </w:r>
-    </w:p>
-    <w:p>
-      <w:pPr>
-        <w:pStyle w:val="Normal"/>
-        <w:bidi w:val="0"/>
-        <w:spacing w:before="0" w:after="0"/>
-        <w:jc w:val="both"/>
-        <w:rPr>
-          <w:sz w:val="24"/>
-          <w:szCs w:val="24"/>
-          <w:lang w:val="ru-RU"/>
-        </w:rPr>
-      </w:pPr>
-      <w:r>
-        <w:rPr>
-          <w:sz w:val="24"/>
-          <w:szCs w:val="24"/>
+        <w:jc w:val="center"/>
+        <w:rPr>
+          <w:sz w:val="32"/>
+          <w:szCs w:val="32"/>
+          <w:lang w:val="ru-RU"/>
+        </w:rPr>
+      </w:pPr>
+      <w:r>
+        <w:rPr>
+          <w:sz w:val="32"/>
+          <w:szCs w:val="32"/>
           <w:lang w:val="ru-RU"/>
         </w:rPr>
       </w:r>
@@ -14224,17 +14050,17 @@
         <w:pStyle w:val="Normal"/>
         <w:bidi w:val="0"/>
         <w:spacing w:before="0" w:after="0"/>
-        <w:jc w:val="start"/>
-        <w:rPr>
-          <w:sz w:val="28"/>
-          <w:szCs w:val="28"/>
-          <w:lang w:val="ru-RU"/>
-        </w:rPr>
-      </w:pPr>
-      <w:r>
-        <w:rPr>
-          <w:sz w:val="28"/>
-          <w:szCs w:val="28"/>
+        <w:jc w:val="center"/>
+        <w:rPr>
+          <w:sz w:val="32"/>
+          <w:szCs w:val="32"/>
+          <w:lang w:val="ru-RU"/>
+        </w:rPr>
+      </w:pPr>
+      <w:r>
+        <w:rPr>
+          <w:sz w:val="32"/>
+          <w:szCs w:val="32"/>
           <w:lang w:val="ru-RU"/>
         </w:rPr>
       </w:r>
@@ -14244,17 +14070,17 @@
         <w:pStyle w:val="Normal"/>
         <w:bidi w:val="0"/>
         <w:spacing w:before="0" w:after="0"/>
-        <w:jc w:val="start"/>
-        <w:rPr>
-          <w:sz w:val="28"/>
-          <w:szCs w:val="28"/>
-          <w:lang w:val="ru-RU"/>
-        </w:rPr>
-      </w:pPr>
-      <w:r>
-        <w:rPr>
-          <w:sz w:val="28"/>
-          <w:szCs w:val="28"/>
+        <w:jc w:val="center"/>
+        <w:rPr>
+          <w:sz w:val="32"/>
+          <w:szCs w:val="32"/>
+          <w:lang w:val="ru-RU"/>
+        </w:rPr>
+      </w:pPr>
+      <w:r>
+        <w:rPr>
+          <w:sz w:val="32"/>
+          <w:szCs w:val="32"/>
           <w:lang w:val="ru-RU"/>
         </w:rPr>
       </w:r>
@@ -14264,17 +14090,17 @@
         <w:pStyle w:val="Normal"/>
         <w:bidi w:val="0"/>
         <w:spacing w:before="0" w:after="0"/>
-        <w:jc w:val="start"/>
-        <w:rPr>
-          <w:sz w:val="28"/>
-          <w:szCs w:val="28"/>
-          <w:lang w:val="ru-RU"/>
-        </w:rPr>
-      </w:pPr>
-      <w:r>
-        <w:rPr>
-          <w:sz w:val="28"/>
-          <w:szCs w:val="28"/>
+        <w:jc w:val="center"/>
+        <w:rPr>
+          <w:sz w:val="32"/>
+          <w:szCs w:val="32"/>
+          <w:lang w:val="ru-RU"/>
+        </w:rPr>
+      </w:pPr>
+      <w:r>
+        <w:rPr>
+          <w:sz w:val="32"/>
+          <w:szCs w:val="32"/>
           <w:lang w:val="ru-RU"/>
         </w:rPr>
       </w:r>
@@ -14284,17 +14110,17 @@
         <w:pStyle w:val="Normal"/>
         <w:bidi w:val="0"/>
         <w:spacing w:before="0" w:after="0"/>
-        <w:jc w:val="start"/>
-        <w:rPr>
-          <w:sz w:val="28"/>
-          <w:szCs w:val="28"/>
-          <w:lang w:val="ru-RU"/>
-        </w:rPr>
-      </w:pPr>
-      <w:r>
-        <w:rPr>
-          <w:sz w:val="28"/>
-          <w:szCs w:val="28"/>
+        <w:jc w:val="center"/>
+        <w:rPr>
+          <w:sz w:val="32"/>
+          <w:szCs w:val="32"/>
+          <w:lang w:val="ru-RU"/>
+        </w:rPr>
+      </w:pPr>
+      <w:r>
+        <w:rPr>
+          <w:sz w:val="32"/>
+          <w:szCs w:val="32"/>
           <w:lang w:val="ru-RU"/>
         </w:rPr>
       </w:r>
@@ -14304,40 +14130,37 @@
         <w:pStyle w:val="Normal"/>
         <w:bidi w:val="0"/>
         <w:spacing w:before="0" w:after="0"/>
-        <w:jc w:val="start"/>
-        <w:rPr>
-          <w:sz w:val="28"/>
-          <w:szCs w:val="28"/>
-          <w:lang w:val="ru-RU"/>
-        </w:rPr>
-      </w:pPr>
-      <w:r>
-        <w:rPr>
-          <w:sz w:val="28"/>
-          <w:szCs w:val="28"/>
-          <w:lang w:val="ru-RU"/>
-        </w:rPr>
-      </w:r>
-    </w:p>
-    <w:p>
-      <w:pPr>
-        <w:pStyle w:val="Normal"/>
-        <w:widowControl/>
-        <w:suppressAutoHyphens w:val="true"/>
+        <w:jc w:val="center"/>
+        <w:rPr>
+          <w:sz w:val="32"/>
+          <w:szCs w:val="32"/>
+          <w:lang w:val="ru-RU"/>
+        </w:rPr>
+      </w:pPr>
+      <w:r>
+        <w:rPr>
+          <w:sz w:val="32"/>
+          <w:szCs w:val="32"/>
+          <w:lang w:val="ru-RU"/>
+        </w:rPr>
+      </w:r>
+    </w:p>
+    <w:p>
+      <w:pPr>
+        <w:pStyle w:val="Normal"/>
         <w:bidi w:val="0"/>
         <w:spacing w:before="0" w:after="0"/>
-        <w:ind w:hanging="0" w:start="0" w:end="0"/>
-        <w:jc w:val="start"/>
-        <w:rPr>
-          <w:sz w:val="28"/>
-          <w:szCs w:val="28"/>
-          <w:lang w:val="ru-RU"/>
-        </w:rPr>
-      </w:pPr>
-      <w:r>
-        <w:rPr>
-          <w:sz w:val="28"/>
-          <w:szCs w:val="28"/>
+        <w:jc w:val="center"/>
+        <w:rPr>
+          <w:sz w:val="32"/>
+          <w:szCs w:val="32"/>
+          <w:lang w:val="ru-RU"/>
+        </w:rPr>
+      </w:pPr>
+      <w:r>
+        <w:rPr>
+          <w:sz w:val="32"/>
+          <w:szCs w:val="32"/>
           <w:lang w:val="ru-RU"/>
         </w:rPr>
       </w:r>
@@ -14347,17 +14170,17 @@
         <w:pStyle w:val="Normal"/>
         <w:bidi w:val="0"/>
         <w:spacing w:before="0" w:after="0"/>
-        <w:jc w:val="start"/>
-        <w:rPr>
-          <w:sz w:val="28"/>
-          <w:szCs w:val="28"/>
-          <w:lang w:val="ru-RU"/>
-        </w:rPr>
-      </w:pPr>
-      <w:r>
-        <w:rPr>
-          <w:sz w:val="28"/>
-          <w:szCs w:val="28"/>
+        <w:jc w:val="center"/>
+        <w:rPr>
+          <w:sz w:val="32"/>
+          <w:szCs w:val="32"/>
+          <w:lang w:val="ru-RU"/>
+        </w:rPr>
+      </w:pPr>
+      <w:r>
+        <w:rPr>
+          <w:sz w:val="32"/>
+          <w:szCs w:val="32"/>
           <w:lang w:val="ru-RU"/>
         </w:rPr>
       </w:r>
@@ -14367,137 +14190,17 @@
         <w:pStyle w:val="Normal"/>
         <w:bidi w:val="0"/>
         <w:spacing w:before="0" w:after="0"/>
-        <w:jc w:val="start"/>
-        <w:rPr>
-          <w:sz w:val="28"/>
-          <w:szCs w:val="28"/>
-          <w:lang w:val="ru-RU"/>
-        </w:rPr>
-      </w:pPr>
-      <w:r>
-        <w:rPr>
-          <w:sz w:val="28"/>
-          <w:szCs w:val="28"/>
-          <w:lang w:val="ru-RU"/>
-        </w:rPr>
-      </w:r>
-    </w:p>
-    <w:p>
-      <w:pPr>
-        <w:pStyle w:val="Normal"/>
-        <w:bidi w:val="0"/>
-        <w:spacing w:before="0" w:after="0"/>
-        <w:jc w:val="start"/>
-        <w:rPr>
-          <w:sz w:val="28"/>
-          <w:szCs w:val="28"/>
-          <w:lang w:val="ru-RU"/>
-        </w:rPr>
-      </w:pPr>
-      <w:r>
-        <w:rPr>
-          <w:sz w:val="28"/>
-          <w:szCs w:val="28"/>
-          <w:lang w:val="ru-RU"/>
-        </w:rPr>
-      </w:r>
-    </w:p>
-    <w:p>
-      <w:pPr>
-        <w:pStyle w:val="Normal"/>
-        <w:bidi w:val="0"/>
-        <w:spacing w:before="0" w:after="0"/>
-        <w:jc w:val="start"/>
-        <w:rPr>
-          <w:sz w:val="28"/>
-          <w:szCs w:val="28"/>
-          <w:lang w:val="ru-RU"/>
-        </w:rPr>
-      </w:pPr>
-      <w:r>
-        <w:rPr>
-          <w:sz w:val="28"/>
-          <w:szCs w:val="28"/>
-          <w:lang w:val="ru-RU"/>
-        </w:rPr>
-      </w:r>
-    </w:p>
-    <w:p>
-      <w:pPr>
-        <w:pStyle w:val="Normal"/>
-        <w:bidi w:val="0"/>
-        <w:spacing w:before="0" w:after="0"/>
-        <w:jc w:val="start"/>
-        <w:rPr>
-          <w:sz w:val="28"/>
-          <w:szCs w:val="28"/>
-          <w:lang w:val="ru-RU"/>
-        </w:rPr>
-      </w:pPr>
-      <w:r>
-        <w:rPr>
-          <w:sz w:val="28"/>
-          <w:szCs w:val="28"/>
-          <w:lang w:val="ru-RU"/>
-        </w:rPr>
-      </w:r>
-    </w:p>
-    <w:p>
-      <w:pPr>
-        <w:pStyle w:val="Normal"/>
-        <w:bidi w:val="0"/>
-        <w:spacing w:before="0" w:after="0"/>
-        <w:jc w:val="start"/>
-        <w:rPr>
-          <w:sz w:val="28"/>
-          <w:szCs w:val="28"/>
-          <w:lang w:val="ru-RU"/>
-        </w:rPr>
-      </w:pPr>
-      <w:r>
-        <w:rPr>
-          <w:sz w:val="28"/>
-          <w:szCs w:val="28"/>
-          <w:lang w:val="ru-RU"/>
-        </w:rPr>
-      </w:r>
-    </w:p>
-    <w:p>
-      <w:pPr>
-        <w:pStyle w:val="Normal"/>
-        <w:bidi w:val="0"/>
-        <w:spacing w:before="0" w:after="0"/>
-        <w:jc w:val="start"/>
-        <w:rPr>
-          <w:sz w:val="28"/>
-          <w:szCs w:val="28"/>
-          <w:lang w:val="ru-RU"/>
-        </w:rPr>
-      </w:pPr>
-      <w:r>
-        <w:rPr>
-          <w:sz w:val="28"/>
-          <w:szCs w:val="28"/>
-          <w:lang w:val="ru-RU"/>
-        </w:rPr>
-      </w:r>
-    </w:p>
-    <w:p>
-      <w:pPr>
-        <w:pStyle w:val="Normal"/>
-        <w:bidi w:val="0"/>
-        <w:spacing w:before="0" w:after="0"/>
-        <w:jc w:val="start"/>
-        <w:rPr>
-          <w:sz w:val="28"/>
-          <w:szCs w:val="28"/>
-          <w:lang w:val="ru-RU"/>
-        </w:rPr>
-      </w:pPr>
-      <w:r>
-        <w:rPr>
-          <w:sz w:val="28"/>
-          <w:szCs w:val="28"/>
+        <w:jc w:val="center"/>
+        <w:rPr>
+          <w:sz w:val="32"/>
+          <w:szCs w:val="32"/>
+          <w:lang w:val="ru-RU"/>
+        </w:rPr>
+      </w:pPr>
+      <w:r>
+        <w:rPr>
+          <w:sz w:val="32"/>
+          <w:szCs w:val="32"/>
           <w:lang w:val="ru-RU"/>
         </w:rPr>
       </w:r>
@@ -23013,7 +22716,7 @@
     </w:r>
     <w:r>
       <w:rPr/>
-      <w:t>15</w:t>
+      <w:t>14</w:t>
     </w:r>
     <w:r>
       <w:rPr/>

--- a/Документация к проекту.docx
+++ b/Документация к проекту.docx
@@ -697,6 +697,9 @@
         </w:rPr>
         <w:t>Липецк 2026</w:t>
       </w:r>
+      <w:r>
+        <w:br w:type="page"/>
+      </w:r>
     </w:p>
     <w:p>
       <w:pPr>
@@ -1606,6 +1609,9 @@
           <w:lang w:val="ru-RU"/>
         </w:rPr>
       </w:r>
+      <w:r>
+        <w:br w:type="page"/>
+      </w:r>
     </w:p>
     <w:p>
       <w:pPr>
@@ -1633,10 +1639,8 @@
         <w:pStyle w:val="Normal"/>
         <w:bidi w:val="0"/>
         <w:spacing w:before="0" w:after="0"/>
-        <w:jc w:val="start"/>
-        <w:rPr>
-          <w:lang w:val="ru-RU"/>
-        </w:rPr>
+        <w:jc w:val="both"/>
+        <w:rPr/>
       </w:pPr>
       <w:r>
         <w:rPr>
@@ -1652,7 +1656,7 @@
         <w:pStyle w:val="Normal"/>
         <w:bidi w:val="0"/>
         <w:spacing w:before="0" w:after="0"/>
-        <w:jc w:val="start"/>
+        <w:jc w:val="both"/>
         <w:rPr>
           <w:sz w:val="24"/>
           <w:szCs w:val="24"/>
@@ -1672,10 +1676,8 @@
         <w:pStyle w:val="Normal"/>
         <w:bidi w:val="0"/>
         <w:spacing w:before="0" w:after="0"/>
-        <w:jc w:val="start"/>
-        <w:rPr>
-          <w:lang w:val="ru-RU"/>
-        </w:rPr>
+        <w:jc w:val="both"/>
+        <w:rPr/>
       </w:pPr>
       <w:r>
         <w:rPr>
@@ -1709,7 +1711,7 @@
         <w:pStyle w:val="Normal"/>
         <w:bidi w:val="0"/>
         <w:spacing w:before="0" w:after="0"/>
-        <w:jc w:val="start"/>
+        <w:jc w:val="both"/>
         <w:rPr>
           <w:sz w:val="24"/>
           <w:szCs w:val="24"/>
@@ -1729,10 +1731,8 @@
         <w:pStyle w:val="Normal"/>
         <w:bidi w:val="0"/>
         <w:spacing w:before="0" w:after="0"/>
-        <w:jc w:val="start"/>
-        <w:rPr>
-          <w:lang w:val="ru-RU"/>
-        </w:rPr>
+        <w:jc w:val="both"/>
+        <w:rPr/>
       </w:pPr>
       <w:r>
         <w:rPr>
@@ -1748,7 +1748,7 @@
         <w:pStyle w:val="Normal"/>
         <w:bidi w:val="0"/>
         <w:spacing w:before="0" w:after="0"/>
-        <w:jc w:val="start"/>
+        <w:jc w:val="both"/>
         <w:rPr>
           <w:sz w:val="28"/>
           <w:szCs w:val="28"/>
@@ -1768,10 +1768,8 @@
         <w:pStyle w:val="Normal"/>
         <w:bidi w:val="0"/>
         <w:spacing w:before="0" w:after="0"/>
-        <w:jc w:val="start"/>
-        <w:rPr>
-          <w:lang w:val="ru-RU"/>
-        </w:rPr>
+        <w:jc w:val="both"/>
+        <w:rPr/>
       </w:pPr>
       <w:r>
         <w:rPr>
@@ -1787,7 +1785,7 @@
         <w:pStyle w:val="Normal"/>
         <w:bidi w:val="0"/>
         <w:spacing w:before="0" w:after="0"/>
-        <w:jc w:val="start"/>
+        <w:jc w:val="both"/>
         <w:rPr>
           <w:sz w:val="24"/>
           <w:szCs w:val="24"/>
@@ -1807,10 +1805,8 @@
         <w:pStyle w:val="Normal"/>
         <w:bidi w:val="0"/>
         <w:spacing w:before="0" w:after="0"/>
-        <w:jc w:val="start"/>
-        <w:rPr>
-          <w:lang w:val="ru-RU"/>
-        </w:rPr>
+        <w:jc w:val="both"/>
+        <w:rPr/>
       </w:pPr>
       <w:r>
         <w:rPr>
@@ -1826,7 +1822,7 @@
         <w:pStyle w:val="Normal"/>
         <w:bidi w:val="0"/>
         <w:spacing w:before="0" w:after="0"/>
-        <w:jc w:val="start"/>
+        <w:jc w:val="both"/>
         <w:rPr>
           <w:sz w:val="28"/>
           <w:szCs w:val="28"/>
@@ -1853,12 +1849,8 @@
         <w:bidi w:val="0"/>
         <w:spacing w:lineRule="auto" w:line="276" w:before="0" w:after="0"/>
         <w:ind w:hanging="340" w:start="454" w:end="0"/>
-        <w:jc w:val="start"/>
-        <w:rPr>
-          <w:sz w:val="22"/>
-          <w:szCs w:val="22"/>
-          <w:lang w:val="ru-RU"/>
-        </w:rPr>
+        <w:jc w:val="both"/>
+        <w:rPr/>
       </w:pPr>
       <w:r>
         <w:rPr>
@@ -1881,12 +1873,8 @@
         <w:bidi w:val="0"/>
         <w:spacing w:lineRule="auto" w:line="276" w:before="0" w:after="0"/>
         <w:ind w:hanging="340" w:start="454" w:end="0"/>
-        <w:jc w:val="start"/>
-        <w:rPr>
-          <w:sz w:val="22"/>
-          <w:szCs w:val="22"/>
-          <w:lang w:val="ru-RU"/>
-        </w:rPr>
+        <w:jc w:val="both"/>
+        <w:rPr/>
       </w:pPr>
       <w:r>
         <w:rPr>
@@ -1909,12 +1897,8 @@
         <w:bidi w:val="0"/>
         <w:spacing w:lineRule="auto" w:line="276" w:before="0" w:after="0"/>
         <w:ind w:hanging="340" w:start="454" w:end="0"/>
-        <w:jc w:val="start"/>
-        <w:rPr>
-          <w:sz w:val="22"/>
-          <w:szCs w:val="22"/>
-          <w:lang w:val="ru-RU"/>
-        </w:rPr>
+        <w:jc w:val="both"/>
+        <w:rPr/>
       </w:pPr>
       <w:r>
         <w:rPr>
@@ -1937,12 +1921,8 @@
         <w:bidi w:val="0"/>
         <w:spacing w:lineRule="auto" w:line="276" w:before="0" w:after="0"/>
         <w:ind w:hanging="340" w:start="454" w:end="0"/>
-        <w:jc w:val="start"/>
-        <w:rPr>
-          <w:sz w:val="22"/>
-          <w:szCs w:val="22"/>
-          <w:lang w:val="ru-RU"/>
-        </w:rPr>
+        <w:jc w:val="both"/>
+        <w:rPr/>
       </w:pPr>
       <w:r>
         <w:rPr>
@@ -1965,12 +1945,8 @@
         <w:bidi w:val="0"/>
         <w:spacing w:lineRule="auto" w:line="276" w:before="0" w:after="0"/>
         <w:ind w:hanging="340" w:start="454" w:end="0"/>
-        <w:jc w:val="start"/>
-        <w:rPr>
-          <w:sz w:val="22"/>
-          <w:szCs w:val="22"/>
-          <w:lang w:val="ru-RU"/>
-        </w:rPr>
+        <w:jc w:val="both"/>
+        <w:rPr/>
       </w:pPr>
       <w:r>
         <w:rPr>
@@ -1993,19 +1969,15 @@
         <w:bidi w:val="0"/>
         <w:spacing w:lineRule="auto" w:line="276" w:before="0" w:after="0"/>
         <w:ind w:hanging="340" w:start="454" w:end="0"/>
-        <w:jc w:val="start"/>
+        <w:jc w:val="both"/>
+        <w:rPr/>
+      </w:pPr>
+      <w:r>
         <w:rPr>
           <w:sz w:val="22"/>
           <w:szCs w:val="22"/>
           <w:lang w:val="ru-RU"/>
         </w:rPr>
-      </w:pPr>
-      <w:r>
-        <w:rPr>
-          <w:sz w:val="22"/>
-          <w:szCs w:val="22"/>
-          <w:lang w:val="ru-RU"/>
-        </w:rPr>
         <w:t>Сформулировать рекомендации по выбору метода для различных типов задач.</w:t>
       </w:r>
     </w:p>
@@ -2014,7 +1986,7 @@
         <w:pStyle w:val="Normal"/>
         <w:bidi w:val="0"/>
         <w:spacing w:before="0" w:after="0"/>
-        <w:jc w:val="start"/>
+        <w:jc w:val="both"/>
         <w:rPr>
           <w:sz w:val="28"/>
           <w:szCs w:val="28"/>
@@ -2034,10 +2006,8 @@
         <w:pStyle w:val="Normal"/>
         <w:bidi w:val="0"/>
         <w:spacing w:before="0" w:after="0"/>
-        <w:jc w:val="start"/>
-        <w:rPr>
-          <w:lang w:val="ru-RU"/>
-        </w:rPr>
+        <w:jc w:val="both"/>
+        <w:rPr/>
       </w:pPr>
       <w:r>
         <w:rPr>
@@ -2053,7 +2023,7 @@
         <w:pStyle w:val="Normal"/>
         <w:bidi w:val="0"/>
         <w:spacing w:before="0" w:after="0"/>
-        <w:jc w:val="start"/>
+        <w:jc w:val="both"/>
         <w:rPr>
           <w:sz w:val="28"/>
           <w:szCs w:val="28"/>
@@ -2073,10 +2043,8 @@
         <w:pStyle w:val="Normal"/>
         <w:bidi w:val="0"/>
         <w:spacing w:before="0" w:after="0"/>
-        <w:jc w:val="start"/>
-        <w:rPr>
-          <w:lang w:val="ru-RU"/>
-        </w:rPr>
+        <w:jc w:val="both"/>
+        <w:rPr/>
       </w:pPr>
       <w:r>
         <w:rPr>
@@ -2092,7 +2060,7 @@
         <w:pStyle w:val="Normal"/>
         <w:bidi w:val="0"/>
         <w:spacing w:before="0" w:after="0"/>
-        <w:jc w:val="start"/>
+        <w:jc w:val="both"/>
         <w:rPr>
           <w:sz w:val="28"/>
           <w:szCs w:val="28"/>
@@ -2112,10 +2080,8 @@
         <w:pStyle w:val="Normal"/>
         <w:bidi w:val="0"/>
         <w:spacing w:before="0" w:after="0"/>
-        <w:jc w:val="start"/>
-        <w:rPr>
-          <w:lang w:val="ru-RU"/>
-        </w:rPr>
+        <w:jc w:val="both"/>
+        <w:rPr/>
       </w:pPr>
       <w:r>
         <w:rPr>
@@ -2131,7 +2097,7 @@
         <w:pStyle w:val="Normal"/>
         <w:bidi w:val="0"/>
         <w:spacing w:before="0" w:after="0"/>
-        <w:jc w:val="start"/>
+        <w:jc w:val="both"/>
         <w:rPr>
           <w:sz w:val="28"/>
           <w:szCs w:val="28"/>
@@ -2151,10 +2117,8 @@
         <w:pStyle w:val="Normal"/>
         <w:bidi w:val="0"/>
         <w:spacing w:before="0" w:after="0"/>
-        <w:jc w:val="start"/>
-        <w:rPr>
-          <w:lang w:val="ru-RU"/>
-        </w:rPr>
+        <w:jc w:val="both"/>
+        <w:rPr/>
       </w:pPr>
       <w:r>
         <w:rPr>
@@ -2170,7 +2134,7 @@
         <w:pStyle w:val="Normal"/>
         <w:bidi w:val="0"/>
         <w:spacing w:before="0" w:after="0"/>
-        <w:jc w:val="start"/>
+        <w:jc w:val="both"/>
         <w:rPr>
           <w:sz w:val="28"/>
           <w:szCs w:val="28"/>
@@ -2190,10 +2154,8 @@
         <w:pStyle w:val="Normal"/>
         <w:bidi w:val="0"/>
         <w:spacing w:before="0" w:after="0"/>
-        <w:jc w:val="start"/>
-        <w:rPr>
-          <w:lang w:val="ru-RU"/>
-        </w:rPr>
+        <w:jc w:val="both"/>
+        <w:rPr/>
       </w:pPr>
       <w:r>
         <w:rPr>
@@ -2209,7 +2171,7 @@
         <w:pStyle w:val="Normal"/>
         <w:bidi w:val="0"/>
         <w:spacing w:before="0" w:after="0"/>
-        <w:jc w:val="start"/>
+        <w:jc w:val="both"/>
         <w:rPr>
           <w:sz w:val="28"/>
           <w:szCs w:val="28"/>
@@ -2229,18 +2191,23 @@
         <w:pStyle w:val="Normal"/>
         <w:bidi w:val="0"/>
         <w:spacing w:before="0" w:after="0"/>
-        <w:jc w:val="start"/>
-        <w:rPr>
-          <w:lang w:val="ru-RU"/>
-        </w:rPr>
-      </w:pPr>
-      <w:r>
+        <w:jc w:val="both"/>
         <w:rPr>
           <w:sz w:val="24"/>
           <w:szCs w:val="24"/>
           <w:lang w:val="ru-RU"/>
         </w:rPr>
+      </w:pPr>
+      <w:r>
+        <w:rPr>
+          <w:sz w:val="24"/>
+          <w:szCs w:val="24"/>
+          <w:lang w:val="ru-RU"/>
+        </w:rPr>
         <w:t>Разработанная программа может использоваться в учебных целях для демонстрации работы численных методов. Программа позволяет пользователю выбирать метод, функцию и параметры вычислений, наглядно показывая разницу в количестве итераций и точности результата. Исходный код опубликован в репозитории GitHub и может быть использован для дальнейшего развития.</w:t>
+      </w:r>
+      <w:r>
+        <w:br w:type="page"/>
       </w:r>
     </w:p>
     <w:p>
@@ -2250,15 +2217,17 @@
         <w:spacing w:before="0" w:after="0"/>
         <w:jc w:val="center"/>
         <w:rPr>
-          <w:lang w:val="ru-RU"/>
-        </w:rPr>
-      </w:pPr>
-      <w:r>
-        <w:rPr>
           <w:sz w:val="32"/>
           <w:szCs w:val="32"/>
           <w:lang w:val="ru-RU"/>
         </w:rPr>
+      </w:pPr>
+      <w:r>
+        <w:rPr>
+          <w:sz w:val="32"/>
+          <w:szCs w:val="32"/>
+          <w:lang w:val="ru-RU"/>
+        </w:rPr>
         <w:t>2. ТЕОРЕТИЧЕСКАЯ ЧАСТЬ</w:t>
       </w:r>
     </w:p>
@@ -2267,10 +2236,8 @@
         <w:pStyle w:val="Normal"/>
         <w:bidi w:val="0"/>
         <w:spacing w:before="0" w:after="0"/>
-        <w:jc w:val="start"/>
-        <w:rPr>
-          <w:lang w:val="ru-RU"/>
-        </w:rPr>
+        <w:jc w:val="both"/>
+        <w:rPr/>
       </w:pPr>
       <w:r>
         <w:rPr>
@@ -2286,7 +2253,7 @@
         <w:pStyle w:val="Normal"/>
         <w:bidi w:val="0"/>
         <w:spacing w:before="0" w:after="0"/>
-        <w:jc w:val="start"/>
+        <w:jc w:val="both"/>
         <w:rPr>
           <w:sz w:val="24"/>
           <w:szCs w:val="24"/>
@@ -2307,9 +2274,7 @@
         <w:bidi w:val="0"/>
         <w:spacing w:before="0" w:after="0"/>
         <w:jc w:val="both"/>
-        <w:rPr>
-          <w:lang w:val="ru-RU"/>
-        </w:rPr>
+        <w:rPr/>
       </w:pPr>
       <w:r>
         <w:rPr>
@@ -2343,7 +2308,7 @@
         <w:pStyle w:val="Normal"/>
         <w:bidi w:val="0"/>
         <w:spacing w:before="0" w:after="0"/>
-        <w:jc w:val="start"/>
+        <w:jc w:val="both"/>
         <w:rPr>
           <w:sz w:val="24"/>
           <w:szCs w:val="24"/>
@@ -2389,7 +2354,7 @@
         <w:pStyle w:val="Normal"/>
         <w:bidi w:val="0"/>
         <w:spacing w:before="0" w:after="0"/>
-        <w:jc w:val="start"/>
+        <w:jc w:val="both"/>
         <w:rPr>
           <w:sz w:val="24"/>
           <w:szCs w:val="24"/>
@@ -2435,7 +2400,7 @@
         <w:pStyle w:val="Normal"/>
         <w:bidi w:val="0"/>
         <w:spacing w:before="0" w:after="0"/>
-        <w:jc w:val="start"/>
+        <w:jc w:val="both"/>
         <w:rPr>
           <w:sz w:val="24"/>
           <w:szCs w:val="24"/>
@@ -2477,7 +2442,7 @@
         <w:pStyle w:val="Normal"/>
         <w:bidi w:val="0"/>
         <w:spacing w:before="0" w:after="0"/>
-        <w:jc w:val="start"/>
+        <w:jc w:val="both"/>
         <w:rPr>
           <w:sz w:val="21"/>
           <w:lang w:val="ru-RU"/>
@@ -2517,7 +2482,7 @@
         <w:pStyle w:val="Normal"/>
         <w:bidi w:val="0"/>
         <w:spacing w:before="0" w:after="0"/>
-        <w:jc w:val="start"/>
+        <w:jc w:val="both"/>
         <w:rPr>
           <w:sz w:val="21"/>
           <w:lang w:val="ru-RU"/>
@@ -2535,10 +2500,8 @@
         <w:pStyle w:val="Normal"/>
         <w:bidi w:val="0"/>
         <w:spacing w:before="0" w:after="0"/>
-        <w:jc w:val="start"/>
-        <w:rPr>
-          <w:lang w:val="ru-RU"/>
-        </w:rPr>
+        <w:jc w:val="both"/>
+        <w:rPr/>
       </w:pPr>
       <w:r>
         <w:rPr>
@@ -2554,7 +2517,7 @@
         <w:pStyle w:val="Normal"/>
         <w:bidi w:val="0"/>
         <w:spacing w:before="0" w:after="0"/>
-        <w:jc w:val="start"/>
+        <w:jc w:val="both"/>
         <w:rPr>
           <w:sz w:val="24"/>
           <w:szCs w:val="24"/>
@@ -2574,10 +2537,8 @@
         <w:pStyle w:val="Normal"/>
         <w:bidi w:val="0"/>
         <w:spacing w:before="0" w:after="0"/>
-        <w:jc w:val="start"/>
-        <w:rPr>
-          <w:lang w:val="ru-RU"/>
-        </w:rPr>
+        <w:jc w:val="both"/>
+        <w:rPr/>
       </w:pPr>
       <w:r>
         <w:rPr>
@@ -2593,7 +2554,7 @@
         <w:pStyle w:val="BodyText"/>
         <w:bidi w:val="0"/>
         <w:spacing w:before="0" w:after="0"/>
-        <w:jc w:val="start"/>
+        <w:jc w:val="both"/>
         <w:rPr>
           <w:sz w:val="24"/>
           <w:szCs w:val="24"/>
@@ -2613,7 +2574,7 @@
         <w:pStyle w:val="BodyText"/>
         <w:bidi w:val="0"/>
         <w:spacing w:before="0" w:after="0"/>
-        <w:jc w:val="start"/>
+        <w:jc w:val="both"/>
         <w:rPr/>
       </w:pPr>
       <w:r>
@@ -2642,10 +2603,8 @@
         <w:bidi w:val="0"/>
         <w:spacing w:lineRule="auto" w:line="276" w:before="0" w:after="140"/>
         <w:ind w:hanging="283" w:start="397" w:end="0"/>
-        <w:jc w:val="start"/>
-        <w:rPr>
-          <w:lang w:val="ru-RU"/>
-        </w:rPr>
+        <w:jc w:val="both"/>
+        <w:rPr/>
       </w:pPr>
       <w:r>
         <w:rPr>
@@ -2670,10 +2629,8 @@
         <w:bidi w:val="0"/>
         <w:spacing w:lineRule="auto" w:line="276" w:before="0" w:after="140"/>
         <w:ind w:hanging="283" w:start="397" w:end="0"/>
-        <w:jc w:val="start"/>
-        <w:rPr>
-          <w:lang w:val="ru-RU"/>
-        </w:rPr>
+        <w:jc w:val="both"/>
+        <w:rPr/>
       </w:pPr>
       <w:r>
         <w:rPr>
@@ -2698,10 +2655,8 @@
         <w:bidi w:val="0"/>
         <w:spacing w:lineRule="auto" w:line="276" w:before="0" w:after="140"/>
         <w:ind w:hanging="283" w:start="397" w:end="0"/>
-        <w:jc w:val="start"/>
-        <w:rPr>
-          <w:lang w:val="ru-RU"/>
-        </w:rPr>
+        <w:jc w:val="both"/>
+        <w:rPr/>
       </w:pPr>
       <w:r>
         <w:rPr>
@@ -2726,10 +2681,8 @@
         <w:bidi w:val="0"/>
         <w:spacing w:lineRule="auto" w:line="276" w:before="0" w:after="140"/>
         <w:ind w:hanging="283" w:start="397" w:end="0"/>
-        <w:jc w:val="start"/>
-        <w:rPr>
-          <w:lang w:val="ru-RU"/>
-        </w:rPr>
+        <w:jc w:val="both"/>
+        <w:rPr/>
       </w:pPr>
       <w:r>
         <w:rPr>
@@ -2754,10 +2707,8 @@
         <w:bidi w:val="0"/>
         <w:spacing w:lineRule="auto" w:line="276" w:before="0" w:after="140"/>
         <w:ind w:hanging="283" w:start="397" w:end="0"/>
-        <w:jc w:val="start"/>
-        <w:rPr>
-          <w:lang w:val="ru-RU"/>
-        </w:rPr>
+        <w:jc w:val="both"/>
+        <w:rPr/>
       </w:pPr>
       <w:r>
         <w:rPr>
@@ -2782,10 +2733,8 @@
         <w:bidi w:val="0"/>
         <w:spacing w:lineRule="auto" w:line="276" w:before="0" w:after="140"/>
         <w:ind w:hanging="283" w:start="397" w:end="0"/>
-        <w:jc w:val="start"/>
-        <w:rPr>
-          <w:lang w:val="ru-RU"/>
-        </w:rPr>
+        <w:jc w:val="both"/>
+        <w:rPr/>
       </w:pPr>
       <w:r>
         <w:rPr>
@@ -2797,6 +2746,7 @@
     <w:p>
       <w:pPr>
         <w:pStyle w:val="BodyText"/>
+        <w:jc w:val="both"/>
         <w:rPr>
           <w:sz w:val="24"/>
           <w:szCs w:val="24"/>
@@ -2814,6 +2764,7 @@
     <w:p>
       <w:pPr>
         <w:pStyle w:val="BodyText"/>
+        <w:jc w:val="both"/>
         <w:rPr/>
       </w:pPr>
       <w:r>
@@ -2837,6 +2788,7 @@
     <w:p>
       <w:pPr>
         <w:pStyle w:val="BodyText"/>
+        <w:jc w:val="both"/>
         <w:rPr/>
       </w:pPr>
       <w:r>
@@ -2856,6 +2808,7 @@
     <w:p>
       <w:pPr>
         <w:pStyle w:val="BodyText"/>
+        <w:jc w:val="both"/>
         <w:rPr>
           <w:sz w:val="21"/>
           <w:lang w:val="ru-RU"/>
@@ -2873,10 +2826,8 @@
         <w:pStyle w:val="Normal"/>
         <w:bidi w:val="0"/>
         <w:spacing w:before="0" w:after="0"/>
-        <w:jc w:val="start"/>
-        <w:rPr>
-          <w:lang w:val="ru-RU"/>
-        </w:rPr>
+        <w:jc w:val="both"/>
+        <w:rPr/>
       </w:pPr>
       <w:r>
         <w:rPr>
@@ -2892,7 +2843,7 @@
         <w:pStyle w:val="Normal"/>
         <w:bidi w:val="0"/>
         <w:spacing w:before="0" w:after="0"/>
-        <w:jc w:val="start"/>
+        <w:jc w:val="both"/>
         <w:rPr>
           <w:sz w:val="24"/>
           <w:szCs w:val="24"/>
@@ -2912,10 +2863,8 @@
         <w:pStyle w:val="BodyText"/>
         <w:bidi w:val="0"/>
         <w:spacing w:before="0" w:after="0"/>
-        <w:jc w:val="start"/>
-        <w:rPr>
-          <w:lang w:val="ru-RU"/>
-        </w:rPr>
+        <w:jc w:val="both"/>
+        <w:rPr/>
       </w:pPr>
       <w:r>
         <w:rPr>
@@ -2931,7 +2880,7 @@
         <w:pStyle w:val="BodyText"/>
         <w:bidi w:val="0"/>
         <w:spacing w:before="0" w:after="0"/>
-        <w:jc w:val="start"/>
+        <w:jc w:val="both"/>
         <w:rPr>
           <w:sz w:val="24"/>
           <w:szCs w:val="24"/>
@@ -2949,6 +2898,7 @@
     <w:p>
       <w:pPr>
         <w:pStyle w:val="BodyText"/>
+        <w:jc w:val="both"/>
         <w:rPr/>
       </w:pPr>
       <w:r>
@@ -2968,6 +2918,7 @@
     <w:p>
       <w:pPr>
         <w:pStyle w:val="BodyText"/>
+        <w:jc w:val="both"/>
         <w:rPr>
           <w:sz w:val="21"/>
           <w:lang w:val="ru-RU"/>
@@ -2983,6 +2934,7 @@
     <w:p>
       <w:pPr>
         <w:pStyle w:val="BodyText"/>
+        <w:jc w:val="both"/>
         <w:rPr/>
       </w:pPr>
       <w:r>
@@ -3011,10 +2963,8 @@
         <w:bidi w:val="0"/>
         <w:spacing w:lineRule="auto" w:line="276" w:before="0" w:after="140"/>
         <w:ind w:hanging="283" w:start="397" w:end="0"/>
-        <w:jc w:val="start"/>
-        <w:rPr>
-          <w:lang w:val="ru-RU"/>
-        </w:rPr>
+        <w:jc w:val="both"/>
+        <w:rPr/>
       </w:pPr>
       <w:r>
         <w:rPr>
@@ -3039,10 +2989,8 @@
         <w:bidi w:val="0"/>
         <w:spacing w:lineRule="auto" w:line="276" w:before="0" w:after="140"/>
         <w:ind w:hanging="283" w:start="397" w:end="0"/>
-        <w:jc w:val="start"/>
-        <w:rPr>
-          <w:lang w:val="ru-RU"/>
-        </w:rPr>
+        <w:jc w:val="both"/>
+        <w:rPr/>
       </w:pPr>
       <w:r>
         <w:rPr>
@@ -3067,10 +3015,8 @@
         <w:bidi w:val="0"/>
         <w:spacing w:lineRule="auto" w:line="276" w:before="0" w:after="140"/>
         <w:ind w:hanging="283" w:start="397" w:end="0"/>
-        <w:jc w:val="start"/>
-        <w:rPr>
-          <w:lang w:val="ru-RU"/>
-        </w:rPr>
+        <w:jc w:val="both"/>
+        <w:rPr/>
       </w:pPr>
       <w:r>
         <w:rPr>
@@ -3095,10 +3041,8 @@
         <w:bidi w:val="0"/>
         <w:spacing w:lineRule="auto" w:line="276" w:before="0" w:after="140"/>
         <w:ind w:hanging="283" w:start="397" w:end="0"/>
-        <w:jc w:val="start"/>
-        <w:rPr>
-          <w:lang w:val="ru-RU"/>
-        </w:rPr>
+        <w:jc w:val="both"/>
+        <w:rPr/>
       </w:pPr>
       <w:r>
         <w:rPr>
@@ -3110,6 +3054,7 @@
     <w:p>
       <w:pPr>
         <w:pStyle w:val="BodyText"/>
+        <w:jc w:val="both"/>
         <w:rPr>
           <w:sz w:val="24"/>
           <w:szCs w:val="24"/>
@@ -3127,6 +3072,7 @@
     <w:p>
       <w:pPr>
         <w:pStyle w:val="BodyText"/>
+        <w:jc w:val="both"/>
         <w:rPr/>
       </w:pPr>
       <w:r>
@@ -3150,6 +3096,7 @@
     <w:p>
       <w:pPr>
         <w:pStyle w:val="BodyText"/>
+        <w:jc w:val="both"/>
         <w:rPr/>
       </w:pPr>
       <w:r>
@@ -3171,7 +3118,7 @@
         <w:pStyle w:val="Normal"/>
         <w:bidi w:val="0"/>
         <w:spacing w:before="0" w:after="0"/>
-        <w:jc w:val="start"/>
+        <w:jc w:val="both"/>
         <w:rPr>
           <w:sz w:val="24"/>
           <w:szCs w:val="24"/>
@@ -3191,10 +3138,8 @@
         <w:pStyle w:val="Normal"/>
         <w:bidi w:val="0"/>
         <w:spacing w:before="0" w:after="0"/>
-        <w:jc w:val="start"/>
-        <w:rPr>
-          <w:lang w:val="ru-RU"/>
-        </w:rPr>
+        <w:jc w:val="both"/>
+        <w:rPr/>
       </w:pPr>
       <w:r>
         <w:rPr>
@@ -3210,7 +3155,7 @@
         <w:pStyle w:val="Normal"/>
         <w:bidi w:val="0"/>
         <w:spacing w:before="0" w:after="0"/>
-        <w:jc w:val="start"/>
+        <w:jc w:val="both"/>
         <w:rPr>
           <w:sz w:val="24"/>
           <w:szCs w:val="24"/>
@@ -3230,10 +3175,8 @@
         <w:pStyle w:val="Normal"/>
         <w:bidi w:val="0"/>
         <w:spacing w:before="0" w:after="0"/>
-        <w:jc w:val="start"/>
-        <w:rPr>
-          <w:lang w:val="ru-RU"/>
-        </w:rPr>
+        <w:jc w:val="both"/>
+        <w:rPr/>
       </w:pPr>
       <w:r>
         <w:rPr>
@@ -3249,7 +3192,7 @@
         <w:pStyle w:val="Normal"/>
         <w:bidi w:val="0"/>
         <w:spacing w:before="0" w:after="0"/>
-        <w:jc w:val="start"/>
+        <w:jc w:val="both"/>
         <w:rPr>
           <w:sz w:val="24"/>
           <w:szCs w:val="24"/>
@@ -3269,7 +3212,7 @@
         <w:pStyle w:val="Normal"/>
         <w:bidi w:val="0"/>
         <w:spacing w:before="0" w:after="0"/>
-        <w:jc w:val="start"/>
+        <w:jc w:val="both"/>
         <w:rPr/>
       </w:pPr>
       <w:r>
@@ -3291,7 +3234,7 @@
         <w:pStyle w:val="Normal"/>
         <w:bidi w:val="0"/>
         <w:spacing w:before="0" w:after="0"/>
-        <w:jc w:val="start"/>
+        <w:jc w:val="both"/>
         <w:rPr>
           <w:sz w:val="21"/>
           <w:lang w:val="ru-RU"/>
@@ -3309,7 +3252,7 @@
         <w:pStyle w:val="Normal"/>
         <w:bidi w:val="0"/>
         <w:spacing w:before="0" w:after="0"/>
-        <w:jc w:val="start"/>
+        <w:jc w:val="both"/>
         <w:rPr/>
       </w:pPr>
       <w:r>
@@ -3336,10 +3279,8 @@
         <w:bidi w:val="0"/>
         <w:spacing w:lineRule="auto" w:line="276" w:before="0" w:after="140"/>
         <w:ind w:hanging="283" w:start="397" w:end="0"/>
-        <w:jc w:val="start"/>
-        <w:rPr>
-          <w:lang w:val="ru-RU"/>
-        </w:rPr>
+        <w:jc w:val="both"/>
+        <w:rPr/>
       </w:pPr>
       <w:r>
         <w:rPr>
@@ -3364,10 +3305,8 @@
         <w:bidi w:val="0"/>
         <w:spacing w:lineRule="auto" w:line="276" w:before="0" w:after="140"/>
         <w:ind w:hanging="283" w:start="397" w:end="0"/>
-        <w:jc w:val="start"/>
-        <w:rPr>
-          <w:lang w:val="ru-RU"/>
-        </w:rPr>
+        <w:jc w:val="both"/>
+        <w:rPr/>
       </w:pPr>
       <w:r>
         <w:rPr>
@@ -3392,10 +3331,8 @@
         <w:bidi w:val="0"/>
         <w:spacing w:lineRule="auto" w:line="276" w:before="0" w:after="140"/>
         <w:ind w:hanging="283" w:start="397" w:end="0"/>
-        <w:jc w:val="start"/>
-        <w:rPr>
-          <w:lang w:val="ru-RU"/>
-        </w:rPr>
+        <w:jc w:val="both"/>
+        <w:rPr/>
       </w:pPr>
       <w:r>
         <w:rPr>
@@ -3420,10 +3357,8 @@
         <w:bidi w:val="0"/>
         <w:spacing w:lineRule="auto" w:line="276" w:before="0" w:after="140"/>
         <w:ind w:hanging="283" w:start="397" w:end="0"/>
-        <w:jc w:val="start"/>
-        <w:rPr>
-          <w:lang w:val="ru-RU"/>
-        </w:rPr>
+        <w:jc w:val="both"/>
+        <w:rPr/>
       </w:pPr>
       <w:r>
         <w:rPr>
@@ -3435,6 +3370,7 @@
     <w:p>
       <w:pPr>
         <w:pStyle w:val="BodyText"/>
+        <w:jc w:val="both"/>
         <w:rPr/>
       </w:pPr>
       <w:r>
@@ -3454,6 +3390,7 @@
     <w:p>
       <w:pPr>
         <w:pStyle w:val="BodyText"/>
+        <w:jc w:val="both"/>
         <w:rPr/>
       </w:pPr>
       <w:r>
@@ -3475,7 +3412,7 @@
         <w:pStyle w:val="Normal"/>
         <w:bidi w:val="0"/>
         <w:spacing w:before="0" w:after="0"/>
-        <w:jc w:val="start"/>
+        <w:jc w:val="both"/>
         <w:rPr>
           <w:sz w:val="24"/>
           <w:szCs w:val="24"/>
@@ -3495,10 +3432,8 @@
         <w:pStyle w:val="Normal"/>
         <w:bidi w:val="0"/>
         <w:spacing w:before="0" w:after="0"/>
-        <w:jc w:val="start"/>
-        <w:rPr>
-          <w:lang w:val="ru-RU"/>
-        </w:rPr>
+        <w:jc w:val="both"/>
+        <w:rPr/>
       </w:pPr>
       <w:r>
         <w:rPr>
@@ -3563,16 +3498,16 @@
         </w:tblCellMar>
       </w:tblPr>
       <w:tblGrid>
-        <w:gridCol w:w="3230"/>
+        <w:gridCol w:w="3229"/>
         <w:gridCol w:w="2157"/>
-        <w:gridCol w:w="2159"/>
+        <w:gridCol w:w="2160"/>
         <w:gridCol w:w="2089"/>
       </w:tblGrid>
       <w:tr>
         <w:trPr/>
         <w:tc>
           <w:tcPr>
-            <w:tcW w:w="3230" w:type="dxa"/>
+            <w:tcW w:w="3229" w:type="dxa"/>
             <w:tcBorders>
               <w:top w:val="single" w:sz="4" w:space="0" w:color="000000"/>
               <w:start w:val="single" w:sz="4" w:space="0" w:color="000000"/>
@@ -3622,7 +3557,7 @@
         </w:tc>
         <w:tc>
           <w:tcPr>
-            <w:tcW w:w="2159" w:type="dxa"/>
+            <w:tcW w:w="2160" w:type="dxa"/>
             <w:tcBorders>
               <w:top w:val="single" w:sz="4" w:space="0" w:color="000000"/>
               <w:start w:val="single" w:sz="4" w:space="0" w:color="000000"/>
@@ -3676,7 +3611,7 @@
         <w:trPr/>
         <w:tc>
           <w:tcPr>
-            <w:tcW w:w="3230" w:type="dxa"/>
+            <w:tcW w:w="3229" w:type="dxa"/>
             <w:tcBorders>
               <w:start w:val="single" w:sz="4" w:space="0" w:color="000000"/>
               <w:bottom w:val="single" w:sz="4" w:space="0" w:color="000000"/>
@@ -3724,7 +3659,7 @@
         </w:tc>
         <w:tc>
           <w:tcPr>
-            <w:tcW w:w="2159" w:type="dxa"/>
+            <w:tcW w:w="2160" w:type="dxa"/>
             <w:tcBorders>
               <w:start w:val="single" w:sz="4" w:space="0" w:color="000000"/>
               <w:bottom w:val="single" w:sz="4" w:space="0" w:color="000000"/>
@@ -3776,7 +3711,7 @@
         <w:trPr/>
         <w:tc>
           <w:tcPr>
-            <w:tcW w:w="3230" w:type="dxa"/>
+            <w:tcW w:w="3229" w:type="dxa"/>
             <w:tcBorders>
               <w:start w:val="single" w:sz="4" w:space="0" w:color="000000"/>
               <w:bottom w:val="single" w:sz="4" w:space="0" w:color="000000"/>
@@ -3824,7 +3759,7 @@
         </w:tc>
         <w:tc>
           <w:tcPr>
-            <w:tcW w:w="2159" w:type="dxa"/>
+            <w:tcW w:w="2160" w:type="dxa"/>
             <w:tcBorders>
               <w:start w:val="single" w:sz="4" w:space="0" w:color="000000"/>
               <w:bottom w:val="single" w:sz="4" w:space="0" w:color="000000"/>
@@ -3876,7 +3811,7 @@
         <w:trPr/>
         <w:tc>
           <w:tcPr>
-            <w:tcW w:w="3230" w:type="dxa"/>
+            <w:tcW w:w="3229" w:type="dxa"/>
             <w:tcBorders>
               <w:start w:val="single" w:sz="4" w:space="0" w:color="000000"/>
               <w:bottom w:val="single" w:sz="4" w:space="0" w:color="000000"/>
@@ -3924,7 +3859,7 @@
         </w:tc>
         <w:tc>
           <w:tcPr>
-            <w:tcW w:w="2159" w:type="dxa"/>
+            <w:tcW w:w="2160" w:type="dxa"/>
             <w:tcBorders>
               <w:start w:val="single" w:sz="4" w:space="0" w:color="000000"/>
               <w:bottom w:val="single" w:sz="4" w:space="0" w:color="000000"/>
@@ -3976,7 +3911,7 @@
         <w:trPr/>
         <w:tc>
           <w:tcPr>
-            <w:tcW w:w="3230" w:type="dxa"/>
+            <w:tcW w:w="3229" w:type="dxa"/>
             <w:tcBorders>
               <w:start w:val="single" w:sz="4" w:space="0" w:color="000000"/>
               <w:bottom w:val="single" w:sz="4" w:space="0" w:color="000000"/>
@@ -4024,7 +3959,7 @@
         </w:tc>
         <w:tc>
           <w:tcPr>
-            <w:tcW w:w="2159" w:type="dxa"/>
+            <w:tcW w:w="2160" w:type="dxa"/>
             <w:tcBorders>
               <w:start w:val="single" w:sz="4" w:space="0" w:color="000000"/>
               <w:bottom w:val="single" w:sz="4" w:space="0" w:color="000000"/>
@@ -4076,7 +4011,7 @@
         <w:trPr/>
         <w:tc>
           <w:tcPr>
-            <w:tcW w:w="3230" w:type="dxa"/>
+            <w:tcW w:w="3229" w:type="dxa"/>
             <w:tcBorders>
               <w:start w:val="single" w:sz="4" w:space="0" w:color="000000"/>
               <w:bottom w:val="single" w:sz="4" w:space="0" w:color="000000"/>
@@ -4124,7 +4059,7 @@
         </w:tc>
         <w:tc>
           <w:tcPr>
-            <w:tcW w:w="2159" w:type="dxa"/>
+            <w:tcW w:w="2160" w:type="dxa"/>
             <w:tcBorders>
               <w:start w:val="single" w:sz="4" w:space="0" w:color="000000"/>
               <w:bottom w:val="single" w:sz="4" w:space="0" w:color="000000"/>
@@ -4192,6 +4127,9 @@
           <w:lang w:val="ru-RU"/>
         </w:rPr>
       </w:r>
+      <w:r>
+        <w:br w:type="page"/>
+      </w:r>
     </w:p>
     <w:p>
       <w:pPr>
@@ -4239,10 +4177,8 @@
         <w:pStyle w:val="Normal"/>
         <w:bidi w:val="0"/>
         <w:spacing w:before="0" w:after="0"/>
-        <w:jc w:val="start"/>
-        <w:rPr>
-          <w:lang w:val="ru-RU"/>
-        </w:rPr>
+        <w:jc w:val="both"/>
+        <w:rPr/>
       </w:pPr>
       <w:r>
         <w:rPr>
@@ -4258,7 +4194,7 @@
         <w:pStyle w:val="Normal"/>
         <w:bidi w:val="0"/>
         <w:spacing w:before="0" w:after="0"/>
-        <w:jc w:val="start"/>
+        <w:jc w:val="both"/>
         <w:rPr>
           <w:sz w:val="28"/>
           <w:szCs w:val="28"/>
@@ -4278,10 +4214,8 @@
         <w:pStyle w:val="BodyText"/>
         <w:bidi w:val="0"/>
         <w:spacing w:before="0" w:after="0"/>
-        <w:jc w:val="start"/>
-        <w:rPr>
-          <w:lang w:val="ru-RU"/>
-        </w:rPr>
+        <w:jc w:val="both"/>
+        <w:rPr/>
       </w:pPr>
       <w:r>
         <w:rPr>
@@ -4297,7 +4231,7 @@
         <w:pStyle w:val="BodyText"/>
         <w:bidi w:val="0"/>
         <w:spacing w:before="0" w:after="0"/>
-        <w:jc w:val="start"/>
+        <w:jc w:val="both"/>
         <w:rPr>
           <w:sz w:val="24"/>
           <w:szCs w:val="24"/>
@@ -4328,10 +4262,8 @@
         <w:bidi w:val="0"/>
         <w:spacing w:lineRule="auto" w:line="276" w:before="0" w:after="140"/>
         <w:ind w:hanging="283" w:start="510" w:end="0"/>
-        <w:jc w:val="start"/>
-        <w:rPr>
-          <w:lang w:val="ru-RU"/>
-        </w:rPr>
+        <w:jc w:val="both"/>
+        <w:rPr/>
       </w:pPr>
       <w:r>
         <w:rPr>
@@ -4358,10 +4290,8 @@
         <w:bidi w:val="0"/>
         <w:spacing w:lineRule="auto" w:line="276" w:before="0" w:after="140"/>
         <w:ind w:hanging="283" w:start="510" w:end="0"/>
-        <w:jc w:val="start"/>
-        <w:rPr>
-          <w:lang w:val="ru-RU"/>
-        </w:rPr>
+        <w:jc w:val="both"/>
+        <w:rPr/>
       </w:pPr>
       <w:r>
         <w:rPr>
@@ -4388,10 +4318,8 @@
         <w:bidi w:val="0"/>
         <w:spacing w:lineRule="auto" w:line="276" w:before="0" w:after="140"/>
         <w:ind w:hanging="283" w:start="510" w:end="0"/>
-        <w:jc w:val="start"/>
-        <w:rPr>
-          <w:lang w:val="ru-RU"/>
-        </w:rPr>
+        <w:jc w:val="both"/>
+        <w:rPr/>
       </w:pPr>
       <w:r>
         <w:rPr>
@@ -4405,6 +4333,7 @@
     <w:p>
       <w:pPr>
         <w:pStyle w:val="BodyText"/>
+        <w:jc w:val="both"/>
         <w:rPr>
           <w:sz w:val="24"/>
           <w:szCs w:val="24"/>
@@ -4422,9 +4351,8 @@
     <w:p>
       <w:pPr>
         <w:pStyle w:val="BodyText"/>
-        <w:rPr>
-          <w:lang w:val="ru-RU"/>
-        </w:rPr>
+        <w:jc w:val="both"/>
+        <w:rPr/>
       </w:pPr>
       <w:r>
         <w:rPr>
@@ -4440,7 +4368,7 @@
         <w:pStyle w:val="Normal"/>
         <w:bidi w:val="0"/>
         <w:spacing w:before="0" w:after="0"/>
-        <w:jc w:val="start"/>
+        <w:jc w:val="both"/>
         <w:rPr>
           <w:sz w:val="28"/>
           <w:szCs w:val="28"/>
@@ -4460,10 +4388,8 @@
         <w:pStyle w:val="Heading2"/>
         <w:bidi w:val="0"/>
         <w:spacing w:before="0" w:after="0"/>
-        <w:jc w:val="start"/>
-        <w:rPr>
-          <w:lang w:val="ru-RU"/>
-        </w:rPr>
+        <w:jc w:val="both"/>
+        <w:rPr/>
       </w:pPr>
       <w:r>
         <w:rPr>
@@ -4481,7 +4407,7 @@
         <w:pStyle w:val="Normal"/>
         <w:bidi w:val="0"/>
         <w:spacing w:before="0" w:after="0"/>
-        <w:jc w:val="start"/>
+        <w:jc w:val="both"/>
         <w:rPr>
           <w:sz w:val="28"/>
           <w:szCs w:val="28"/>
@@ -4501,10 +4427,8 @@
         <w:pStyle w:val="BodyText"/>
         <w:bidi w:val="0"/>
         <w:spacing w:before="0" w:after="0"/>
-        <w:jc w:val="start"/>
-        <w:rPr>
-          <w:lang w:val="ru-RU"/>
-        </w:rPr>
+        <w:jc w:val="both"/>
+        <w:rPr/>
       </w:pPr>
       <w:r>
         <w:rPr>
@@ -4526,10 +4450,8 @@
         <w:suppressAutoHyphens w:val="true"/>
         <w:bidi w:val="0"/>
         <w:ind w:hanging="340" w:start="454" w:end="0"/>
-        <w:jc w:val="start"/>
-        <w:rPr>
-          <w:lang w:val="ru-RU"/>
-        </w:rPr>
+        <w:jc w:val="both"/>
+        <w:rPr/>
       </w:pPr>
       <w:r>
         <w:rPr>
@@ -4552,10 +4474,8 @@
         <w:suppressAutoHyphens w:val="true"/>
         <w:bidi w:val="0"/>
         <w:ind w:hanging="340" w:start="454" w:end="0"/>
-        <w:jc w:val="start"/>
-        <w:rPr>
-          <w:lang w:val="ru-RU"/>
-        </w:rPr>
+        <w:jc w:val="both"/>
+        <w:rPr/>
       </w:pPr>
       <w:r>
         <w:rPr>
@@ -4578,10 +4498,8 @@
         <w:suppressAutoHyphens w:val="true"/>
         <w:bidi w:val="0"/>
         <w:ind w:hanging="340" w:start="454" w:end="0"/>
-        <w:jc w:val="start"/>
-        <w:rPr>
-          <w:lang w:val="ru-RU"/>
-        </w:rPr>
+        <w:jc w:val="both"/>
+        <w:rPr/>
       </w:pPr>
       <w:r>
         <w:rPr>
@@ -4604,10 +4522,8 @@
         <w:suppressAutoHyphens w:val="true"/>
         <w:bidi w:val="0"/>
         <w:ind w:hanging="340" w:start="454" w:end="0"/>
-        <w:jc w:val="start"/>
-        <w:rPr>
-          <w:lang w:val="ru-RU"/>
-        </w:rPr>
+        <w:jc w:val="both"/>
+        <w:rPr/>
       </w:pPr>
       <w:r>
         <w:rPr>
@@ -4630,10 +4546,8 @@
         <w:suppressAutoHyphens w:val="true"/>
         <w:bidi w:val="0"/>
         <w:ind w:hanging="340" w:start="454" w:end="0"/>
-        <w:jc w:val="start"/>
-        <w:rPr>
-          <w:lang w:val="ru-RU"/>
-        </w:rPr>
+        <w:jc w:val="both"/>
+        <w:rPr/>
       </w:pPr>
       <w:r>
         <w:rPr>
@@ -4657,10 +4571,8 @@
         <w:bidi w:val="0"/>
         <w:spacing w:before="0" w:after="283"/>
         <w:ind w:hanging="340" w:start="454" w:end="0"/>
-        <w:jc w:val="start"/>
-        <w:rPr>
-          <w:lang w:val="ru-RU"/>
-        </w:rPr>
+        <w:jc w:val="both"/>
+        <w:rPr/>
       </w:pPr>
       <w:r>
         <w:rPr>
@@ -4676,9 +4588,7 @@
       <w:pPr>
         <w:pStyle w:val="BodyText"/>
         <w:jc w:val="both"/>
-        <w:rPr>
-          <w:lang w:val="ru-RU"/>
-        </w:rPr>
+        <w:rPr/>
       </w:pPr>
       <w:r>
         <w:rPr>
@@ -4694,7 +4604,7 @@
         <w:pStyle w:val="Normal"/>
         <w:bidi w:val="0"/>
         <w:spacing w:before="0" w:after="0"/>
-        <w:jc w:val="start"/>
+        <w:jc w:val="both"/>
         <w:rPr>
           <w:sz w:val="28"/>
           <w:szCs w:val="28"/>
@@ -4714,10 +4624,8 @@
         <w:pStyle w:val="Normal"/>
         <w:bidi w:val="0"/>
         <w:spacing w:before="0" w:after="0"/>
-        <w:jc w:val="start"/>
-        <w:rPr>
-          <w:lang w:val="ru-RU"/>
-        </w:rPr>
+        <w:jc w:val="both"/>
+        <w:rPr/>
       </w:pPr>
       <w:r>
         <w:rPr>
@@ -4733,7 +4641,7 @@
         <w:pStyle w:val="Normal"/>
         <w:bidi w:val="0"/>
         <w:spacing w:before="0" w:after="0"/>
-        <w:jc w:val="start"/>
+        <w:jc w:val="both"/>
         <w:rPr>
           <w:sz w:val="28"/>
           <w:szCs w:val="28"/>
@@ -4753,10 +4661,8 @@
         <w:pStyle w:val="BodyText"/>
         <w:bidi w:val="0"/>
         <w:spacing w:before="0" w:after="0"/>
-        <w:jc w:val="start"/>
-        <w:rPr>
-          <w:lang w:val="ru-RU"/>
-        </w:rPr>
+        <w:jc w:val="both"/>
+        <w:rPr/>
       </w:pPr>
       <w:r>
         <w:rPr>
@@ -4783,10 +4689,8 @@
         <w:bidi w:val="0"/>
         <w:spacing w:lineRule="auto" w:line="276" w:before="0" w:after="140"/>
         <w:ind w:hanging="283" w:start="454" w:end="0"/>
-        <w:jc w:val="start"/>
-        <w:rPr>
-          <w:lang w:val="ru-RU"/>
-        </w:rPr>
+        <w:jc w:val="both"/>
+        <w:rPr/>
       </w:pPr>
       <w:r>
         <w:rPr>
@@ -4813,10 +4717,8 @@
         <w:bidi w:val="0"/>
         <w:spacing w:lineRule="auto" w:line="276" w:before="0" w:after="140"/>
         <w:ind w:hanging="283" w:start="454" w:end="0"/>
-        <w:jc w:val="start"/>
-        <w:rPr>
-          <w:lang w:val="ru-RU"/>
-        </w:rPr>
+        <w:jc w:val="both"/>
+        <w:rPr/>
       </w:pPr>
       <w:r>
         <w:rPr>
@@ -4843,10 +4745,8 @@
         <w:bidi w:val="0"/>
         <w:spacing w:lineRule="auto" w:line="276" w:before="0" w:after="140"/>
         <w:ind w:hanging="283" w:start="454" w:end="0"/>
-        <w:jc w:val="start"/>
-        <w:rPr>
-          <w:lang w:val="ru-RU"/>
-        </w:rPr>
+        <w:jc w:val="both"/>
+        <w:rPr/>
       </w:pPr>
       <w:r>
         <w:rPr>
@@ -4873,10 +4773,8 @@
         <w:bidi w:val="0"/>
         <w:spacing w:lineRule="auto" w:line="276" w:before="0" w:after="140"/>
         <w:ind w:hanging="283" w:start="454" w:end="0"/>
-        <w:jc w:val="start"/>
-        <w:rPr>
-          <w:lang w:val="ru-RU"/>
-        </w:rPr>
+        <w:jc w:val="both"/>
+        <w:rPr/>
       </w:pPr>
       <w:r>
         <w:rPr>
@@ -4903,10 +4801,8 @@
         <w:bidi w:val="0"/>
         <w:spacing w:lineRule="auto" w:line="276" w:before="0" w:after="140"/>
         <w:ind w:hanging="283" w:start="454" w:end="0"/>
-        <w:jc w:val="start"/>
-        <w:rPr>
-          <w:lang w:val="ru-RU"/>
-        </w:rPr>
+        <w:jc w:val="both"/>
+        <w:rPr/>
       </w:pPr>
       <w:r>
         <w:rPr>
@@ -4920,9 +4816,8 @@
     <w:p>
       <w:pPr>
         <w:pStyle w:val="BodyText"/>
-        <w:rPr>
-          <w:lang w:val="ru-RU"/>
-        </w:rPr>
+        <w:jc w:val="both"/>
+        <w:rPr/>
       </w:pPr>
       <w:r>
         <w:rPr>
@@ -4938,10 +4833,8 @@
         <w:pStyle w:val="Normal"/>
         <w:bidi w:val="0"/>
         <w:spacing w:before="0" w:after="0"/>
-        <w:jc w:val="start"/>
-        <w:rPr>
-          <w:lang w:val="ru-RU"/>
-        </w:rPr>
+        <w:jc w:val="both"/>
+        <w:rPr/>
       </w:pPr>
       <w:r>
         <w:rPr>
@@ -4957,10 +4850,8 @@
         <w:pStyle w:val="Normal"/>
         <w:bidi w:val="0"/>
         <w:spacing w:before="0" w:after="0"/>
-        <w:jc w:val="start"/>
-        <w:rPr>
-          <w:lang w:val="ru-RU"/>
-        </w:rPr>
+        <w:jc w:val="both"/>
+        <w:rPr/>
       </w:pPr>
       <w:r>
         <w:rPr>
@@ -4984,10 +4875,8 @@
         <w:pStyle w:val="Normal"/>
         <w:bidi w:val="0"/>
         <w:spacing w:before="0" w:after="0"/>
-        <w:jc w:val="start"/>
-        <w:rPr>
-          <w:lang w:val="ru-RU"/>
-        </w:rPr>
+        <w:jc w:val="both"/>
+        <w:rPr/>
       </w:pPr>
       <w:r>
         <w:rPr>
@@ -5011,10 +4900,8 @@
         <w:pStyle w:val="Normal"/>
         <w:bidi w:val="0"/>
         <w:spacing w:before="0" w:after="0"/>
-        <w:jc w:val="start"/>
-        <w:rPr>
-          <w:lang w:val="ru-RU"/>
-        </w:rPr>
+        <w:jc w:val="both"/>
+        <w:rPr/>
       </w:pPr>
       <w:r>
         <w:rPr>
@@ -5038,10 +4925,8 @@
         <w:pStyle w:val="Normal"/>
         <w:bidi w:val="0"/>
         <w:spacing w:before="0" w:after="0"/>
-        <w:jc w:val="start"/>
-        <w:rPr>
-          <w:lang w:val="ru-RU"/>
-        </w:rPr>
+        <w:jc w:val="both"/>
+        <w:rPr/>
       </w:pPr>
       <w:r>
         <w:rPr>
@@ -5065,10 +4950,8 @@
         <w:pStyle w:val="Normal"/>
         <w:bidi w:val="0"/>
         <w:spacing w:before="0" w:after="0"/>
-        <w:jc w:val="start"/>
-        <w:rPr>
-          <w:lang w:val="ru-RU"/>
-        </w:rPr>
+        <w:jc w:val="both"/>
+        <w:rPr/>
       </w:pPr>
       <w:r>
         <w:rPr>
@@ -5092,10 +4975,8 @@
         <w:pStyle w:val="Normal"/>
         <w:bidi w:val="0"/>
         <w:spacing w:before="0" w:after="0"/>
-        <w:jc w:val="start"/>
-        <w:rPr>
-          <w:lang w:val="ru-RU"/>
-        </w:rPr>
+        <w:jc w:val="both"/>
+        <w:rPr/>
       </w:pPr>
       <w:r>
         <w:rPr>
@@ -5111,7 +4992,7 @@
         <w:pStyle w:val="Normal"/>
         <w:bidi w:val="0"/>
         <w:spacing w:before="0" w:after="0"/>
-        <w:jc w:val="start"/>
+        <w:jc w:val="both"/>
         <w:rPr>
           <w:sz w:val="24"/>
           <w:szCs w:val="24"/>
@@ -5131,10 +5012,8 @@
         <w:pStyle w:val="Normal"/>
         <w:bidi w:val="0"/>
         <w:spacing w:before="0" w:after="0"/>
-        <w:jc w:val="start"/>
-        <w:rPr>
-          <w:lang w:val="ru-RU"/>
-        </w:rPr>
+        <w:jc w:val="both"/>
+        <w:rPr/>
       </w:pPr>
       <w:r>
         <w:rPr>
@@ -5150,7 +5029,7 @@
         <w:pStyle w:val="Normal"/>
         <w:bidi w:val="0"/>
         <w:spacing w:before="0" w:after="0"/>
-        <w:jc w:val="start"/>
+        <w:jc w:val="both"/>
         <w:rPr>
           <w:sz w:val="28"/>
           <w:szCs w:val="28"/>
@@ -5170,10 +5049,8 @@
         <w:pStyle w:val="BodyText"/>
         <w:bidi w:val="0"/>
         <w:spacing w:before="0" w:after="0"/>
-        <w:jc w:val="start"/>
-        <w:rPr>
-          <w:lang w:val="ru-RU"/>
-        </w:rPr>
+        <w:jc w:val="both"/>
+        <w:rPr/>
       </w:pPr>
       <w:r>
         <w:rPr>
@@ -5200,10 +5077,8 @@
         <w:bidi w:val="0"/>
         <w:spacing w:lineRule="auto" w:line="276" w:before="0" w:after="140"/>
         <w:ind w:hanging="283" w:start="397" w:end="0"/>
-        <w:jc w:val="start"/>
-        <w:rPr>
-          <w:lang w:val="ru-RU"/>
-        </w:rPr>
+        <w:jc w:val="both"/>
+        <w:rPr/>
       </w:pPr>
       <w:r>
         <w:rPr>
@@ -5228,10 +5103,8 @@
         <w:bidi w:val="0"/>
         <w:spacing w:lineRule="auto" w:line="276" w:before="0" w:after="140"/>
         <w:ind w:hanging="283" w:start="397" w:end="0"/>
-        <w:jc w:val="start"/>
-        <w:rPr>
-          <w:lang w:val="ru-RU"/>
-        </w:rPr>
+        <w:jc w:val="both"/>
+        <w:rPr/>
       </w:pPr>
       <w:r>
         <w:rPr>
@@ -5256,10 +5129,8 @@
         <w:bidi w:val="0"/>
         <w:spacing w:lineRule="auto" w:line="276" w:before="0" w:after="140"/>
         <w:ind w:hanging="283" w:start="397" w:end="0"/>
-        <w:jc w:val="start"/>
-        <w:rPr>
-          <w:lang w:val="ru-RU"/>
-        </w:rPr>
+        <w:jc w:val="both"/>
+        <w:rPr/>
       </w:pPr>
       <w:r>
         <w:rPr>
@@ -5284,10 +5155,8 @@
         <w:bidi w:val="0"/>
         <w:spacing w:lineRule="auto" w:line="276" w:before="0" w:after="140"/>
         <w:ind w:hanging="283" w:start="397" w:end="0"/>
-        <w:jc w:val="start"/>
-        <w:rPr>
-          <w:lang w:val="ru-RU"/>
-        </w:rPr>
+        <w:jc w:val="both"/>
+        <w:rPr/>
       </w:pPr>
       <w:r>
         <w:rPr>
@@ -5299,9 +5168,8 @@
     <w:p>
       <w:pPr>
         <w:pStyle w:val="BodyText"/>
-        <w:rPr>
-          <w:lang w:val="ru-RU"/>
-        </w:rPr>
+        <w:jc w:val="both"/>
+        <w:rPr/>
       </w:pPr>
       <w:r>
         <w:rPr>
@@ -5315,10 +5183,8 @@
         <w:pStyle w:val="Normal"/>
         <w:bidi w:val="0"/>
         <w:spacing w:before="0" w:after="0"/>
-        <w:jc w:val="start"/>
-        <w:rPr>
-          <w:lang w:val="ru-RU"/>
-        </w:rPr>
+        <w:jc w:val="both"/>
+        <w:rPr/>
       </w:pPr>
       <w:r>
         <w:rPr>
@@ -5334,10 +5200,8 @@
         <w:pStyle w:val="Normal"/>
         <w:bidi w:val="0"/>
         <w:spacing w:before="0" w:after="0"/>
-        <w:jc w:val="start"/>
-        <w:rPr>
-          <w:lang w:val="ru-RU"/>
-        </w:rPr>
+        <w:jc w:val="both"/>
+        <w:rPr/>
       </w:pPr>
       <w:r>
         <w:rPr>
@@ -5353,7 +5217,7 @@
         <w:pStyle w:val="Normal"/>
         <w:bidi w:val="0"/>
         <w:spacing w:before="0" w:after="0"/>
-        <w:jc w:val="start"/>
+        <w:jc w:val="both"/>
         <w:rPr>
           <w:sz w:val="24"/>
           <w:szCs w:val="24"/>
@@ -5373,10 +5237,8 @@
         <w:pStyle w:val="Normal"/>
         <w:bidi w:val="0"/>
         <w:spacing w:before="0" w:after="0"/>
-        <w:jc w:val="start"/>
-        <w:rPr>
-          <w:lang w:val="ru-RU"/>
-        </w:rPr>
+        <w:jc w:val="both"/>
+        <w:rPr/>
       </w:pPr>
       <w:r>
         <w:rPr>
@@ -5392,7 +5254,7 @@
         <w:pStyle w:val="Normal"/>
         <w:bidi w:val="0"/>
         <w:spacing w:before="0" w:after="0"/>
-        <w:jc w:val="start"/>
+        <w:jc w:val="both"/>
         <w:rPr>
           <w:sz w:val="28"/>
           <w:szCs w:val="28"/>
@@ -5412,10 +5274,8 @@
         <w:pStyle w:val="BodyText"/>
         <w:bidi w:val="0"/>
         <w:spacing w:before="0" w:after="0"/>
-        <w:jc w:val="start"/>
-        <w:rPr>
-          <w:lang w:val="ru-RU"/>
-        </w:rPr>
+        <w:jc w:val="both"/>
+        <w:rPr/>
       </w:pPr>
       <w:r>
         <w:rPr>
@@ -5429,9 +5289,8 @@
     <w:p>
       <w:pPr>
         <w:pStyle w:val="BodyText"/>
-        <w:rPr>
-          <w:lang w:val="ru-RU"/>
-        </w:rPr>
+        <w:jc w:val="both"/>
+        <w:rPr/>
       </w:pPr>
       <w:r>
         <w:rPr>
@@ -5445,10 +5304,8 @@
         <w:pStyle w:val="PreformattedText"/>
         <w:bidi w:val="0"/>
         <w:spacing w:before="0" w:after="0"/>
-        <w:jc w:val="start"/>
-        <w:rPr>
-          <w:lang w:val="ru-RU"/>
-        </w:rPr>
+        <w:jc w:val="both"/>
+        <w:rPr/>
       </w:pPr>
       <w:r>
         <w:rPr>
@@ -5463,9 +5320,8 @@
     <w:p>
       <w:pPr>
         <w:pStyle w:val="PreformattedText"/>
-        <w:rPr>
-          <w:lang w:val="ru-RU"/>
-        </w:rPr>
+        <w:jc w:val="both"/>
+        <w:rPr/>
       </w:pPr>
       <w:r>
         <w:rPr>
@@ -5489,9 +5345,8 @@
     <w:p>
       <w:pPr>
         <w:pStyle w:val="PreformattedText"/>
-        <w:rPr>
-          <w:lang w:val="ru-RU"/>
-        </w:rPr>
+        <w:jc w:val="both"/>
+        <w:rPr/>
       </w:pPr>
       <w:r>
         <w:rPr>
@@ -5515,9 +5370,8 @@
     <w:p>
       <w:pPr>
         <w:pStyle w:val="PreformattedText"/>
-        <w:rPr>
-          <w:lang w:val="ru-RU"/>
-        </w:rPr>
+        <w:jc w:val="both"/>
+        <w:rPr/>
       </w:pPr>
       <w:r>
         <w:rPr>
@@ -5541,9 +5395,8 @@
     <w:p>
       <w:pPr>
         <w:pStyle w:val="PreformattedText"/>
-        <w:rPr>
-          <w:lang w:val="ru-RU"/>
-        </w:rPr>
+        <w:jc w:val="both"/>
+        <w:rPr/>
       </w:pPr>
       <w:r>
         <w:rPr>
@@ -5567,9 +5420,8 @@
     <w:p>
       <w:pPr>
         <w:pStyle w:val="PreformattedText"/>
-        <w:rPr>
-          <w:lang w:val="ru-RU"/>
-        </w:rPr>
+        <w:jc w:val="both"/>
+        <w:rPr/>
       </w:pPr>
       <w:r>
         <w:rPr>
@@ -5593,9 +5445,8 @@
     <w:p>
       <w:pPr>
         <w:pStyle w:val="PreformattedText"/>
-        <w:rPr>
-          <w:lang w:val="ru-RU"/>
-        </w:rPr>
+        <w:jc w:val="both"/>
+        <w:rPr/>
       </w:pPr>
       <w:r>
         <w:rPr>
@@ -5619,9 +5470,8 @@
     <w:p>
       <w:pPr>
         <w:pStyle w:val="PreformattedText"/>
-        <w:rPr>
-          <w:lang w:val="ru-RU"/>
-        </w:rPr>
+        <w:jc w:val="both"/>
+        <w:rPr/>
       </w:pPr>
       <w:r>
         <w:rPr>
@@ -5637,9 +5487,8 @@
       <w:pPr>
         <w:pStyle w:val="PreformattedText"/>
         <w:spacing w:before="0" w:after="283"/>
-        <w:rPr>
-          <w:lang w:val="ru-RU"/>
-        </w:rPr>
+        <w:jc w:val="both"/>
+        <w:rPr/>
       </w:pPr>
       <w:r>
         <w:rPr>
@@ -5655,6 +5504,7 @@
       <w:pPr>
         <w:pStyle w:val="PreformattedText"/>
         <w:spacing w:before="0" w:after="283"/>
+        <w:jc w:val="both"/>
         <w:rPr>
           <w:rFonts w:ascii="Times New Roman" w:hAnsi="Times New Roman" w:eastAsia="Noto Sans CJK HK" w:cs="FreeSans"/>
           <w:sz w:val="28"/>
@@ -5675,9 +5525,8 @@
       <w:pPr>
         <w:pStyle w:val="PreformattedText"/>
         <w:spacing w:before="0" w:after="283"/>
-        <w:rPr>
-          <w:lang w:val="ru-RU"/>
-        </w:rPr>
+        <w:jc w:val="both"/>
+        <w:rPr/>
       </w:pPr>
       <w:r>
         <w:rPr>
@@ -5696,7 +5545,7 @@
         <w:pStyle w:val="Normal"/>
         <w:bidi w:val="0"/>
         <w:spacing w:before="0" w:after="0"/>
-        <w:jc w:val="start"/>
+        <w:jc w:val="both"/>
         <w:rPr>
           <w:sz w:val="24"/>
           <w:szCs w:val="24"/>
@@ -5717,9 +5566,7 @@
         <w:bidi w:val="0"/>
         <w:spacing w:before="0" w:after="0"/>
         <w:jc w:val="both"/>
-        <w:rPr>
-          <w:lang w:val="ru-RU"/>
-        </w:rPr>
+        <w:rPr/>
       </w:pPr>
       <w:r>
         <w:rPr>
@@ -5735,7 +5582,7 @@
         <w:pStyle w:val="Normal"/>
         <w:bidi w:val="0"/>
         <w:spacing w:before="0" w:after="0"/>
-        <w:jc w:val="start"/>
+        <w:jc w:val="both"/>
         <w:rPr>
           <w:sz w:val="24"/>
           <w:szCs w:val="24"/>
@@ -5755,10 +5602,8 @@
         <w:pStyle w:val="Normal"/>
         <w:bidi w:val="0"/>
         <w:spacing w:before="0" w:after="0"/>
-        <w:jc w:val="start"/>
-        <w:rPr>
-          <w:lang w:val="ru-RU"/>
-        </w:rPr>
+        <w:jc w:val="both"/>
+        <w:rPr/>
       </w:pPr>
       <w:r>
         <w:rPr>
@@ -5774,7 +5619,7 @@
         <w:pStyle w:val="Normal"/>
         <w:bidi w:val="0"/>
         <w:spacing w:before="0" w:after="0"/>
-        <w:jc w:val="start"/>
+        <w:jc w:val="both"/>
         <w:rPr>
           <w:sz w:val="24"/>
           <w:szCs w:val="24"/>
@@ -5795,27 +5640,99 @@
         <w:bidi w:val="0"/>
         <w:spacing w:before="0" w:after="0"/>
         <w:jc w:val="both"/>
+        <w:rPr/>
+      </w:pPr>
+      <w:r>
         <w:rPr>
           <w:sz w:val="24"/>
           <w:szCs w:val="24"/>
           <w:lang w:val="ru-RU"/>
         </w:rPr>
-      </w:pPr>
-      <w:r>
+        <w:t>В ходе тестирования программа была проверена на всех шести типах функций. Для каждого метода фиксировалось количество итераций и полученное значение корня при точности ε = 0.0001. Результаты тестирования представлены в разделе 4.1</w:t>
+      </w:r>
+    </w:p>
+    <w:p>
+      <w:pPr>
+        <w:pStyle w:val="Normal"/>
+        <w:bidi w:val="0"/>
+        <w:spacing w:before="0" w:after="0"/>
+        <w:jc w:val="both"/>
         <w:rPr>
           <w:sz w:val="24"/>
           <w:szCs w:val="24"/>
           <w:lang w:val="ru-RU"/>
         </w:rPr>
-        <w:t>В ходе тестирования программа была проверена на всех шести типах функций. Для каждого метода фиксировалось количество итераций и полученное значение корня при точности ε = 0.0001. Результаты тестирования представлены в разделе 4.</w:t>
-      </w:r>
+      </w:pPr>
       <w:r>
         <w:rPr>
           <w:sz w:val="24"/>
           <w:szCs w:val="24"/>
           <w:lang w:val="ru-RU"/>
         </w:rPr>
-        <w:t>1</w:t>
+      </w:r>
+    </w:p>
+    <w:p>
+      <w:pPr>
+        <w:pStyle w:val="Normal"/>
+        <w:bidi w:val="0"/>
+        <w:spacing w:before="0" w:after="0"/>
+        <w:jc w:val="center"/>
+        <w:rPr>
+          <w:sz w:val="32"/>
+          <w:szCs w:val="32"/>
+          <w:lang w:val="ru-RU"/>
+        </w:rPr>
+      </w:pPr>
+      <w:r>
+        <w:rPr>
+          <w:sz w:val="32"/>
+          <w:szCs w:val="32"/>
+          <w:lang w:val="ru-RU"/>
+        </w:rPr>
+      </w:r>
+      <w:r>
+        <w:br w:type="page"/>
+      </w:r>
+    </w:p>
+    <w:p>
+      <w:pPr>
+        <w:pStyle w:val="Normal"/>
+        <w:bidi w:val="0"/>
+        <w:spacing w:before="0" w:after="0"/>
+        <w:jc w:val="center"/>
+        <w:rPr>
+          <w:sz w:val="32"/>
+          <w:szCs w:val="32"/>
+          <w:lang w:val="ru-RU"/>
+        </w:rPr>
+      </w:pPr>
+      <w:r>
+        <w:rPr>
+          <w:sz w:val="32"/>
+          <w:szCs w:val="32"/>
+          <w:lang w:val="ru-RU"/>
+        </w:rPr>
+        <w:t>4. ВЫВОДЫ</w:t>
+      </w:r>
+    </w:p>
+    <w:p>
+      <w:pPr>
+        <w:pStyle w:val="Normal"/>
+        <w:bidi w:val="0"/>
+        <w:spacing w:before="0" w:after="0"/>
+        <w:jc w:val="start"/>
+        <w:rPr>
+          <w:sz w:val="32"/>
+          <w:szCs w:val="32"/>
+          <w:lang w:val="ru-RU"/>
+        </w:rPr>
+      </w:pPr>
+      <w:r>
+        <w:rPr>
+          <w:sz w:val="32"/>
+          <w:szCs w:val="32"/>
+          <w:lang w:val="ru-RU"/>
+        </w:rPr>
       </w:r>
     </w:p>
     <w:p>
@@ -5824,6 +5741,23 @@
         <w:bidi w:val="0"/>
         <w:spacing w:before="0" w:after="0"/>
         <w:jc w:val="both"/>
+        <w:rPr/>
+      </w:pPr>
+      <w:r>
+        <w:rPr>
+          <w:sz w:val="28"/>
+          <w:szCs w:val="28"/>
+          <w:lang w:val="ru-RU"/>
+        </w:rPr>
+        <w:t>4.1 Результаты экспериментов</w:t>
+      </w:r>
+    </w:p>
+    <w:p>
+      <w:pPr>
+        <w:pStyle w:val="Normal"/>
+        <w:bidi w:val="0"/>
+        <w:spacing w:before="0" w:after="0"/>
+        <w:jc w:val="both"/>
         <w:rPr>
           <w:sz w:val="24"/>
           <w:szCs w:val="24"/>
@@ -5843,114 +5777,8 @@
         <w:pStyle w:val="Normal"/>
         <w:bidi w:val="0"/>
         <w:spacing w:before="0" w:after="0"/>
-        <w:jc w:val="center"/>
-        <w:rPr>
-          <w:sz w:val="32"/>
-          <w:szCs w:val="32"/>
-          <w:lang w:val="ru-RU"/>
-        </w:rPr>
-      </w:pPr>
-      <w:r>
-        <w:rPr>
-          <w:sz w:val="32"/>
-          <w:szCs w:val="32"/>
-          <w:lang w:val="ru-RU"/>
-        </w:rPr>
-      </w:r>
-    </w:p>
-    <w:p>
-      <w:pPr>
-        <w:pStyle w:val="Normal"/>
-        <w:bidi w:val="0"/>
-        <w:spacing w:before="0" w:after="0"/>
-        <w:jc w:val="center"/>
-        <w:rPr>
-          <w:sz w:val="32"/>
-          <w:szCs w:val="32"/>
-          <w:lang w:val="ru-RU"/>
-        </w:rPr>
-      </w:pPr>
-      <w:r>
-        <w:rPr>
-          <w:sz w:val="32"/>
-          <w:szCs w:val="32"/>
-          <w:lang w:val="ru-RU"/>
-        </w:rPr>
-        <w:t>4. ВЫВОДЫ</w:t>
-      </w:r>
-    </w:p>
-    <w:p>
-      <w:pPr>
-        <w:pStyle w:val="Normal"/>
-        <w:bidi w:val="0"/>
-        <w:spacing w:before="0" w:after="0"/>
-        <w:jc w:val="start"/>
-        <w:rPr>
-          <w:sz w:val="32"/>
-          <w:szCs w:val="32"/>
-          <w:lang w:val="ru-RU"/>
-        </w:rPr>
-      </w:pPr>
-      <w:r>
-        <w:rPr>
-          <w:sz w:val="32"/>
-          <w:szCs w:val="32"/>
-          <w:lang w:val="ru-RU"/>
-        </w:rPr>
-      </w:r>
-    </w:p>
-    <w:p>
-      <w:pPr>
-        <w:pStyle w:val="Normal"/>
-        <w:bidi w:val="0"/>
-        <w:spacing w:before="0" w:after="0"/>
-        <w:jc w:val="start"/>
-        <w:rPr>
-          <w:sz w:val="28"/>
-          <w:szCs w:val="28"/>
-          <w:lang w:val="ru-RU"/>
-        </w:rPr>
-      </w:pPr>
-      <w:r>
-        <w:rPr>
-          <w:sz w:val="28"/>
-          <w:szCs w:val="28"/>
-          <w:lang w:val="ru-RU"/>
-        </w:rPr>
-        <w:t>4.1 Результаты экспериментов</w:t>
-      </w:r>
-    </w:p>
-    <w:p>
-      <w:pPr>
-        <w:pStyle w:val="Normal"/>
-        <w:bidi w:val="0"/>
-        <w:spacing w:before="0" w:after="0"/>
-        <w:jc w:val="start"/>
-        <w:rPr>
-          <w:sz w:val="24"/>
-          <w:szCs w:val="24"/>
-          <w:lang w:val="ru-RU"/>
-        </w:rPr>
-      </w:pPr>
-      <w:r>
-        <w:rPr>
-          <w:sz w:val="24"/>
-          <w:szCs w:val="24"/>
-          <w:lang w:val="ru-RU"/>
-        </w:rPr>
-      </w:r>
-    </w:p>
-    <w:p>
-      <w:pPr>
-        <w:pStyle w:val="Normal"/>
-        <w:bidi w:val="0"/>
-        <w:spacing w:before="0" w:after="0"/>
-        <w:jc w:val="start"/>
-        <w:rPr>
-          <w:sz w:val="24"/>
-          <w:szCs w:val="24"/>
-          <w:lang w:val="ru-RU"/>
-        </w:rPr>
+        <w:jc w:val="both"/>
+        <w:rPr/>
       </w:pPr>
       <w:r>
         <w:rPr>
@@ -5985,7 +5813,7 @@
       <w:tblPr>
         <w:tblW w:w="9750" w:type="dxa"/>
         <w:jc w:val="start"/>
-        <w:tblInd w:w="-8" w:type="dxa"/>
+        <w:tblInd w:w="-3" w:type="dxa"/>
         <w:tblLayout w:type="fixed"/>
         <w:tblCellMar>
           <w:top w:w="55" w:type="dxa"/>
@@ -5995,19 +5823,19 @@
         </w:tblCellMar>
       </w:tblPr>
       <w:tblGrid>
-        <w:gridCol w:w="1532"/>
+        <w:gridCol w:w="1531"/>
         <w:gridCol w:w="1125"/>
         <w:gridCol w:w="1254"/>
-        <w:gridCol w:w="1468"/>
+        <w:gridCol w:w="1469"/>
         <w:gridCol w:w="1200"/>
-        <w:gridCol w:w="1585"/>
-        <w:gridCol w:w="1586"/>
+        <w:gridCol w:w="1584"/>
+        <w:gridCol w:w="1587"/>
       </w:tblGrid>
       <w:tr>
         <w:trPr/>
         <w:tc>
           <w:tcPr>
-            <w:tcW w:w="1532" w:type="dxa"/>
+            <w:tcW w:w="1531" w:type="dxa"/>
             <w:tcBorders>
               <w:top w:val="outset" w:sz="2" w:space="0" w:color="000000"/>
               <w:start w:val="outset" w:sz="2" w:space="0" w:color="000000"/>
@@ -6017,25 +5845,8 @@
           <w:p>
             <w:pPr>
               <w:pStyle w:val="TableHeading"/>
-              <w:jc w:val="start"/>
-              <w:rPr>
-                <w:rFonts w:ascii="FreeSerif" w:hAnsi="FreeSerif"/>
-                <w:b w:val="false"/>
-                <w:bCs w:val="false"/>
-                <w:i w:val="false"/>
-                <w:iCs w:val="false"/>
-                <w:strike w:val="false"/>
-                <w:dstrike w:val="false"/>
-                <w:outline w:val="false"/>
-                <w:shadow w:val="false"/>
-                <w:color w:val="auto"/>
-                <w:sz w:val="24"/>
-                <w:szCs w:val="24"/>
-                <w:highlight w:val="none"/>
-                <w:u w:val="none"/>
-                <w:shd w:fill="auto" w:val="clear"/>
-                <w:lang w:val="ru-RU"/>
-              </w:rPr>
+              <w:jc w:val="both"/>
+              <w:rPr/>
             </w:pPr>
             <w:r>
               <w:rPr>
@@ -6071,25 +5882,8 @@
           <w:p>
             <w:pPr>
               <w:pStyle w:val="TableHeading"/>
-              <w:jc w:val="start"/>
-              <w:rPr>
-                <w:rFonts w:ascii="FreeSerif" w:hAnsi="FreeSerif"/>
-                <w:b w:val="false"/>
-                <w:bCs w:val="false"/>
-                <w:i w:val="false"/>
-                <w:iCs w:val="false"/>
-                <w:strike w:val="false"/>
-                <w:dstrike w:val="false"/>
-                <w:outline w:val="false"/>
-                <w:shadow w:val="false"/>
-                <w:color w:val="auto"/>
-                <w:sz w:val="24"/>
-                <w:szCs w:val="24"/>
-                <w:highlight w:val="none"/>
-                <w:u w:val="none"/>
-                <w:shd w:fill="auto" w:val="clear"/>
-                <w:lang w:val="ru-RU"/>
-              </w:rPr>
+              <w:jc w:val="both"/>
+              <w:rPr/>
             </w:pPr>
             <w:r>
               <w:rPr>
@@ -6125,25 +5919,8 @@
           <w:p>
             <w:pPr>
               <w:pStyle w:val="TableHeading"/>
-              <w:jc w:val="start"/>
-              <w:rPr>
-                <w:rFonts w:ascii="FreeSerif" w:hAnsi="FreeSerif"/>
-                <w:b w:val="false"/>
-                <w:bCs w:val="false"/>
-                <w:i w:val="false"/>
-                <w:iCs w:val="false"/>
-                <w:strike w:val="false"/>
-                <w:dstrike w:val="false"/>
-                <w:outline w:val="false"/>
-                <w:shadow w:val="false"/>
-                <w:color w:val="auto"/>
-                <w:sz w:val="24"/>
-                <w:szCs w:val="24"/>
-                <w:highlight w:val="none"/>
-                <w:u w:val="none"/>
-                <w:shd w:fill="auto" w:val="clear"/>
-                <w:lang w:val="ru-RU"/>
-              </w:rPr>
+              <w:jc w:val="both"/>
+              <w:rPr/>
             </w:pPr>
             <w:r>
               <w:rPr>
@@ -6169,7 +5946,7 @@
         </w:tc>
         <w:tc>
           <w:tcPr>
-            <w:tcW w:w="1468" w:type="dxa"/>
+            <w:tcW w:w="1469" w:type="dxa"/>
             <w:tcBorders>
               <w:top w:val="outset" w:sz="2" w:space="0" w:color="000000"/>
               <w:start w:val="outset" w:sz="2" w:space="0" w:color="000000"/>
@@ -6179,25 +5956,8 @@
           <w:p>
             <w:pPr>
               <w:pStyle w:val="TableHeading"/>
-              <w:jc w:val="start"/>
-              <w:rPr>
-                <w:rFonts w:ascii="FreeSerif" w:hAnsi="FreeSerif"/>
-                <w:b w:val="false"/>
-                <w:bCs w:val="false"/>
-                <w:i w:val="false"/>
-                <w:iCs w:val="false"/>
-                <w:strike w:val="false"/>
-                <w:dstrike w:val="false"/>
-                <w:outline w:val="false"/>
-                <w:shadow w:val="false"/>
-                <w:color w:val="auto"/>
-                <w:sz w:val="24"/>
-                <w:szCs w:val="24"/>
-                <w:highlight w:val="none"/>
-                <w:u w:val="none"/>
-                <w:shd w:fill="auto" w:val="clear"/>
-                <w:lang w:val="ru-RU"/>
-              </w:rPr>
+              <w:jc w:val="both"/>
+              <w:rPr/>
             </w:pPr>
             <w:r>
               <w:rPr>
@@ -6233,25 +5993,8 @@
           <w:p>
             <w:pPr>
               <w:pStyle w:val="TableHeading"/>
-              <w:jc w:val="start"/>
-              <w:rPr>
-                <w:rFonts w:ascii="FreeSerif" w:hAnsi="FreeSerif"/>
-                <w:b w:val="false"/>
-                <w:bCs w:val="false"/>
-                <w:i w:val="false"/>
-                <w:iCs w:val="false"/>
-                <w:strike w:val="false"/>
-                <w:dstrike w:val="false"/>
-                <w:outline w:val="false"/>
-                <w:shadow w:val="false"/>
-                <w:color w:val="auto"/>
-                <w:sz w:val="24"/>
-                <w:szCs w:val="24"/>
-                <w:highlight w:val="none"/>
-                <w:u w:val="none"/>
-                <w:shd w:fill="auto" w:val="clear"/>
-                <w:lang w:val="ru-RU"/>
-              </w:rPr>
+              <w:jc w:val="both"/>
+              <w:rPr/>
             </w:pPr>
             <w:r>
               <w:rPr>
@@ -6277,7 +6020,7 @@
         </w:tc>
         <w:tc>
           <w:tcPr>
-            <w:tcW w:w="1585" w:type="dxa"/>
+            <w:tcW w:w="1584" w:type="dxa"/>
             <w:tcBorders>
               <w:top w:val="outset" w:sz="2" w:space="0" w:color="000000"/>
               <w:start w:val="outset" w:sz="2" w:space="0" w:color="000000"/>
@@ -6287,25 +6030,8 @@
           <w:p>
             <w:pPr>
               <w:pStyle w:val="TableHeading"/>
-              <w:jc w:val="start"/>
-              <w:rPr>
-                <w:rFonts w:ascii="FreeSerif" w:hAnsi="FreeSerif"/>
-                <w:b w:val="false"/>
-                <w:bCs w:val="false"/>
-                <w:i w:val="false"/>
-                <w:iCs w:val="false"/>
-                <w:strike w:val="false"/>
-                <w:dstrike w:val="false"/>
-                <w:outline w:val="false"/>
-                <w:shadow w:val="false"/>
-                <w:color w:val="auto"/>
-                <w:sz w:val="24"/>
-                <w:szCs w:val="24"/>
-                <w:highlight w:val="none"/>
-                <w:u w:val="none"/>
-                <w:shd w:fill="auto" w:val="clear"/>
-                <w:lang w:val="ru-RU"/>
-              </w:rPr>
+              <w:jc w:val="both"/>
+              <w:rPr/>
             </w:pPr>
             <w:r>
               <w:rPr>
@@ -6331,7 +6057,7 @@
         </w:tc>
         <w:tc>
           <w:tcPr>
-            <w:tcW w:w="1586" w:type="dxa"/>
+            <w:tcW w:w="1587" w:type="dxa"/>
             <w:tcBorders>
               <w:top w:val="outset" w:sz="2" w:space="0" w:color="000000"/>
               <w:start w:val="outset" w:sz="2" w:space="0" w:color="000000"/>
@@ -6342,25 +6068,8 @@
           <w:p>
             <w:pPr>
               <w:pStyle w:val="TableHeading"/>
-              <w:jc w:val="start"/>
-              <w:rPr>
-                <w:rFonts w:ascii="FreeSerif" w:hAnsi="FreeSerif"/>
-                <w:b w:val="false"/>
-                <w:bCs w:val="false"/>
-                <w:i w:val="false"/>
-                <w:iCs w:val="false"/>
-                <w:strike w:val="false"/>
-                <w:dstrike w:val="false"/>
-                <w:outline w:val="false"/>
-                <w:shadow w:val="false"/>
-                <w:color w:val="auto"/>
-                <w:sz w:val="24"/>
-                <w:szCs w:val="24"/>
-                <w:highlight w:val="none"/>
-                <w:u w:val="none"/>
-                <w:shd w:fill="auto" w:val="clear"/>
-                <w:lang w:val="ru-RU"/>
-              </w:rPr>
+              <w:jc w:val="both"/>
+              <w:rPr/>
             </w:pPr>
             <w:r>
               <w:rPr>
@@ -6389,7 +6098,7 @@
         <w:trPr/>
         <w:tc>
           <w:tcPr>
-            <w:tcW w:w="1532" w:type="dxa"/>
+            <w:tcW w:w="1531" w:type="dxa"/>
             <w:tcBorders>
               <w:start w:val="outset" w:sz="2" w:space="0" w:color="000000"/>
               <w:bottom w:val="outset" w:sz="2" w:space="0" w:color="000000"/>
@@ -6398,25 +6107,8 @@
           <w:p>
             <w:pPr>
               <w:pStyle w:val="TableContents"/>
-              <w:jc w:val="start"/>
-              <w:rPr>
-                <w:rFonts w:ascii="FreeSerif" w:hAnsi="FreeSerif"/>
-                <w:b w:val="false"/>
-                <w:bCs w:val="false"/>
-                <w:i w:val="false"/>
-                <w:iCs w:val="false"/>
-                <w:strike w:val="false"/>
-                <w:dstrike w:val="false"/>
-                <w:outline w:val="false"/>
-                <w:shadow w:val="false"/>
-                <w:color w:val="auto"/>
-                <w:sz w:val="24"/>
-                <w:szCs w:val="24"/>
-                <w:highlight w:val="none"/>
-                <w:u w:val="none"/>
-                <w:shd w:fill="auto" w:val="clear"/>
-                <w:lang w:val="ru-RU"/>
-              </w:rPr>
+              <w:jc w:val="both"/>
+              <w:rPr/>
             </w:pPr>
             <w:r>
               <w:rPr>
@@ -6451,25 +6143,8 @@
           <w:p>
             <w:pPr>
               <w:pStyle w:val="TableContents"/>
-              <w:jc w:val="start"/>
-              <w:rPr>
-                <w:rFonts w:ascii="FreeSerif" w:hAnsi="FreeSerif"/>
-                <w:b w:val="false"/>
-                <w:bCs w:val="false"/>
-                <w:i w:val="false"/>
-                <w:iCs w:val="false"/>
-                <w:strike w:val="false"/>
-                <w:dstrike w:val="false"/>
-                <w:outline w:val="false"/>
-                <w:shadow w:val="false"/>
-                <w:color w:val="auto"/>
-                <w:sz w:val="24"/>
-                <w:szCs w:val="24"/>
-                <w:highlight w:val="none"/>
-                <w:u w:val="none"/>
-                <w:shd w:fill="auto" w:val="clear"/>
-                <w:lang w:val="ru-RU"/>
-              </w:rPr>
+              <w:jc w:val="both"/>
+              <w:rPr/>
             </w:pPr>
             <w:r>
               <w:rPr>
@@ -6504,25 +6179,8 @@
           <w:p>
             <w:pPr>
               <w:pStyle w:val="TableContents"/>
-              <w:jc w:val="start"/>
-              <w:rPr>
-                <w:rFonts w:ascii="FreeSerif" w:hAnsi="FreeSerif"/>
-                <w:b w:val="false"/>
-                <w:bCs w:val="false"/>
-                <w:i w:val="false"/>
-                <w:iCs w:val="false"/>
-                <w:strike w:val="false"/>
-                <w:dstrike w:val="false"/>
-                <w:outline w:val="false"/>
-                <w:shadow w:val="false"/>
-                <w:color w:val="auto"/>
-                <w:sz w:val="24"/>
-                <w:szCs w:val="24"/>
-                <w:highlight w:val="none"/>
-                <w:u w:val="none"/>
-                <w:shd w:fill="auto" w:val="clear"/>
-                <w:lang w:val="ru-RU"/>
-              </w:rPr>
+              <w:jc w:val="both"/>
+              <w:rPr/>
             </w:pPr>
             <w:r>
               <w:rPr>
@@ -6548,7 +6206,7 @@
         </w:tc>
         <w:tc>
           <w:tcPr>
-            <w:tcW w:w="1468" w:type="dxa"/>
+            <w:tcW w:w="1469" w:type="dxa"/>
             <w:tcBorders>
               <w:start w:val="outset" w:sz="2" w:space="0" w:color="000000"/>
               <w:bottom w:val="outset" w:sz="2" w:space="0" w:color="000000"/>
@@ -6557,25 +6215,8 @@
           <w:p>
             <w:pPr>
               <w:pStyle w:val="TableContents"/>
-              <w:jc w:val="start"/>
-              <w:rPr>
-                <w:rFonts w:ascii="FreeSerif" w:hAnsi="FreeSerif"/>
-                <w:b w:val="false"/>
-                <w:bCs w:val="false"/>
-                <w:i w:val="false"/>
-                <w:iCs w:val="false"/>
-                <w:strike w:val="false"/>
-                <w:dstrike w:val="false"/>
-                <w:outline w:val="false"/>
-                <w:shadow w:val="false"/>
-                <w:color w:val="auto"/>
-                <w:sz w:val="24"/>
-                <w:szCs w:val="24"/>
-                <w:highlight w:val="none"/>
-                <w:u w:val="none"/>
-                <w:shd w:fill="auto" w:val="clear"/>
-                <w:lang w:val="ru-RU"/>
-              </w:rPr>
+              <w:jc w:val="both"/>
+              <w:rPr/>
             </w:pPr>
             <w:r>
               <w:rPr>
@@ -6610,25 +6251,8 @@
           <w:p>
             <w:pPr>
               <w:pStyle w:val="TableContents"/>
-              <w:jc w:val="start"/>
-              <w:rPr>
-                <w:rFonts w:ascii="FreeSerif" w:hAnsi="FreeSerif"/>
-                <w:b w:val="false"/>
-                <w:bCs w:val="false"/>
-                <w:i w:val="false"/>
-                <w:iCs w:val="false"/>
-                <w:strike w:val="false"/>
-                <w:dstrike w:val="false"/>
-                <w:outline w:val="false"/>
-                <w:shadow w:val="false"/>
-                <w:color w:val="auto"/>
-                <w:sz w:val="24"/>
-                <w:szCs w:val="24"/>
-                <w:highlight w:val="none"/>
-                <w:u w:val="none"/>
-                <w:shd w:fill="auto" w:val="clear"/>
-                <w:lang w:val="ru-RU"/>
-              </w:rPr>
+              <w:jc w:val="both"/>
+              <w:rPr/>
             </w:pPr>
             <w:r>
               <w:rPr>
@@ -6654,7 +6278,7 @@
         </w:tc>
         <w:tc>
           <w:tcPr>
-            <w:tcW w:w="1585" w:type="dxa"/>
+            <w:tcW w:w="1584" w:type="dxa"/>
             <w:tcBorders>
               <w:start w:val="outset" w:sz="2" w:space="0" w:color="000000"/>
               <w:bottom w:val="outset" w:sz="2" w:space="0" w:color="000000"/>
@@ -6663,25 +6287,8 @@
           <w:p>
             <w:pPr>
               <w:pStyle w:val="TableContents"/>
-              <w:jc w:val="start"/>
-              <w:rPr>
-                <w:rFonts w:ascii="FreeSerif" w:hAnsi="FreeSerif"/>
-                <w:b w:val="false"/>
-                <w:bCs w:val="false"/>
-                <w:i w:val="false"/>
-                <w:iCs w:val="false"/>
-                <w:strike w:val="false"/>
-                <w:dstrike w:val="false"/>
-                <w:outline w:val="false"/>
-                <w:shadow w:val="false"/>
-                <w:color w:val="auto"/>
-                <w:sz w:val="24"/>
-                <w:szCs w:val="24"/>
-                <w:highlight w:val="none"/>
-                <w:u w:val="none"/>
-                <w:shd w:fill="auto" w:val="clear"/>
-                <w:lang w:val="ru-RU"/>
-              </w:rPr>
+              <w:jc w:val="both"/>
+              <w:rPr/>
             </w:pPr>
             <w:r>
               <w:rPr>
@@ -6707,7 +6314,7 @@
         </w:tc>
         <w:tc>
           <w:tcPr>
-            <w:tcW w:w="1586" w:type="dxa"/>
+            <w:tcW w:w="1587" w:type="dxa"/>
             <w:tcBorders>
               <w:start w:val="outset" w:sz="2" w:space="0" w:color="000000"/>
               <w:bottom w:val="outset" w:sz="2" w:space="0" w:color="000000"/>
@@ -6717,25 +6324,8 @@
           <w:p>
             <w:pPr>
               <w:pStyle w:val="TableContents"/>
-              <w:jc w:val="start"/>
-              <w:rPr>
-                <w:rFonts w:ascii="FreeSerif" w:hAnsi="FreeSerif"/>
-                <w:b w:val="false"/>
-                <w:bCs w:val="false"/>
-                <w:i w:val="false"/>
-                <w:iCs w:val="false"/>
-                <w:strike w:val="false"/>
-                <w:dstrike w:val="false"/>
-                <w:outline w:val="false"/>
-                <w:shadow w:val="false"/>
-                <w:color w:val="auto"/>
-                <w:sz w:val="24"/>
-                <w:szCs w:val="24"/>
-                <w:highlight w:val="none"/>
-                <w:u w:val="none"/>
-                <w:shd w:fill="auto" w:val="clear"/>
-                <w:lang w:val="ru-RU"/>
-              </w:rPr>
+              <w:jc w:val="both"/>
+              <w:rPr/>
             </w:pPr>
             <w:r>
               <w:rPr>
@@ -6764,7 +6354,7 @@
         <w:trPr/>
         <w:tc>
           <w:tcPr>
-            <w:tcW w:w="1532" w:type="dxa"/>
+            <w:tcW w:w="1531" w:type="dxa"/>
             <w:tcBorders>
               <w:start w:val="outset" w:sz="2" w:space="0" w:color="000000"/>
               <w:bottom w:val="outset" w:sz="2" w:space="0" w:color="000000"/>
@@ -6773,7 +6363,7 @@
           <w:p>
             <w:pPr>
               <w:pStyle w:val="TableContents"/>
-              <w:jc w:val="start"/>
+              <w:jc w:val="both"/>
               <w:rPr>
                 <w:rFonts w:ascii="FreeSerif" w:hAnsi="FreeSerif"/>
                 <w:b w:val="false"/>
@@ -6825,7 +6415,7 @@
           <w:p>
             <w:pPr>
               <w:pStyle w:val="TableContents"/>
-              <w:jc w:val="start"/>
+              <w:jc w:val="both"/>
               <w:rPr>
                 <w:rFonts w:ascii="FreeSerif" w:hAnsi="FreeSerif"/>
                 <w:b w:val="false"/>
@@ -6877,25 +6467,8 @@
           <w:p>
             <w:pPr>
               <w:pStyle w:val="TableContents"/>
-              <w:jc w:val="start"/>
-              <w:rPr>
-                <w:rFonts w:ascii="FreeSerif" w:hAnsi="FreeSerif"/>
-                <w:b w:val="false"/>
-                <w:bCs w:val="false"/>
-                <w:i w:val="false"/>
-                <w:iCs w:val="false"/>
-                <w:strike w:val="false"/>
-                <w:dstrike w:val="false"/>
-                <w:outline w:val="false"/>
-                <w:shadow w:val="false"/>
-                <w:color w:val="auto"/>
-                <w:sz w:val="24"/>
-                <w:szCs w:val="24"/>
-                <w:highlight w:val="none"/>
-                <w:u w:val="none"/>
-                <w:shd w:fill="auto" w:val="clear"/>
-                <w:lang w:val="ru-RU"/>
-              </w:rPr>
+              <w:jc w:val="both"/>
+              <w:rPr/>
             </w:pPr>
             <w:r>
               <w:rPr>
@@ -6921,7 +6494,7 @@
         </w:tc>
         <w:tc>
           <w:tcPr>
-            <w:tcW w:w="1468" w:type="dxa"/>
+            <w:tcW w:w="1469" w:type="dxa"/>
             <w:tcBorders>
               <w:start w:val="outset" w:sz="2" w:space="0" w:color="000000"/>
               <w:bottom w:val="outset" w:sz="2" w:space="0" w:color="000000"/>
@@ -6930,25 +6503,8 @@
           <w:p>
             <w:pPr>
               <w:pStyle w:val="TableContents"/>
-              <w:jc w:val="start"/>
-              <w:rPr>
-                <w:rFonts w:ascii="FreeSerif" w:hAnsi="FreeSerif"/>
-                <w:b w:val="false"/>
-                <w:bCs w:val="false"/>
-                <w:i w:val="false"/>
-                <w:iCs w:val="false"/>
-                <w:strike w:val="false"/>
-                <w:dstrike w:val="false"/>
-                <w:outline w:val="false"/>
-                <w:shadow w:val="false"/>
-                <w:color w:val="auto"/>
-                <w:sz w:val="24"/>
-                <w:szCs w:val="24"/>
-                <w:highlight w:val="none"/>
-                <w:u w:val="none"/>
-                <w:shd w:fill="auto" w:val="clear"/>
-                <w:lang w:val="ru-RU"/>
-              </w:rPr>
+              <w:jc w:val="both"/>
+              <w:rPr/>
             </w:pPr>
             <w:r>
               <w:rPr>
@@ -6983,25 +6539,8 @@
           <w:p>
             <w:pPr>
               <w:pStyle w:val="TableContents"/>
-              <w:jc w:val="start"/>
-              <w:rPr>
-                <w:rFonts w:ascii="FreeSerif" w:hAnsi="FreeSerif"/>
-                <w:b w:val="false"/>
-                <w:bCs w:val="false"/>
-                <w:i w:val="false"/>
-                <w:iCs w:val="false"/>
-                <w:strike w:val="false"/>
-                <w:dstrike w:val="false"/>
-                <w:outline w:val="false"/>
-                <w:shadow w:val="false"/>
-                <w:color w:val="auto"/>
-                <w:sz w:val="24"/>
-                <w:szCs w:val="24"/>
-                <w:highlight w:val="none"/>
-                <w:u w:val="none"/>
-                <w:shd w:fill="auto" w:val="clear"/>
-                <w:lang w:val="ru-RU"/>
-              </w:rPr>
+              <w:jc w:val="both"/>
+              <w:rPr/>
             </w:pPr>
             <w:r>
               <w:rPr>
@@ -7027,7 +6566,7 @@
         </w:tc>
         <w:tc>
           <w:tcPr>
-            <w:tcW w:w="1585" w:type="dxa"/>
+            <w:tcW w:w="1584" w:type="dxa"/>
             <w:tcBorders>
               <w:start w:val="outset" w:sz="2" w:space="0" w:color="000000"/>
               <w:bottom w:val="outset" w:sz="2" w:space="0" w:color="000000"/>
@@ -7036,25 +6575,8 @@
           <w:p>
             <w:pPr>
               <w:pStyle w:val="TableContents"/>
-              <w:jc w:val="start"/>
-              <w:rPr>
-                <w:rFonts w:ascii="FreeSerif" w:hAnsi="FreeSerif"/>
-                <w:b w:val="false"/>
-                <w:bCs w:val="false"/>
-                <w:i w:val="false"/>
-                <w:iCs w:val="false"/>
-                <w:strike w:val="false"/>
-                <w:dstrike w:val="false"/>
-                <w:outline w:val="false"/>
-                <w:shadow w:val="false"/>
-                <w:color w:val="auto"/>
-                <w:sz w:val="24"/>
-                <w:szCs w:val="24"/>
-                <w:highlight w:val="none"/>
-                <w:u w:val="none"/>
-                <w:shd w:fill="auto" w:val="clear"/>
-                <w:lang w:val="ru-RU"/>
-              </w:rPr>
+              <w:jc w:val="both"/>
+              <w:rPr/>
             </w:pPr>
             <w:r>
               <w:rPr>
@@ -7080,7 +6602,7 @@
         </w:tc>
         <w:tc>
           <w:tcPr>
-            <w:tcW w:w="1586" w:type="dxa"/>
+            <w:tcW w:w="1587" w:type="dxa"/>
             <w:tcBorders>
               <w:start w:val="outset" w:sz="2" w:space="0" w:color="000000"/>
               <w:bottom w:val="outset" w:sz="2" w:space="0" w:color="000000"/>
@@ -7090,24 +6612,8 @@
           <w:p>
             <w:pPr>
               <w:pStyle w:val="TableContents"/>
-              <w:rPr>
-                <w:rFonts w:ascii="FreeSerif" w:hAnsi="FreeSerif"/>
-                <w:b w:val="false"/>
-                <w:bCs w:val="false"/>
-                <w:i w:val="false"/>
-                <w:iCs w:val="false"/>
-                <w:strike w:val="false"/>
-                <w:dstrike w:val="false"/>
-                <w:outline w:val="false"/>
-                <w:shadow w:val="false"/>
-                <w:color w:val="auto"/>
-                <w:sz w:val="24"/>
-                <w:szCs w:val="24"/>
-                <w:highlight w:val="none"/>
-                <w:u w:val="none"/>
-                <w:shd w:fill="auto" w:val="clear"/>
-                <w:lang w:val="ru-RU"/>
-              </w:rPr>
+              <w:jc w:val="both"/>
+              <w:rPr/>
             </w:pPr>
             <w:r>
               <w:rPr>
@@ -7136,7 +6642,7 @@
         <w:trPr/>
         <w:tc>
           <w:tcPr>
-            <w:tcW w:w="1532" w:type="dxa"/>
+            <w:tcW w:w="1531" w:type="dxa"/>
             <w:tcBorders>
               <w:start w:val="outset" w:sz="2" w:space="0" w:color="000000"/>
               <w:bottom w:val="outset" w:sz="2" w:space="0" w:color="000000"/>
@@ -7145,7 +6651,7 @@
           <w:p>
             <w:pPr>
               <w:pStyle w:val="TableContents"/>
-              <w:jc w:val="start"/>
+              <w:jc w:val="both"/>
               <w:rPr>
                 <w:rFonts w:ascii="FreeSerif" w:hAnsi="FreeSerif"/>
                 <w:b w:val="false"/>
@@ -7197,7 +6703,7 @@
           <w:p>
             <w:pPr>
               <w:pStyle w:val="TableContents"/>
-              <w:jc w:val="start"/>
+              <w:jc w:val="both"/>
               <w:rPr>
                 <w:rFonts w:ascii="FreeSerif" w:hAnsi="FreeSerif"/>
                 <w:b w:val="false"/>
@@ -7249,25 +6755,8 @@
           <w:p>
             <w:pPr>
               <w:pStyle w:val="TableContents"/>
-              <w:jc w:val="start"/>
-              <w:rPr>
-                <w:rFonts w:ascii="FreeSerif" w:hAnsi="FreeSerif"/>
-                <w:b w:val="false"/>
-                <w:bCs w:val="false"/>
-                <w:i w:val="false"/>
-                <w:iCs w:val="false"/>
-                <w:strike w:val="false"/>
-                <w:dstrike w:val="false"/>
-                <w:outline w:val="false"/>
-                <w:shadow w:val="false"/>
-                <w:color w:val="auto"/>
-                <w:sz w:val="24"/>
-                <w:szCs w:val="24"/>
-                <w:highlight w:val="none"/>
-                <w:u w:val="none"/>
-                <w:shd w:fill="auto" w:val="clear"/>
-                <w:lang w:val="ru-RU"/>
-              </w:rPr>
+              <w:jc w:val="both"/>
+              <w:rPr/>
             </w:pPr>
             <w:r>
               <w:rPr>
@@ -7293,7 +6782,7 @@
         </w:tc>
         <w:tc>
           <w:tcPr>
-            <w:tcW w:w="1468" w:type="dxa"/>
+            <w:tcW w:w="1469" w:type="dxa"/>
             <w:tcBorders>
               <w:start w:val="outset" w:sz="2" w:space="0" w:color="000000"/>
               <w:bottom w:val="outset" w:sz="2" w:space="0" w:color="000000"/>
@@ -7302,25 +6791,8 @@
           <w:p>
             <w:pPr>
               <w:pStyle w:val="TableContents"/>
-              <w:jc w:val="start"/>
-              <w:rPr>
-                <w:rFonts w:ascii="FreeSerif" w:hAnsi="FreeSerif"/>
-                <w:b w:val="false"/>
-                <w:bCs w:val="false"/>
-                <w:i w:val="false"/>
-                <w:iCs w:val="false"/>
-                <w:strike w:val="false"/>
-                <w:dstrike w:val="false"/>
-                <w:outline w:val="false"/>
-                <w:shadow w:val="false"/>
-                <w:color w:val="auto"/>
-                <w:sz w:val="24"/>
-                <w:szCs w:val="24"/>
-                <w:highlight w:val="none"/>
-                <w:u w:val="none"/>
-                <w:shd w:fill="auto" w:val="clear"/>
-                <w:lang w:val="ru-RU"/>
-              </w:rPr>
+              <w:jc w:val="both"/>
+              <w:rPr/>
             </w:pPr>
             <w:r>
               <w:rPr>
@@ -7355,25 +6827,8 @@
           <w:p>
             <w:pPr>
               <w:pStyle w:val="TableContents"/>
-              <w:jc w:val="start"/>
-              <w:rPr>
-                <w:rFonts w:ascii="FreeSerif" w:hAnsi="FreeSerif"/>
-                <w:b w:val="false"/>
-                <w:bCs w:val="false"/>
-                <w:i w:val="false"/>
-                <w:iCs w:val="false"/>
-                <w:strike w:val="false"/>
-                <w:dstrike w:val="false"/>
-                <w:outline w:val="false"/>
-                <w:shadow w:val="false"/>
-                <w:color w:val="auto"/>
-                <w:sz w:val="24"/>
-                <w:szCs w:val="24"/>
-                <w:highlight w:val="none"/>
-                <w:u w:val="none"/>
-                <w:shd w:fill="auto" w:val="clear"/>
-                <w:lang w:val="ru-RU"/>
-              </w:rPr>
+              <w:jc w:val="both"/>
+              <w:rPr/>
             </w:pPr>
             <w:r>
               <w:rPr>
@@ -7399,7 +6854,7 @@
         </w:tc>
         <w:tc>
           <w:tcPr>
-            <w:tcW w:w="1585" w:type="dxa"/>
+            <w:tcW w:w="1584" w:type="dxa"/>
             <w:tcBorders>
               <w:start w:val="outset" w:sz="2" w:space="0" w:color="000000"/>
               <w:bottom w:val="outset" w:sz="2" w:space="0" w:color="000000"/>
@@ -7408,25 +6863,8 @@
           <w:p>
             <w:pPr>
               <w:pStyle w:val="TableContents"/>
-              <w:jc w:val="start"/>
-              <w:rPr>
-                <w:rFonts w:ascii="FreeSerif" w:hAnsi="FreeSerif"/>
-                <w:b w:val="false"/>
-                <w:bCs w:val="false"/>
-                <w:i w:val="false"/>
-                <w:iCs w:val="false"/>
-                <w:strike w:val="false"/>
-                <w:dstrike w:val="false"/>
-                <w:outline w:val="false"/>
-                <w:shadow w:val="false"/>
-                <w:color w:val="auto"/>
-                <w:sz w:val="24"/>
-                <w:szCs w:val="24"/>
-                <w:highlight w:val="none"/>
-                <w:u w:val="none"/>
-                <w:shd w:fill="auto" w:val="clear"/>
-                <w:lang w:val="ru-RU"/>
-              </w:rPr>
+              <w:jc w:val="both"/>
+              <w:rPr/>
             </w:pPr>
             <w:r>
               <w:rPr>
@@ -7452,7 +6890,7 @@
         </w:tc>
         <w:tc>
           <w:tcPr>
-            <w:tcW w:w="1586" w:type="dxa"/>
+            <w:tcW w:w="1587" w:type="dxa"/>
             <w:tcBorders>
               <w:start w:val="outset" w:sz="2" w:space="0" w:color="000000"/>
               <w:bottom w:val="outset" w:sz="2" w:space="0" w:color="000000"/>
@@ -7462,11 +6900,8 @@
           <w:p>
             <w:pPr>
               <w:pStyle w:val="TableContents"/>
-              <w:rPr>
-                <w:highlight w:val="none"/>
-                <w:shd w:fill="auto" w:val="clear"/>
-                <w:lang w:val="ru-RU"/>
-              </w:rPr>
+              <w:jc w:val="both"/>
+              <w:rPr/>
             </w:pPr>
             <w:r>
               <w:rPr>
@@ -7482,7 +6917,7 @@
         <w:trPr/>
         <w:tc>
           <w:tcPr>
-            <w:tcW w:w="1532" w:type="dxa"/>
+            <w:tcW w:w="1531" w:type="dxa"/>
             <w:tcBorders>
               <w:start w:val="outset" w:sz="2" w:space="0" w:color="000000"/>
               <w:bottom w:val="outset" w:sz="2" w:space="0" w:color="000000"/>
@@ -7491,25 +6926,8 @@
           <w:p>
             <w:pPr>
               <w:pStyle w:val="TableContents"/>
-              <w:jc w:val="start"/>
-              <w:rPr>
-                <w:rFonts w:ascii="FreeSerif" w:hAnsi="FreeSerif"/>
-                <w:b w:val="false"/>
-                <w:bCs w:val="false"/>
-                <w:i w:val="false"/>
-                <w:iCs w:val="false"/>
-                <w:strike w:val="false"/>
-                <w:dstrike w:val="false"/>
-                <w:outline w:val="false"/>
-                <w:shadow w:val="false"/>
-                <w:color w:val="auto"/>
-                <w:sz w:val="24"/>
-                <w:szCs w:val="24"/>
-                <w:highlight w:val="none"/>
-                <w:u w:val="none"/>
-                <w:shd w:fill="auto" w:val="clear"/>
-                <w:lang w:val="ru-RU"/>
-              </w:rPr>
+              <w:jc w:val="both"/>
+              <w:rPr/>
             </w:pPr>
             <w:r>
               <w:rPr>
@@ -7544,25 +6962,8 @@
           <w:p>
             <w:pPr>
               <w:pStyle w:val="TableContents"/>
-              <w:jc w:val="start"/>
-              <w:rPr>
-                <w:rFonts w:ascii="FreeSerif" w:hAnsi="FreeSerif"/>
-                <w:b w:val="false"/>
-                <w:bCs w:val="false"/>
-                <w:i w:val="false"/>
-                <w:iCs w:val="false"/>
-                <w:strike w:val="false"/>
-                <w:dstrike w:val="false"/>
-                <w:outline w:val="false"/>
-                <w:shadow w:val="false"/>
-                <w:color w:val="auto"/>
-                <w:sz w:val="24"/>
-                <w:szCs w:val="24"/>
-                <w:highlight w:val="none"/>
-                <w:u w:val="none"/>
-                <w:shd w:fill="auto" w:val="clear"/>
-                <w:lang w:val="ru-RU"/>
-              </w:rPr>
+              <w:jc w:val="both"/>
+              <w:rPr/>
             </w:pPr>
             <w:r>
               <w:rPr>
@@ -7582,47 +6983,7 @@
                 <w:shd w:fill="auto" w:val="clear"/>
                 <w:lang w:val="ru-RU"/>
               </w:rPr>
-              <w:t>x²-</w:t>
-            </w:r>
-            <w:r>
-              <w:rPr>
-                <w:rFonts w:ascii="FreeSerif" w:hAnsi="FreeSerif"/>
-                <w:b w:val="false"/>
-                <w:bCs w:val="false"/>
-                <w:i w:val="false"/>
-                <w:iCs w:val="false"/>
-                <w:strike w:val="false"/>
-                <w:dstrike w:val="false"/>
-                <w:outline w:val="false"/>
-                <w:shadow w:val="false"/>
-                <w:color w:val="auto"/>
-                <w:sz w:val="24"/>
-                <w:szCs w:val="24"/>
-                <w:u w:val="none"/>
-                <w:shd w:fill="auto" w:val="clear"/>
-                <w:lang w:val="ru-RU"/>
-              </w:rPr>
-              <w:t>2</w:t>
-            </w:r>
-            <w:r>
-              <w:rPr>
-                <w:rFonts w:ascii="FreeSerif" w:hAnsi="FreeSerif"/>
-                <w:b w:val="false"/>
-                <w:bCs w:val="false"/>
-                <w:i w:val="false"/>
-                <w:iCs w:val="false"/>
-                <w:strike w:val="false"/>
-                <w:dstrike w:val="false"/>
-                <w:outline w:val="false"/>
-                <w:shadow w:val="false"/>
-                <w:color w:val="auto"/>
-                <w:sz w:val="24"/>
-                <w:szCs w:val="24"/>
-                <w:u w:val="none"/>
-                <w:shd w:fill="auto" w:val="clear"/>
-                <w:lang w:val="ru-RU"/>
-              </w:rPr>
-              <w:t xml:space="preserve"> = 0</w:t>
+              <w:t>x²-2 = 0</w:t>
             </w:r>
           </w:p>
         </w:tc>
@@ -7637,25 +6998,8 @@
           <w:p>
             <w:pPr>
               <w:pStyle w:val="TableContents"/>
-              <w:jc w:val="start"/>
-              <w:rPr>
-                <w:rFonts w:ascii="FreeSerif" w:hAnsi="FreeSerif"/>
-                <w:b w:val="false"/>
-                <w:bCs w:val="false"/>
-                <w:i w:val="false"/>
-                <w:iCs w:val="false"/>
-                <w:strike w:val="false"/>
-                <w:dstrike w:val="false"/>
-                <w:outline w:val="false"/>
-                <w:shadow w:val="false"/>
-                <w:color w:val="auto"/>
-                <w:sz w:val="24"/>
-                <w:szCs w:val="24"/>
-                <w:highlight w:val="none"/>
-                <w:u w:val="none"/>
-                <w:shd w:fill="auto" w:val="clear"/>
-                <w:lang w:val="ru-RU"/>
-              </w:rPr>
+              <w:jc w:val="both"/>
+              <w:rPr/>
             </w:pPr>
             <w:r>
               <w:rPr>
@@ -7681,7 +7025,7 @@
         </w:tc>
         <w:tc>
           <w:tcPr>
-            <w:tcW w:w="1468" w:type="dxa"/>
+            <w:tcW w:w="1469" w:type="dxa"/>
             <w:tcBorders>
               <w:start w:val="outset" w:sz="2" w:space="0" w:color="000000"/>
               <w:bottom w:val="outset" w:sz="2" w:space="0" w:color="000000"/>
@@ -7690,25 +7034,8 @@
           <w:p>
             <w:pPr>
               <w:pStyle w:val="TableContents"/>
-              <w:jc w:val="start"/>
-              <w:rPr>
-                <w:rFonts w:ascii="FreeSerif" w:hAnsi="FreeSerif"/>
-                <w:b w:val="false"/>
-                <w:bCs w:val="false"/>
-                <w:i w:val="false"/>
-                <w:iCs w:val="false"/>
-                <w:strike w:val="false"/>
-                <w:dstrike w:val="false"/>
-                <w:outline w:val="false"/>
-                <w:shadow w:val="false"/>
-                <w:color w:val="auto"/>
-                <w:sz w:val="24"/>
-                <w:szCs w:val="24"/>
-                <w:highlight w:val="none"/>
-                <w:u w:val="none"/>
-                <w:shd w:fill="auto" w:val="clear"/>
-                <w:lang w:val="ru-RU"/>
-              </w:rPr>
+              <w:jc w:val="both"/>
+              <w:rPr/>
             </w:pPr>
             <w:r>
               <w:rPr>
@@ -7743,25 +7070,8 @@
           <w:p>
             <w:pPr>
               <w:pStyle w:val="TableContents"/>
-              <w:jc w:val="start"/>
-              <w:rPr>
-                <w:rFonts w:ascii="FreeSerif" w:hAnsi="FreeSerif"/>
-                <w:b w:val="false"/>
-                <w:bCs w:val="false"/>
-                <w:i w:val="false"/>
-                <w:iCs w:val="false"/>
-                <w:strike w:val="false"/>
-                <w:dstrike w:val="false"/>
-                <w:outline w:val="false"/>
-                <w:shadow w:val="false"/>
-                <w:color w:val="auto"/>
-                <w:sz w:val="24"/>
-                <w:szCs w:val="24"/>
-                <w:highlight w:val="none"/>
-                <w:u w:val="none"/>
-                <w:shd w:fill="auto" w:val="clear"/>
-                <w:lang w:val="ru-RU"/>
-              </w:rPr>
+              <w:jc w:val="both"/>
+              <w:rPr/>
             </w:pPr>
             <w:r>
               <w:rPr>
@@ -7787,7 +7097,7 @@
         </w:tc>
         <w:tc>
           <w:tcPr>
-            <w:tcW w:w="1585" w:type="dxa"/>
+            <w:tcW w:w="1584" w:type="dxa"/>
             <w:tcBorders>
               <w:start w:val="outset" w:sz="2" w:space="0" w:color="000000"/>
               <w:bottom w:val="outset" w:sz="2" w:space="0" w:color="000000"/>
@@ -7796,25 +7106,8 @@
           <w:p>
             <w:pPr>
               <w:pStyle w:val="TableContents"/>
-              <w:jc w:val="start"/>
-              <w:rPr>
-                <w:rFonts w:ascii="FreeSerif" w:hAnsi="FreeSerif"/>
-                <w:b w:val="false"/>
-                <w:bCs w:val="false"/>
-                <w:i w:val="false"/>
-                <w:iCs w:val="false"/>
-                <w:strike w:val="false"/>
-                <w:dstrike w:val="false"/>
-                <w:outline w:val="false"/>
-                <w:shadow w:val="false"/>
-                <w:color w:val="auto"/>
-                <w:sz w:val="24"/>
-                <w:szCs w:val="24"/>
-                <w:highlight w:val="none"/>
-                <w:u w:val="none"/>
-                <w:shd w:fill="auto" w:val="clear"/>
-                <w:lang w:val="ru-RU"/>
-              </w:rPr>
+              <w:jc w:val="both"/>
+              <w:rPr/>
             </w:pPr>
             <w:r>
               <w:rPr>
@@ -7840,7 +7133,7 @@
         </w:tc>
         <w:tc>
           <w:tcPr>
-            <w:tcW w:w="1586" w:type="dxa"/>
+            <w:tcW w:w="1587" w:type="dxa"/>
             <w:tcBorders>
               <w:start w:val="outset" w:sz="2" w:space="0" w:color="000000"/>
               <w:bottom w:val="outset" w:sz="2" w:space="0" w:color="000000"/>
@@ -7850,25 +7143,8 @@
           <w:p>
             <w:pPr>
               <w:pStyle w:val="TableContents"/>
-              <w:jc w:val="start"/>
-              <w:rPr>
-                <w:rFonts w:ascii="FreeSerif" w:hAnsi="FreeSerif"/>
-                <w:b w:val="false"/>
-                <w:bCs w:val="false"/>
-                <w:i w:val="false"/>
-                <w:iCs w:val="false"/>
-                <w:strike w:val="false"/>
-                <w:dstrike w:val="false"/>
-                <w:outline w:val="false"/>
-                <w:shadow w:val="false"/>
-                <w:color w:val="auto"/>
-                <w:sz w:val="24"/>
-                <w:szCs w:val="24"/>
-                <w:highlight w:val="none"/>
-                <w:u w:val="none"/>
-                <w:shd w:fill="auto" w:val="clear"/>
-                <w:lang w:val="ru-RU"/>
-              </w:rPr>
+              <w:jc w:val="both"/>
+              <w:rPr/>
             </w:pPr>
             <w:r>
               <w:rPr>
@@ -7897,7 +7173,7 @@
         <w:trPr/>
         <w:tc>
           <w:tcPr>
-            <w:tcW w:w="1532" w:type="dxa"/>
+            <w:tcW w:w="1531" w:type="dxa"/>
             <w:tcBorders>
               <w:start w:val="outset" w:sz="2" w:space="0" w:color="000000"/>
               <w:bottom w:val="outset" w:sz="2" w:space="0" w:color="000000"/>
@@ -7906,7 +7182,7 @@
           <w:p>
             <w:pPr>
               <w:pStyle w:val="TableContents"/>
-              <w:jc w:val="start"/>
+              <w:jc w:val="both"/>
               <w:rPr>
                 <w:rFonts w:ascii="FreeSerif" w:hAnsi="FreeSerif"/>
                 <w:b w:val="false"/>
@@ -7958,7 +7234,7 @@
           <w:p>
             <w:pPr>
               <w:pStyle w:val="TableContents"/>
-              <w:jc w:val="start"/>
+              <w:jc w:val="both"/>
               <w:rPr>
                 <w:rFonts w:ascii="FreeSerif" w:hAnsi="FreeSerif"/>
                 <w:b w:val="false"/>
@@ -8010,25 +7286,8 @@
           <w:p>
             <w:pPr>
               <w:pStyle w:val="TableContents"/>
-              <w:jc w:val="start"/>
-              <w:rPr>
-                <w:rFonts w:ascii="FreeSerif" w:hAnsi="FreeSerif"/>
-                <w:b w:val="false"/>
-                <w:bCs w:val="false"/>
-                <w:i w:val="false"/>
-                <w:iCs w:val="false"/>
-                <w:strike w:val="false"/>
-                <w:dstrike w:val="false"/>
-                <w:outline w:val="false"/>
-                <w:shadow w:val="false"/>
-                <w:color w:val="auto"/>
-                <w:sz w:val="24"/>
-                <w:szCs w:val="24"/>
-                <w:highlight w:val="none"/>
-                <w:u w:val="none"/>
-                <w:shd w:fill="auto" w:val="clear"/>
-                <w:lang w:val="ru-RU"/>
-              </w:rPr>
+              <w:jc w:val="both"/>
+              <w:rPr/>
             </w:pPr>
             <w:r>
               <w:rPr>
@@ -8054,7 +7313,7 @@
         </w:tc>
         <w:tc>
           <w:tcPr>
-            <w:tcW w:w="1468" w:type="dxa"/>
+            <w:tcW w:w="1469" w:type="dxa"/>
             <w:tcBorders>
               <w:start w:val="outset" w:sz="2" w:space="0" w:color="000000"/>
               <w:bottom w:val="outset" w:sz="2" w:space="0" w:color="000000"/>
@@ -8063,25 +7322,8 @@
           <w:p>
             <w:pPr>
               <w:pStyle w:val="TableContents"/>
-              <w:jc w:val="start"/>
-              <w:rPr>
-                <w:rFonts w:ascii="FreeSerif" w:hAnsi="FreeSerif"/>
-                <w:b w:val="false"/>
-                <w:bCs w:val="false"/>
-                <w:i w:val="false"/>
-                <w:iCs w:val="false"/>
-                <w:strike w:val="false"/>
-                <w:dstrike w:val="false"/>
-                <w:outline w:val="false"/>
-                <w:shadow w:val="false"/>
-                <w:color w:val="auto"/>
-                <w:sz w:val="24"/>
-                <w:szCs w:val="24"/>
-                <w:highlight w:val="none"/>
-                <w:u w:val="none"/>
-                <w:shd w:fill="auto" w:val="clear"/>
-                <w:lang w:val="ru-RU"/>
-              </w:rPr>
+              <w:jc w:val="both"/>
+              <w:rPr/>
             </w:pPr>
             <w:r>
               <w:rPr>
@@ -8116,25 +7358,8 @@
           <w:p>
             <w:pPr>
               <w:pStyle w:val="TableContents"/>
-              <w:jc w:val="start"/>
-              <w:rPr>
-                <w:rFonts w:ascii="FreeSerif" w:hAnsi="FreeSerif"/>
-                <w:b w:val="false"/>
-                <w:bCs w:val="false"/>
-                <w:i w:val="false"/>
-                <w:iCs w:val="false"/>
-                <w:strike w:val="false"/>
-                <w:dstrike w:val="false"/>
-                <w:outline w:val="false"/>
-                <w:shadow w:val="false"/>
-                <w:color w:val="auto"/>
-                <w:sz w:val="24"/>
-                <w:szCs w:val="24"/>
-                <w:highlight w:val="none"/>
-                <w:u w:val="none"/>
-                <w:shd w:fill="auto" w:val="clear"/>
-                <w:lang w:val="ru-RU"/>
-              </w:rPr>
+              <w:jc w:val="both"/>
+              <w:rPr/>
             </w:pPr>
             <w:r>
               <w:rPr>
@@ -8160,7 +7385,7 @@
         </w:tc>
         <w:tc>
           <w:tcPr>
-            <w:tcW w:w="1585" w:type="dxa"/>
+            <w:tcW w:w="1584" w:type="dxa"/>
             <w:tcBorders>
               <w:start w:val="outset" w:sz="2" w:space="0" w:color="000000"/>
               <w:bottom w:val="outset" w:sz="2" w:space="0" w:color="000000"/>
@@ -8169,25 +7394,8 @@
           <w:p>
             <w:pPr>
               <w:pStyle w:val="TableContents"/>
-              <w:jc w:val="start"/>
-              <w:rPr>
-                <w:rFonts w:ascii="FreeSerif" w:hAnsi="FreeSerif"/>
-                <w:b w:val="false"/>
-                <w:bCs w:val="false"/>
-                <w:i w:val="false"/>
-                <w:iCs w:val="false"/>
-                <w:strike w:val="false"/>
-                <w:dstrike w:val="false"/>
-                <w:outline w:val="false"/>
-                <w:shadow w:val="false"/>
-                <w:color w:val="auto"/>
-                <w:sz w:val="24"/>
-                <w:szCs w:val="24"/>
-                <w:highlight w:val="none"/>
-                <w:u w:val="none"/>
-                <w:shd w:fill="auto" w:val="clear"/>
-                <w:lang w:val="ru-RU"/>
-              </w:rPr>
+              <w:jc w:val="both"/>
+              <w:rPr/>
             </w:pPr>
             <w:r>
               <w:rPr>
@@ -8213,7 +7421,7 @@
         </w:tc>
         <w:tc>
           <w:tcPr>
-            <w:tcW w:w="1586" w:type="dxa"/>
+            <w:tcW w:w="1587" w:type="dxa"/>
             <w:tcBorders>
               <w:start w:val="outset" w:sz="2" w:space="0" w:color="000000"/>
               <w:bottom w:val="outset" w:sz="2" w:space="0" w:color="000000"/>
@@ -8223,25 +7431,8 @@
           <w:p>
             <w:pPr>
               <w:pStyle w:val="TableContents"/>
-              <w:jc w:val="start"/>
-              <w:rPr>
-                <w:rFonts w:ascii="FreeSerif" w:hAnsi="FreeSerif"/>
-                <w:b w:val="false"/>
-                <w:bCs w:val="false"/>
-                <w:i w:val="false"/>
-                <w:iCs w:val="false"/>
-                <w:strike w:val="false"/>
-                <w:dstrike w:val="false"/>
-                <w:outline w:val="false"/>
-                <w:shadow w:val="false"/>
-                <w:color w:val="auto"/>
-                <w:sz w:val="24"/>
-                <w:szCs w:val="24"/>
-                <w:highlight w:val="none"/>
-                <w:u w:val="none"/>
-                <w:shd w:fill="auto" w:val="clear"/>
-                <w:lang w:val="ru-RU"/>
-              </w:rPr>
+              <w:jc w:val="both"/>
+              <w:rPr/>
             </w:pPr>
             <w:r>
               <w:rPr>
@@ -8270,7 +7461,7 @@
         <w:trPr/>
         <w:tc>
           <w:tcPr>
-            <w:tcW w:w="1532" w:type="dxa"/>
+            <w:tcW w:w="1531" w:type="dxa"/>
             <w:tcBorders>
               <w:start w:val="outset" w:sz="2" w:space="0" w:color="000000"/>
               <w:bottom w:val="outset" w:sz="2" w:space="0" w:color="000000"/>
@@ -8279,7 +7470,7 @@
           <w:p>
             <w:pPr>
               <w:pStyle w:val="TableContents"/>
-              <w:jc w:val="start"/>
+              <w:jc w:val="both"/>
               <w:rPr>
                 <w:rFonts w:ascii="FreeSerif" w:hAnsi="FreeSerif"/>
                 <w:b w:val="false"/>
@@ -8331,7 +7522,7 @@
           <w:p>
             <w:pPr>
               <w:pStyle w:val="TableContents"/>
-              <w:jc w:val="start"/>
+              <w:jc w:val="both"/>
               <w:rPr>
                 <w:rFonts w:ascii="FreeSerif" w:hAnsi="FreeSerif"/>
                 <w:b w:val="false"/>
@@ -8383,11 +7574,8 @@
           <w:p>
             <w:pPr>
               <w:pStyle w:val="TableContents"/>
-              <w:rPr>
-                <w:highlight w:val="none"/>
-                <w:shd w:fill="auto" w:val="clear"/>
-                <w:lang w:val="ru-RU"/>
-              </w:rPr>
+              <w:jc w:val="both"/>
+              <w:rPr/>
             </w:pPr>
             <w:r>
               <w:rPr>
@@ -8420,7 +7608,7 @@
         </w:tc>
         <w:tc>
           <w:tcPr>
-            <w:tcW w:w="1468" w:type="dxa"/>
+            <w:tcW w:w="1469" w:type="dxa"/>
             <w:tcBorders>
               <w:start w:val="outset" w:sz="2" w:space="0" w:color="000000"/>
               <w:bottom w:val="outset" w:sz="2" w:space="0" w:color="000000"/>
@@ -8429,25 +7617,8 @@
           <w:p>
             <w:pPr>
               <w:pStyle w:val="TableContents"/>
-              <w:jc w:val="start"/>
-              <w:rPr>
-                <w:rFonts w:ascii="FreeSerif" w:hAnsi="FreeSerif"/>
-                <w:b w:val="false"/>
-                <w:bCs w:val="false"/>
-                <w:i w:val="false"/>
-                <w:iCs w:val="false"/>
-                <w:strike w:val="false"/>
-                <w:dstrike w:val="false"/>
-                <w:outline w:val="false"/>
-                <w:shadow w:val="false"/>
-                <w:color w:val="auto"/>
-                <w:sz w:val="24"/>
-                <w:szCs w:val="24"/>
-                <w:highlight w:val="none"/>
-                <w:u w:val="none"/>
-                <w:shd w:fill="auto" w:val="clear"/>
-                <w:lang w:val="ru-RU"/>
-              </w:rPr>
+              <w:jc w:val="both"/>
+              <w:rPr/>
             </w:pPr>
             <w:r>
               <w:rPr>
@@ -8482,25 +7653,8 @@
           <w:p>
             <w:pPr>
               <w:pStyle w:val="TableContents"/>
-              <w:jc w:val="start"/>
-              <w:rPr>
-                <w:rFonts w:ascii="FreeSerif" w:hAnsi="FreeSerif"/>
-                <w:b w:val="false"/>
-                <w:bCs w:val="false"/>
-                <w:i w:val="false"/>
-                <w:iCs w:val="false"/>
-                <w:strike w:val="false"/>
-                <w:dstrike w:val="false"/>
-                <w:outline w:val="false"/>
-                <w:shadow w:val="false"/>
-                <w:color w:val="auto"/>
-                <w:sz w:val="24"/>
-                <w:szCs w:val="24"/>
-                <w:highlight w:val="none"/>
-                <w:u w:val="none"/>
-                <w:shd w:fill="auto" w:val="clear"/>
-                <w:lang w:val="ru-RU"/>
-              </w:rPr>
+              <w:jc w:val="both"/>
+              <w:rPr/>
             </w:pPr>
             <w:r>
               <w:rPr>
@@ -8526,7 +7680,7 @@
         </w:tc>
         <w:tc>
           <w:tcPr>
-            <w:tcW w:w="1585" w:type="dxa"/>
+            <w:tcW w:w="1584" w:type="dxa"/>
             <w:tcBorders>
               <w:start w:val="outset" w:sz="2" w:space="0" w:color="000000"/>
               <w:bottom w:val="outset" w:sz="2" w:space="0" w:color="000000"/>
@@ -8535,25 +7689,8 @@
           <w:p>
             <w:pPr>
               <w:pStyle w:val="TableContents"/>
-              <w:jc w:val="start"/>
-              <w:rPr>
-                <w:rFonts w:ascii="FreeSerif" w:hAnsi="FreeSerif"/>
-                <w:b w:val="false"/>
-                <w:bCs w:val="false"/>
-                <w:i w:val="false"/>
-                <w:iCs w:val="false"/>
-                <w:strike w:val="false"/>
-                <w:dstrike w:val="false"/>
-                <w:outline w:val="false"/>
-                <w:shadow w:val="false"/>
-                <w:color w:val="auto"/>
-                <w:sz w:val="24"/>
-                <w:szCs w:val="24"/>
-                <w:highlight w:val="none"/>
-                <w:u w:val="none"/>
-                <w:shd w:fill="auto" w:val="clear"/>
-                <w:lang w:val="ru-RU"/>
-              </w:rPr>
+              <w:jc w:val="both"/>
+              <w:rPr/>
             </w:pPr>
             <w:r>
               <w:rPr>
@@ -8579,7 +7716,7 @@
         </w:tc>
         <w:tc>
           <w:tcPr>
-            <w:tcW w:w="1586" w:type="dxa"/>
+            <w:tcW w:w="1587" w:type="dxa"/>
             <w:tcBorders>
               <w:start w:val="outset" w:sz="2" w:space="0" w:color="000000"/>
               <w:bottom w:val="outset" w:sz="2" w:space="0" w:color="000000"/>
@@ -8589,11 +7726,8 @@
           <w:p>
             <w:pPr>
               <w:pStyle w:val="TableContents"/>
-              <w:rPr>
-                <w:highlight w:val="none"/>
-                <w:shd w:fill="auto" w:val="clear"/>
-                <w:lang w:val="ru-RU"/>
-              </w:rPr>
+              <w:jc w:val="both"/>
+              <w:rPr/>
             </w:pPr>
             <w:r>
               <w:rPr>
@@ -8609,7 +7743,7 @@
         <w:trPr/>
         <w:tc>
           <w:tcPr>
-            <w:tcW w:w="1532" w:type="dxa"/>
+            <w:tcW w:w="1531" w:type="dxa"/>
             <w:tcBorders>
               <w:start w:val="outset" w:sz="2" w:space="0" w:color="000000"/>
               <w:bottom w:val="outset" w:sz="2" w:space="0" w:color="000000"/>
@@ -8618,25 +7752,8 @@
           <w:p>
             <w:pPr>
               <w:pStyle w:val="TableContents"/>
-              <w:jc w:val="start"/>
-              <w:rPr>
-                <w:rFonts w:ascii="FreeSerif" w:hAnsi="FreeSerif"/>
-                <w:b w:val="false"/>
-                <w:bCs w:val="false"/>
-                <w:i w:val="false"/>
-                <w:iCs w:val="false"/>
-                <w:strike w:val="false"/>
-                <w:dstrike w:val="false"/>
-                <w:outline w:val="false"/>
-                <w:shadow w:val="false"/>
-                <w:color w:val="auto"/>
-                <w:sz w:val="24"/>
-                <w:szCs w:val="24"/>
-                <w:highlight w:val="none"/>
-                <w:u w:val="none"/>
-                <w:shd w:fill="auto" w:val="clear"/>
-                <w:lang w:val="ru-RU"/>
-              </w:rPr>
+              <w:jc w:val="both"/>
+              <w:rPr/>
             </w:pPr>
             <w:r>
               <w:rPr>
@@ -8671,25 +7788,8 @@
           <w:p>
             <w:pPr>
               <w:pStyle w:val="TableContents"/>
-              <w:jc w:val="start"/>
-              <w:rPr>
-                <w:rFonts w:ascii="FreeSerif" w:hAnsi="FreeSerif"/>
-                <w:b w:val="false"/>
-                <w:bCs w:val="false"/>
-                <w:i w:val="false"/>
-                <w:iCs w:val="false"/>
-                <w:strike w:val="false"/>
-                <w:dstrike w:val="false"/>
-                <w:outline w:val="false"/>
-                <w:shadow w:val="false"/>
-                <w:color w:val="auto"/>
-                <w:sz w:val="24"/>
-                <w:szCs w:val="24"/>
-                <w:highlight w:val="none"/>
-                <w:u w:val="none"/>
-                <w:shd w:fill="auto" w:val="clear"/>
-                <w:lang w:val="ru-RU"/>
-              </w:rPr>
+              <w:jc w:val="both"/>
+              <w:rPr/>
             </w:pPr>
             <w:r>
               <w:rPr>
@@ -8724,25 +7824,8 @@
           <w:p>
             <w:pPr>
               <w:pStyle w:val="TableContents"/>
-              <w:jc w:val="start"/>
-              <w:rPr>
-                <w:rFonts w:ascii="FreeSerif" w:hAnsi="FreeSerif"/>
-                <w:b w:val="false"/>
-                <w:bCs w:val="false"/>
-                <w:i w:val="false"/>
-                <w:iCs w:val="false"/>
-                <w:strike w:val="false"/>
-                <w:dstrike w:val="false"/>
-                <w:outline w:val="false"/>
-                <w:shadow w:val="false"/>
-                <w:color w:val="auto"/>
-                <w:sz w:val="24"/>
-                <w:szCs w:val="24"/>
-                <w:highlight w:val="none"/>
-                <w:u w:val="none"/>
-                <w:shd w:fill="auto" w:val="clear"/>
-                <w:lang w:val="ru-RU"/>
-              </w:rPr>
+              <w:jc w:val="both"/>
+              <w:rPr/>
             </w:pPr>
             <w:r>
               <w:rPr>
@@ -8768,7 +7851,7 @@
         </w:tc>
         <w:tc>
           <w:tcPr>
-            <w:tcW w:w="1468" w:type="dxa"/>
+            <w:tcW w:w="1469" w:type="dxa"/>
             <w:tcBorders>
               <w:start w:val="outset" w:sz="2" w:space="0" w:color="000000"/>
               <w:bottom w:val="outset" w:sz="2" w:space="0" w:color="000000"/>
@@ -8777,25 +7860,8 @@
           <w:p>
             <w:pPr>
               <w:pStyle w:val="TableContents"/>
-              <w:jc w:val="start"/>
-              <w:rPr>
-                <w:rFonts w:ascii="FreeSerif" w:hAnsi="FreeSerif"/>
-                <w:b w:val="false"/>
-                <w:bCs w:val="false"/>
-                <w:i w:val="false"/>
-                <w:iCs w:val="false"/>
-                <w:strike w:val="false"/>
-                <w:dstrike w:val="false"/>
-                <w:outline w:val="false"/>
-                <w:shadow w:val="false"/>
-                <w:color w:val="auto"/>
-                <w:sz w:val="24"/>
-                <w:szCs w:val="24"/>
-                <w:highlight w:val="none"/>
-                <w:u w:val="none"/>
-                <w:shd w:fill="auto" w:val="clear"/>
-                <w:lang w:val="ru-RU"/>
-              </w:rPr>
+              <w:jc w:val="both"/>
+              <w:rPr/>
             </w:pPr>
             <w:r>
               <w:rPr>
@@ -8815,87 +7881,7 @@
                 <w:shd w:fill="auto" w:val="clear"/>
                 <w:lang w:val="ru-RU"/>
               </w:rPr>
-              <w:t>[</w:t>
-            </w:r>
-            <w:r>
-              <w:rPr>
-                <w:rFonts w:ascii="FreeSerif" w:hAnsi="FreeSerif"/>
-                <w:b w:val="false"/>
-                <w:bCs w:val="false"/>
-                <w:i w:val="false"/>
-                <w:iCs w:val="false"/>
-                <w:strike w:val="false"/>
-                <w:dstrike w:val="false"/>
-                <w:outline w:val="false"/>
-                <w:shadow w:val="false"/>
-                <w:color w:val="auto"/>
-                <w:sz w:val="24"/>
-                <w:szCs w:val="24"/>
-                <w:u w:val="none"/>
-                <w:shd w:fill="auto" w:val="clear"/>
-                <w:lang w:val="ru-RU"/>
-              </w:rPr>
-              <w:t>1</w:t>
-            </w:r>
-            <w:r>
-              <w:rPr>
-                <w:rFonts w:ascii="FreeSerif" w:hAnsi="FreeSerif"/>
-                <w:b w:val="false"/>
-                <w:bCs w:val="false"/>
-                <w:i w:val="false"/>
-                <w:iCs w:val="false"/>
-                <w:strike w:val="false"/>
-                <w:dstrike w:val="false"/>
-                <w:outline w:val="false"/>
-                <w:shadow w:val="false"/>
-                <w:color w:val="auto"/>
-                <w:sz w:val="24"/>
-                <w:szCs w:val="24"/>
-                <w:u w:val="none"/>
-                <w:shd w:fill="auto" w:val="clear"/>
-                <w:lang w:val="ru-RU"/>
-              </w:rPr>
-              <w:t xml:space="preserve">, </w:t>
-            </w:r>
-            <w:r>
-              <w:rPr>
-                <w:rFonts w:ascii="FreeSerif" w:hAnsi="FreeSerif"/>
-                <w:b w:val="false"/>
-                <w:bCs w:val="false"/>
-                <w:i w:val="false"/>
-                <w:iCs w:val="false"/>
-                <w:strike w:val="false"/>
-                <w:dstrike w:val="false"/>
-                <w:outline w:val="false"/>
-                <w:shadow w:val="false"/>
-                <w:color w:val="auto"/>
-                <w:sz w:val="24"/>
-                <w:szCs w:val="24"/>
-                <w:u w:val="none"/>
-                <w:shd w:fill="auto" w:val="clear"/>
-                <w:lang w:val="ru-RU"/>
-              </w:rPr>
-              <w:t>4</w:t>
-            </w:r>
-            <w:r>
-              <w:rPr>
-                <w:rFonts w:ascii="FreeSerif" w:hAnsi="FreeSerif"/>
-                <w:b w:val="false"/>
-                <w:bCs w:val="false"/>
-                <w:i w:val="false"/>
-                <w:iCs w:val="false"/>
-                <w:strike w:val="false"/>
-                <w:dstrike w:val="false"/>
-                <w:outline w:val="false"/>
-                <w:shadow w:val="false"/>
-                <w:color w:val="auto"/>
-                <w:sz w:val="24"/>
-                <w:szCs w:val="24"/>
-                <w:u w:val="none"/>
-                <w:shd w:fill="auto" w:val="clear"/>
-                <w:lang w:val="ru-RU"/>
-              </w:rPr>
-              <w:t>]</w:t>
+              <w:t>[1, 4]</w:t>
             </w:r>
           </w:p>
         </w:tc>
@@ -8910,25 +7896,8 @@
           <w:p>
             <w:pPr>
               <w:pStyle w:val="TableContents"/>
-              <w:jc w:val="start"/>
-              <w:rPr>
-                <w:rFonts w:ascii="FreeSerif" w:hAnsi="FreeSerif"/>
-                <w:b w:val="false"/>
-                <w:bCs w:val="false"/>
-                <w:i w:val="false"/>
-                <w:iCs w:val="false"/>
-                <w:strike w:val="false"/>
-                <w:dstrike w:val="false"/>
-                <w:outline w:val="false"/>
-                <w:shadow w:val="false"/>
-                <w:color w:val="auto"/>
-                <w:sz w:val="24"/>
-                <w:szCs w:val="24"/>
-                <w:highlight w:val="none"/>
-                <w:u w:val="none"/>
-                <w:shd w:fill="auto" w:val="clear"/>
-                <w:lang w:val="ru-RU"/>
-              </w:rPr>
+              <w:jc w:val="both"/>
+              <w:rPr/>
             </w:pPr>
             <w:r>
               <w:rPr>
@@ -8948,33 +7917,13 @@
                 <w:shd w:fill="auto" w:val="clear"/>
                 <w:lang w:val="ru-RU"/>
               </w:rPr>
-              <w:t>1</w:t>
-            </w:r>
-            <w:r>
-              <w:rPr>
-                <w:rFonts w:ascii="FreeSerif" w:hAnsi="FreeSerif"/>
-                <w:b w:val="false"/>
-                <w:bCs w:val="false"/>
-                <w:i w:val="false"/>
-                <w:iCs w:val="false"/>
-                <w:strike w:val="false"/>
-                <w:dstrike w:val="false"/>
-                <w:outline w:val="false"/>
-                <w:shadow w:val="false"/>
-                <w:color w:val="auto"/>
-                <w:sz w:val="24"/>
-                <w:szCs w:val="24"/>
-                <w:u w:val="none"/>
-                <w:shd w:fill="auto" w:val="clear"/>
-                <w:lang w:val="ru-RU"/>
-              </w:rPr>
-              <w:t>5</w:t>
+              <w:t>15</w:t>
             </w:r>
           </w:p>
         </w:tc>
         <w:tc>
           <w:tcPr>
-            <w:tcW w:w="1585" w:type="dxa"/>
+            <w:tcW w:w="1584" w:type="dxa"/>
             <w:tcBorders>
               <w:start w:val="outset" w:sz="2" w:space="0" w:color="000000"/>
               <w:bottom w:val="outset" w:sz="2" w:space="0" w:color="000000"/>
@@ -8983,25 +7932,8 @@
           <w:p>
             <w:pPr>
               <w:pStyle w:val="TableContents"/>
-              <w:jc w:val="start"/>
-              <w:rPr>
-                <w:rFonts w:ascii="FreeSerif" w:hAnsi="FreeSerif"/>
-                <w:b w:val="false"/>
-                <w:bCs w:val="false"/>
-                <w:i w:val="false"/>
-                <w:iCs w:val="false"/>
-                <w:strike w:val="false"/>
-                <w:dstrike w:val="false"/>
-                <w:outline w:val="false"/>
-                <w:shadow w:val="false"/>
-                <w:color w:val="auto"/>
-                <w:sz w:val="24"/>
-                <w:szCs w:val="24"/>
-                <w:highlight w:val="none"/>
-                <w:u w:val="none"/>
-                <w:shd w:fill="auto" w:val="clear"/>
-                <w:lang w:val="ru-RU"/>
-              </w:rPr>
+              <w:jc w:val="both"/>
+              <w:rPr/>
             </w:pPr>
             <w:r>
               <w:rPr>
@@ -9027,7 +7959,7 @@
         </w:tc>
         <w:tc>
           <w:tcPr>
-            <w:tcW w:w="1586" w:type="dxa"/>
+            <w:tcW w:w="1587" w:type="dxa"/>
             <w:tcBorders>
               <w:start w:val="outset" w:sz="2" w:space="0" w:color="000000"/>
               <w:bottom w:val="outset" w:sz="2" w:space="0" w:color="000000"/>
@@ -9037,11 +7969,8 @@
           <w:p>
             <w:pPr>
               <w:pStyle w:val="TableContents"/>
-              <w:rPr>
-                <w:highlight w:val="none"/>
-                <w:shd w:fill="auto" w:val="clear"/>
-                <w:lang w:val="ru-RU"/>
-              </w:rPr>
+              <w:jc w:val="both"/>
+              <w:rPr/>
             </w:pPr>
             <w:r>
               <w:rPr>
@@ -9057,7 +7986,7 @@
         <w:trPr/>
         <w:tc>
           <w:tcPr>
-            <w:tcW w:w="1532" w:type="dxa"/>
+            <w:tcW w:w="1531" w:type="dxa"/>
             <w:tcBorders>
               <w:start w:val="outset" w:sz="2" w:space="0" w:color="000000"/>
               <w:bottom w:val="outset" w:sz="2" w:space="0" w:color="000000"/>
@@ -9066,7 +7995,7 @@
           <w:p>
             <w:pPr>
               <w:pStyle w:val="TableContents"/>
-              <w:jc w:val="start"/>
+              <w:jc w:val="both"/>
               <w:rPr>
                 <w:rFonts w:ascii="FreeSerif" w:hAnsi="FreeSerif"/>
                 <w:b w:val="false"/>
@@ -9118,7 +8047,7 @@
           <w:p>
             <w:pPr>
               <w:pStyle w:val="TableContents"/>
-              <w:jc w:val="start"/>
+              <w:jc w:val="both"/>
               <w:rPr>
                 <w:rFonts w:ascii="FreeSerif" w:hAnsi="FreeSerif"/>
                 <w:b w:val="false"/>
@@ -9170,25 +8099,8 @@
           <w:p>
             <w:pPr>
               <w:pStyle w:val="TableContents"/>
-              <w:jc w:val="start"/>
-              <w:rPr>
-                <w:rFonts w:ascii="FreeSerif" w:hAnsi="FreeSerif"/>
-                <w:b w:val="false"/>
-                <w:bCs w:val="false"/>
-                <w:i w:val="false"/>
-                <w:iCs w:val="false"/>
-                <w:strike w:val="false"/>
-                <w:dstrike w:val="false"/>
-                <w:outline w:val="false"/>
-                <w:shadow w:val="false"/>
-                <w:color w:val="auto"/>
-                <w:sz w:val="24"/>
-                <w:szCs w:val="24"/>
-                <w:highlight w:val="none"/>
-                <w:u w:val="none"/>
-                <w:shd w:fill="auto" w:val="clear"/>
-                <w:lang w:val="ru-RU"/>
-              </w:rPr>
+              <w:jc w:val="both"/>
+              <w:rPr/>
             </w:pPr>
             <w:r>
               <w:rPr>
@@ -9214,7 +8126,7 @@
         </w:tc>
         <w:tc>
           <w:tcPr>
-            <w:tcW w:w="1468" w:type="dxa"/>
+            <w:tcW w:w="1469" w:type="dxa"/>
             <w:tcBorders>
               <w:start w:val="outset" w:sz="2" w:space="0" w:color="000000"/>
               <w:bottom w:val="outset" w:sz="2" w:space="0" w:color="000000"/>
@@ -9223,25 +8135,8 @@
           <w:p>
             <w:pPr>
               <w:pStyle w:val="TableContents"/>
-              <w:jc w:val="start"/>
-              <w:rPr>
-                <w:rFonts w:ascii="FreeSerif" w:hAnsi="FreeSerif"/>
-                <w:b w:val="false"/>
-                <w:bCs w:val="false"/>
-                <w:i w:val="false"/>
-                <w:iCs w:val="false"/>
-                <w:strike w:val="false"/>
-                <w:dstrike w:val="false"/>
-                <w:outline w:val="false"/>
-                <w:shadow w:val="false"/>
-                <w:color w:val="auto"/>
-                <w:sz w:val="24"/>
-                <w:szCs w:val="24"/>
-                <w:highlight w:val="none"/>
-                <w:u w:val="none"/>
-                <w:shd w:fill="auto" w:val="clear"/>
-                <w:lang w:val="ru-RU"/>
-              </w:rPr>
+              <w:jc w:val="both"/>
+              <w:rPr/>
             </w:pPr>
             <w:r>
               <w:rPr>
@@ -9261,47 +8156,7 @@
                 <w:shd w:fill="auto" w:val="clear"/>
                 <w:lang w:val="ru-RU"/>
               </w:rPr>
-              <w:t>1</w:t>
-            </w:r>
-            <w:r>
-              <w:rPr>
-                <w:rFonts w:ascii="FreeSerif" w:hAnsi="FreeSerif"/>
-                <w:b w:val="false"/>
-                <w:bCs w:val="false"/>
-                <w:i w:val="false"/>
-                <w:iCs w:val="false"/>
-                <w:strike w:val="false"/>
-                <w:dstrike w:val="false"/>
-                <w:outline w:val="false"/>
-                <w:shadow w:val="false"/>
-                <w:color w:val="auto"/>
-                <w:sz w:val="24"/>
-                <w:szCs w:val="24"/>
-                <w:u w:val="none"/>
-                <w:shd w:fill="auto" w:val="clear"/>
-                <w:lang w:val="ru-RU"/>
-              </w:rPr>
-              <w:t xml:space="preserve">, </w:t>
-            </w:r>
-            <w:r>
-              <w:rPr>
-                <w:rFonts w:ascii="FreeSerif" w:hAnsi="FreeSerif"/>
-                <w:b w:val="false"/>
-                <w:bCs w:val="false"/>
-                <w:i w:val="false"/>
-                <w:iCs w:val="false"/>
-                <w:strike w:val="false"/>
-                <w:dstrike w:val="false"/>
-                <w:outline w:val="false"/>
-                <w:shadow w:val="false"/>
-                <w:color w:val="auto"/>
-                <w:sz w:val="24"/>
-                <w:szCs w:val="24"/>
-                <w:u w:val="none"/>
-                <w:shd w:fill="auto" w:val="clear"/>
-                <w:lang w:val="ru-RU"/>
-              </w:rPr>
-              <w:t>4</w:t>
+              <w:t>1, 4</w:t>
             </w:r>
           </w:p>
         </w:tc>
@@ -9316,25 +8171,8 @@
           <w:p>
             <w:pPr>
               <w:pStyle w:val="TableContents"/>
-              <w:jc w:val="start"/>
-              <w:rPr>
-                <w:rFonts w:ascii="FreeSerif" w:hAnsi="FreeSerif"/>
-                <w:b w:val="false"/>
-                <w:bCs w:val="false"/>
-                <w:i w:val="false"/>
-                <w:iCs w:val="false"/>
-                <w:strike w:val="false"/>
-                <w:dstrike w:val="false"/>
-                <w:outline w:val="false"/>
-                <w:shadow w:val="false"/>
-                <w:color w:val="auto"/>
-                <w:sz w:val="24"/>
-                <w:szCs w:val="24"/>
-                <w:highlight w:val="none"/>
-                <w:u w:val="none"/>
-                <w:shd w:fill="auto" w:val="clear"/>
-                <w:lang w:val="ru-RU"/>
-              </w:rPr>
+              <w:jc w:val="both"/>
+              <w:rPr/>
             </w:pPr>
             <w:r>
               <w:rPr>
@@ -9360,7 +8198,7 @@
         </w:tc>
         <w:tc>
           <w:tcPr>
-            <w:tcW w:w="1585" w:type="dxa"/>
+            <w:tcW w:w="1584" w:type="dxa"/>
             <w:tcBorders>
               <w:start w:val="outset" w:sz="2" w:space="0" w:color="000000"/>
               <w:bottom w:val="outset" w:sz="2" w:space="0" w:color="000000"/>
@@ -9370,25 +8208,8 @@
             <w:pPr>
               <w:pStyle w:val="TableContents"/>
               <w:bidi w:val="0"/>
-              <w:jc w:val="start"/>
-              <w:rPr>
-                <w:rFonts w:ascii="FreeSerif" w:hAnsi="FreeSerif"/>
-                <w:b w:val="false"/>
-                <w:bCs w:val="false"/>
-                <w:i w:val="false"/>
-                <w:iCs w:val="false"/>
-                <w:strike w:val="false"/>
-                <w:dstrike w:val="false"/>
-                <w:outline w:val="false"/>
-                <w:shadow w:val="false"/>
-                <w:color w:val="auto"/>
-                <w:sz w:val="24"/>
-                <w:szCs w:val="24"/>
-                <w:highlight w:val="none"/>
-                <w:u w:val="none"/>
-                <w:shd w:fill="auto" w:val="clear"/>
-                <w:lang w:val="ru-RU"/>
-              </w:rPr>
+              <w:jc w:val="both"/>
+              <w:rPr/>
             </w:pPr>
             <w:r>
               <w:rPr>
@@ -9414,7 +8235,7 @@
         </w:tc>
         <w:tc>
           <w:tcPr>
-            <w:tcW w:w="1586" w:type="dxa"/>
+            <w:tcW w:w="1587" w:type="dxa"/>
             <w:tcBorders>
               <w:start w:val="outset" w:sz="2" w:space="0" w:color="000000"/>
               <w:bottom w:val="outset" w:sz="2" w:space="0" w:color="000000"/>
@@ -9424,25 +8245,8 @@
           <w:p>
             <w:pPr>
               <w:pStyle w:val="TableContents"/>
-              <w:jc w:val="start"/>
-              <w:rPr>
-                <w:rFonts w:ascii="FreeSerif" w:hAnsi="FreeSerif"/>
-                <w:b w:val="false"/>
-                <w:bCs w:val="false"/>
-                <w:i w:val="false"/>
-                <w:iCs w:val="false"/>
-                <w:strike w:val="false"/>
-                <w:dstrike w:val="false"/>
-                <w:outline w:val="false"/>
-                <w:shadow w:val="false"/>
-                <w:color w:val="auto"/>
-                <w:sz w:val="24"/>
-                <w:szCs w:val="24"/>
-                <w:highlight w:val="none"/>
-                <w:u w:val="none"/>
-                <w:shd w:fill="auto" w:val="clear"/>
-                <w:lang w:val="ru-RU"/>
-              </w:rPr>
+              <w:jc w:val="both"/>
+              <w:rPr/>
             </w:pPr>
             <w:r>
               <w:rPr>
@@ -9471,7 +8275,7 @@
         <w:trPr/>
         <w:tc>
           <w:tcPr>
-            <w:tcW w:w="1532" w:type="dxa"/>
+            <w:tcW w:w="1531" w:type="dxa"/>
             <w:tcBorders>
               <w:start w:val="outset" w:sz="2" w:space="0" w:color="000000"/>
               <w:bottom w:val="outset" w:sz="2" w:space="0" w:color="000000"/>
@@ -9480,7 +8284,7 @@
           <w:p>
             <w:pPr>
               <w:pStyle w:val="TableContents"/>
-              <w:jc w:val="start"/>
+              <w:jc w:val="both"/>
               <w:rPr>
                 <w:rFonts w:ascii="FreeSerif" w:hAnsi="FreeSerif"/>
                 <w:b w:val="false"/>
@@ -9532,7 +8336,7 @@
           <w:p>
             <w:pPr>
               <w:pStyle w:val="TableContents"/>
-              <w:jc w:val="start"/>
+              <w:jc w:val="both"/>
               <w:rPr>
                 <w:rFonts w:ascii="FreeSerif" w:hAnsi="FreeSerif"/>
                 <w:b w:val="false"/>
@@ -9584,25 +8388,8 @@
           <w:p>
             <w:pPr>
               <w:pStyle w:val="TableContents"/>
-              <w:jc w:val="start"/>
-              <w:rPr>
-                <w:rFonts w:ascii="FreeSerif" w:hAnsi="FreeSerif"/>
-                <w:b w:val="false"/>
-                <w:bCs w:val="false"/>
-                <w:i w:val="false"/>
-                <w:iCs w:val="false"/>
-                <w:strike w:val="false"/>
-                <w:dstrike w:val="false"/>
-                <w:outline w:val="false"/>
-                <w:shadow w:val="false"/>
-                <w:color w:val="auto"/>
-                <w:sz w:val="24"/>
-                <w:szCs w:val="24"/>
-                <w:highlight w:val="none"/>
-                <w:u w:val="none"/>
-                <w:shd w:fill="auto" w:val="clear"/>
-                <w:lang w:val="ru-RU"/>
-              </w:rPr>
+              <w:jc w:val="both"/>
+              <w:rPr/>
             </w:pPr>
             <w:r>
               <w:rPr>
@@ -9628,7 +8415,7 @@
         </w:tc>
         <w:tc>
           <w:tcPr>
-            <w:tcW w:w="1468" w:type="dxa"/>
+            <w:tcW w:w="1469" w:type="dxa"/>
             <w:tcBorders>
               <w:start w:val="outset" w:sz="2" w:space="0" w:color="000000"/>
               <w:bottom w:val="outset" w:sz="2" w:space="0" w:color="000000"/>
@@ -9637,25 +8424,8 @@
           <w:p>
             <w:pPr>
               <w:pStyle w:val="TableContents"/>
-              <w:jc w:val="start"/>
-              <w:rPr>
-                <w:rFonts w:ascii="FreeSerif" w:hAnsi="FreeSerif"/>
-                <w:b w:val="false"/>
-                <w:bCs w:val="false"/>
-                <w:i w:val="false"/>
-                <w:iCs w:val="false"/>
-                <w:strike w:val="false"/>
-                <w:dstrike w:val="false"/>
-                <w:outline w:val="false"/>
-                <w:shadow w:val="false"/>
-                <w:color w:val="auto"/>
-                <w:sz w:val="24"/>
-                <w:szCs w:val="24"/>
-                <w:highlight w:val="none"/>
-                <w:u w:val="none"/>
-                <w:shd w:fill="auto" w:val="clear"/>
-                <w:lang w:val="ru-RU"/>
-              </w:rPr>
+              <w:jc w:val="both"/>
+              <w:rPr/>
             </w:pPr>
             <w:r>
               <w:rPr>
@@ -9690,25 +8460,8 @@
           <w:p>
             <w:pPr>
               <w:pStyle w:val="TableContents"/>
-              <w:jc w:val="start"/>
-              <w:rPr>
-                <w:rFonts w:ascii="FreeSerif" w:hAnsi="FreeSerif"/>
-                <w:b w:val="false"/>
-                <w:bCs w:val="false"/>
-                <w:i w:val="false"/>
-                <w:iCs w:val="false"/>
-                <w:strike w:val="false"/>
-                <w:dstrike w:val="false"/>
-                <w:outline w:val="false"/>
-                <w:shadow w:val="false"/>
-                <w:color w:val="auto"/>
-                <w:sz w:val="24"/>
-                <w:szCs w:val="24"/>
-                <w:highlight w:val="none"/>
-                <w:u w:val="none"/>
-                <w:shd w:fill="auto" w:val="clear"/>
-                <w:lang w:val="ru-RU"/>
-              </w:rPr>
+              <w:jc w:val="both"/>
+              <w:rPr/>
             </w:pPr>
             <w:r>
               <w:rPr>
@@ -9734,7 +8487,7 @@
         </w:tc>
         <w:tc>
           <w:tcPr>
-            <w:tcW w:w="1585" w:type="dxa"/>
+            <w:tcW w:w="1584" w:type="dxa"/>
             <w:tcBorders>
               <w:start w:val="outset" w:sz="2" w:space="0" w:color="000000"/>
               <w:bottom w:val="outset" w:sz="2" w:space="0" w:color="000000"/>
@@ -9743,25 +8496,8 @@
           <w:p>
             <w:pPr>
               <w:pStyle w:val="TableContents"/>
-              <w:jc w:val="start"/>
-              <w:rPr>
-                <w:rFonts w:ascii="FreeSerif" w:hAnsi="FreeSerif"/>
-                <w:b w:val="false"/>
-                <w:bCs w:val="false"/>
-                <w:i w:val="false"/>
-                <w:iCs w:val="false"/>
-                <w:strike w:val="false"/>
-                <w:dstrike w:val="false"/>
-                <w:outline w:val="false"/>
-                <w:shadow w:val="false"/>
-                <w:color w:val="auto"/>
-                <w:sz w:val="24"/>
-                <w:szCs w:val="24"/>
-                <w:highlight w:val="none"/>
-                <w:u w:val="none"/>
-                <w:shd w:fill="auto" w:val="clear"/>
-                <w:lang w:val="ru-RU"/>
-              </w:rPr>
+              <w:jc w:val="both"/>
+              <w:rPr/>
             </w:pPr>
             <w:r>
               <w:rPr>
@@ -9787,7 +8523,7 @@
         </w:tc>
         <w:tc>
           <w:tcPr>
-            <w:tcW w:w="1586" w:type="dxa"/>
+            <w:tcW w:w="1587" w:type="dxa"/>
             <w:tcBorders>
               <w:start w:val="outset" w:sz="2" w:space="0" w:color="000000"/>
               <w:bottom w:val="outset" w:sz="2" w:space="0" w:color="000000"/>
@@ -9797,25 +8533,15 @@
           <w:p>
             <w:pPr>
               <w:pStyle w:val="TableContents"/>
-              <w:rPr>
-                <w:highlight w:val="none"/>
-                <w:shd w:fill="auto" w:val="clear"/>
-                <w:lang w:val="ru-RU"/>
-              </w:rPr>
+              <w:jc w:val="both"/>
+              <w:rPr/>
             </w:pPr>
             <w:r>
               <w:rPr>
                 <w:shd w:fill="auto" w:val="clear"/>
                 <w:lang w:val="ru-RU"/>
               </w:rPr>
-              <w:t>0.0000000005</w:t>
-            </w:r>
-            <w:r>
-              <w:rPr>
-                <w:shd w:fill="auto" w:val="clear"/>
-                <w:lang w:val="ru-RU"/>
-              </w:rPr>
-              <w:t xml:space="preserve">                 </w:t>
+              <w:t xml:space="preserve">0.0000000005                 </w:t>
             </w:r>
           </w:p>
         </w:tc>
@@ -9824,7 +8550,7 @@
         <w:trPr/>
         <w:tc>
           <w:tcPr>
-            <w:tcW w:w="1532" w:type="dxa"/>
+            <w:tcW w:w="1531" w:type="dxa"/>
             <w:tcBorders>
               <w:start w:val="outset" w:sz="2" w:space="0" w:color="000000"/>
               <w:bottom w:val="outset" w:sz="2" w:space="0" w:color="000000"/>
@@ -9833,25 +8559,8 @@
           <w:p>
             <w:pPr>
               <w:pStyle w:val="TableContents"/>
-              <w:jc w:val="start"/>
-              <w:rPr>
-                <w:rFonts w:ascii="FreeSerif" w:hAnsi="FreeSerif"/>
-                <w:b w:val="false"/>
-                <w:bCs w:val="false"/>
-                <w:i w:val="false"/>
-                <w:iCs w:val="false"/>
-                <w:strike w:val="false"/>
-                <w:dstrike w:val="false"/>
-                <w:outline w:val="false"/>
-                <w:shadow w:val="false"/>
-                <w:color w:val="auto"/>
-                <w:sz w:val="24"/>
-                <w:szCs w:val="24"/>
-                <w:highlight w:val="none"/>
-                <w:u w:val="none"/>
-                <w:shd w:fill="auto" w:val="clear"/>
-                <w:lang w:val="ru-RU"/>
-              </w:rPr>
+              <w:jc w:val="both"/>
+              <w:rPr/>
             </w:pPr>
             <w:r>
               <w:rPr>
@@ -9886,25 +8595,8 @@
           <w:p>
             <w:pPr>
               <w:pStyle w:val="TableContents"/>
-              <w:jc w:val="start"/>
-              <w:rPr>
-                <w:rFonts w:ascii="FreeSerif" w:hAnsi="FreeSerif"/>
-                <w:b w:val="false"/>
-                <w:bCs w:val="false"/>
-                <w:i w:val="false"/>
-                <w:iCs w:val="false"/>
-                <w:strike w:val="false"/>
-                <w:dstrike w:val="false"/>
-                <w:outline w:val="false"/>
-                <w:shadow w:val="false"/>
-                <w:color w:val="auto"/>
-                <w:sz w:val="24"/>
-                <w:szCs w:val="24"/>
-                <w:highlight w:val="none"/>
-                <w:u w:val="none"/>
-                <w:shd w:fill="auto" w:val="clear"/>
-                <w:lang w:val="ru-RU"/>
-              </w:rPr>
+              <w:jc w:val="both"/>
+              <w:rPr/>
             </w:pPr>
             <w:r>
               <w:rPr>
@@ -9939,25 +8631,8 @@
           <w:p>
             <w:pPr>
               <w:pStyle w:val="TableContents"/>
-              <w:jc w:val="start"/>
-              <w:rPr>
-                <w:rFonts w:ascii="FreeSerif" w:hAnsi="FreeSerif"/>
-                <w:b w:val="false"/>
-                <w:bCs w:val="false"/>
-                <w:i w:val="false"/>
-                <w:iCs w:val="false"/>
-                <w:strike w:val="false"/>
-                <w:dstrike w:val="false"/>
-                <w:outline w:val="false"/>
-                <w:shadow w:val="false"/>
-                <w:color w:val="auto"/>
-                <w:sz w:val="24"/>
-                <w:szCs w:val="24"/>
-                <w:highlight w:val="none"/>
-                <w:u w:val="none"/>
-                <w:shd w:fill="auto" w:val="clear"/>
-                <w:lang w:val="ru-RU"/>
-              </w:rPr>
+              <w:jc w:val="both"/>
+              <w:rPr/>
             </w:pPr>
             <w:r>
               <w:rPr>
@@ -9983,7 +8658,7 @@
         </w:tc>
         <w:tc>
           <w:tcPr>
-            <w:tcW w:w="1468" w:type="dxa"/>
+            <w:tcW w:w="1469" w:type="dxa"/>
             <w:tcBorders>
               <w:start w:val="outset" w:sz="2" w:space="0" w:color="000000"/>
               <w:bottom w:val="outset" w:sz="2" w:space="0" w:color="000000"/>
@@ -9992,25 +8667,8 @@
           <w:p>
             <w:pPr>
               <w:pStyle w:val="TableContents"/>
-              <w:jc w:val="start"/>
-              <w:rPr>
-                <w:rFonts w:ascii="FreeSerif" w:hAnsi="FreeSerif"/>
-                <w:b w:val="false"/>
-                <w:bCs w:val="false"/>
-                <w:i w:val="false"/>
-                <w:iCs w:val="false"/>
-                <w:strike w:val="false"/>
-                <w:dstrike w:val="false"/>
-                <w:outline w:val="false"/>
-                <w:shadow w:val="false"/>
-                <w:color w:val="auto"/>
-                <w:sz w:val="24"/>
-                <w:szCs w:val="24"/>
-                <w:highlight w:val="none"/>
-                <w:u w:val="none"/>
-                <w:shd w:fill="auto" w:val="clear"/>
-                <w:lang w:val="ru-RU"/>
-              </w:rPr>
+              <w:jc w:val="both"/>
+              <w:rPr/>
             </w:pPr>
             <w:r>
               <w:rPr>
@@ -10045,25 +8703,8 @@
           <w:p>
             <w:pPr>
               <w:pStyle w:val="TableContents"/>
-              <w:jc w:val="start"/>
-              <w:rPr>
-                <w:rFonts w:ascii="FreeSerif" w:hAnsi="FreeSerif"/>
-                <w:b w:val="false"/>
-                <w:bCs w:val="false"/>
-                <w:i w:val="false"/>
-                <w:iCs w:val="false"/>
-                <w:strike w:val="false"/>
-                <w:dstrike w:val="false"/>
-                <w:outline w:val="false"/>
-                <w:shadow w:val="false"/>
-                <w:color w:val="auto"/>
-                <w:sz w:val="24"/>
-                <w:szCs w:val="24"/>
-                <w:highlight w:val="none"/>
-                <w:u w:val="none"/>
-                <w:shd w:fill="auto" w:val="clear"/>
-                <w:lang w:val="ru-RU"/>
-              </w:rPr>
+              <w:jc w:val="both"/>
+              <w:rPr/>
             </w:pPr>
             <w:r>
               <w:rPr>
@@ -10089,7 +8730,7 @@
         </w:tc>
         <w:tc>
           <w:tcPr>
-            <w:tcW w:w="1585" w:type="dxa"/>
+            <w:tcW w:w="1584" w:type="dxa"/>
             <w:tcBorders>
               <w:start w:val="outset" w:sz="2" w:space="0" w:color="000000"/>
               <w:bottom w:val="outset" w:sz="2" w:space="0" w:color="000000"/>
@@ -10098,25 +8739,8 @@
           <w:p>
             <w:pPr>
               <w:pStyle w:val="TableContents"/>
-              <w:jc w:val="start"/>
-              <w:rPr>
-                <w:rFonts w:ascii="FreeSerif" w:hAnsi="FreeSerif"/>
-                <w:b w:val="false"/>
-                <w:bCs w:val="false"/>
-                <w:i w:val="false"/>
-                <w:iCs w:val="false"/>
-                <w:strike w:val="false"/>
-                <w:dstrike w:val="false"/>
-                <w:outline w:val="false"/>
-                <w:shadow w:val="false"/>
-                <w:color w:val="auto"/>
-                <w:sz w:val="24"/>
-                <w:szCs w:val="24"/>
-                <w:highlight w:val="none"/>
-                <w:u w:val="none"/>
-                <w:shd w:fill="auto" w:val="clear"/>
-                <w:lang w:val="ru-RU"/>
-              </w:rPr>
+              <w:jc w:val="both"/>
+              <w:rPr/>
             </w:pPr>
             <w:r>
               <w:rPr>
@@ -10142,7 +8766,7 @@
         </w:tc>
         <w:tc>
           <w:tcPr>
-            <w:tcW w:w="1586" w:type="dxa"/>
+            <w:tcW w:w="1587" w:type="dxa"/>
             <w:tcBorders>
               <w:start w:val="outset" w:sz="2" w:space="0" w:color="000000"/>
               <w:bottom w:val="outset" w:sz="2" w:space="0" w:color="000000"/>
@@ -10152,25 +8776,8 @@
           <w:p>
             <w:pPr>
               <w:pStyle w:val="TableContents"/>
-              <w:jc w:val="start"/>
-              <w:rPr>
-                <w:rFonts w:ascii="FreeSerif" w:hAnsi="FreeSerif"/>
-                <w:b w:val="false"/>
-                <w:bCs w:val="false"/>
-                <w:i w:val="false"/>
-                <w:iCs w:val="false"/>
-                <w:strike w:val="false"/>
-                <w:dstrike w:val="false"/>
-                <w:outline w:val="false"/>
-                <w:shadow w:val="false"/>
-                <w:color w:val="auto"/>
-                <w:sz w:val="24"/>
-                <w:szCs w:val="24"/>
-                <w:highlight w:val="none"/>
-                <w:u w:val="none"/>
-                <w:shd w:fill="auto" w:val="clear"/>
-                <w:lang w:val="ru-RU"/>
-              </w:rPr>
+              <w:jc w:val="both"/>
+              <w:rPr/>
             </w:pPr>
             <w:r>
               <w:rPr>
@@ -10190,27 +8797,7 @@
                 <w:shd w:fill="auto" w:val="clear"/>
                 <w:lang w:val="ru-RU"/>
               </w:rPr>
-              <w:t>0.</w:t>
-            </w:r>
-            <w:r>
-              <w:rPr>
-                <w:rFonts w:ascii="FreeSerif" w:hAnsi="FreeSerif"/>
-                <w:b w:val="false"/>
-                <w:bCs w:val="false"/>
-                <w:i w:val="false"/>
-                <w:iCs w:val="false"/>
-                <w:strike w:val="false"/>
-                <w:dstrike w:val="false"/>
-                <w:outline w:val="false"/>
-                <w:shadow w:val="false"/>
-                <w:color w:val="auto"/>
-                <w:sz w:val="24"/>
-                <w:szCs w:val="24"/>
-                <w:u w:val="none"/>
-                <w:shd w:fill="auto" w:val="clear"/>
-                <w:lang w:val="ru-RU"/>
-              </w:rPr>
-              <w:t>0000218299</w:t>
+              <w:t>0.0000218299</w:t>
             </w:r>
           </w:p>
         </w:tc>
@@ -10219,7 +8806,7 @@
         <w:trPr/>
         <w:tc>
           <w:tcPr>
-            <w:tcW w:w="1532" w:type="dxa"/>
+            <w:tcW w:w="1531" w:type="dxa"/>
             <w:tcBorders>
               <w:start w:val="outset" w:sz="2" w:space="0" w:color="000000"/>
               <w:bottom w:val="outset" w:sz="2" w:space="0" w:color="000000"/>
@@ -10228,7 +8815,7 @@
           <w:p>
             <w:pPr>
               <w:pStyle w:val="TableContents"/>
-              <w:jc w:val="start"/>
+              <w:jc w:val="both"/>
               <w:rPr>
                 <w:rFonts w:ascii="FreeSerif" w:hAnsi="FreeSerif"/>
                 <w:b w:val="false"/>
@@ -10280,7 +8867,7 @@
           <w:p>
             <w:pPr>
               <w:pStyle w:val="TableContents"/>
-              <w:jc w:val="start"/>
+              <w:jc w:val="both"/>
               <w:rPr>
                 <w:rFonts w:ascii="FreeSerif" w:hAnsi="FreeSerif"/>
                 <w:b w:val="false"/>
@@ -10332,25 +8919,8 @@
           <w:p>
             <w:pPr>
               <w:pStyle w:val="TableContents"/>
-              <w:jc w:val="start"/>
-              <w:rPr>
-                <w:rFonts w:ascii="FreeSerif" w:hAnsi="FreeSerif"/>
-                <w:b w:val="false"/>
-                <w:bCs w:val="false"/>
-                <w:i w:val="false"/>
-                <w:iCs w:val="false"/>
-                <w:strike w:val="false"/>
-                <w:dstrike w:val="false"/>
-                <w:outline w:val="false"/>
-                <w:shadow w:val="false"/>
-                <w:color w:val="auto"/>
-                <w:sz w:val="24"/>
-                <w:szCs w:val="24"/>
-                <w:highlight w:val="none"/>
-                <w:u w:val="none"/>
-                <w:shd w:fill="auto" w:val="clear"/>
-                <w:lang w:val="ru-RU"/>
-              </w:rPr>
+              <w:jc w:val="both"/>
+              <w:rPr/>
             </w:pPr>
             <w:r>
               <w:rPr>
@@ -10376,7 +8946,7 @@
         </w:tc>
         <w:tc>
           <w:tcPr>
-            <w:tcW w:w="1468" w:type="dxa"/>
+            <w:tcW w:w="1469" w:type="dxa"/>
             <w:tcBorders>
               <w:start w:val="outset" w:sz="2" w:space="0" w:color="000000"/>
               <w:bottom w:val="outset" w:sz="2" w:space="0" w:color="000000"/>
@@ -10385,25 +8955,8 @@
           <w:p>
             <w:pPr>
               <w:pStyle w:val="TableContents"/>
-              <w:jc w:val="start"/>
-              <w:rPr>
-                <w:rFonts w:ascii="FreeSerif" w:hAnsi="FreeSerif"/>
-                <w:b w:val="false"/>
-                <w:bCs w:val="false"/>
-                <w:i w:val="false"/>
-                <w:iCs w:val="false"/>
-                <w:strike w:val="false"/>
-                <w:dstrike w:val="false"/>
-                <w:outline w:val="false"/>
-                <w:shadow w:val="false"/>
-                <w:color w:val="auto"/>
-                <w:sz w:val="24"/>
-                <w:szCs w:val="24"/>
-                <w:highlight w:val="none"/>
-                <w:u w:val="none"/>
-                <w:shd w:fill="auto" w:val="clear"/>
-                <w:lang w:val="ru-RU"/>
-              </w:rPr>
+              <w:jc w:val="both"/>
+              <w:rPr/>
             </w:pPr>
             <w:r>
               <w:rPr>
@@ -10438,25 +8991,8 @@
           <w:p>
             <w:pPr>
               <w:pStyle w:val="TableContents"/>
-              <w:jc w:val="start"/>
-              <w:rPr>
-                <w:rFonts w:ascii="FreeSerif" w:hAnsi="FreeSerif"/>
-                <w:b w:val="false"/>
-                <w:bCs w:val="false"/>
-                <w:i w:val="false"/>
-                <w:iCs w:val="false"/>
-                <w:strike w:val="false"/>
-                <w:dstrike w:val="false"/>
-                <w:outline w:val="false"/>
-                <w:shadow w:val="false"/>
-                <w:color w:val="auto"/>
-                <w:sz w:val="24"/>
-                <w:szCs w:val="24"/>
-                <w:highlight w:val="none"/>
-                <w:u w:val="none"/>
-                <w:shd w:fill="auto" w:val="clear"/>
-                <w:lang w:val="ru-RU"/>
-              </w:rPr>
+              <w:jc w:val="both"/>
+              <w:rPr/>
             </w:pPr>
             <w:r>
               <w:rPr>
@@ -10482,7 +9018,7 @@
         </w:tc>
         <w:tc>
           <w:tcPr>
-            <w:tcW w:w="1585" w:type="dxa"/>
+            <w:tcW w:w="1584" w:type="dxa"/>
             <w:tcBorders>
               <w:start w:val="outset" w:sz="2" w:space="0" w:color="000000"/>
               <w:bottom w:val="outset" w:sz="2" w:space="0" w:color="000000"/>
@@ -10491,25 +9027,8 @@
           <w:p>
             <w:pPr>
               <w:pStyle w:val="TableContents"/>
-              <w:jc w:val="start"/>
-              <w:rPr>
-                <w:rFonts w:ascii="FreeSerif" w:hAnsi="FreeSerif"/>
-                <w:b w:val="false"/>
-                <w:bCs w:val="false"/>
-                <w:i w:val="false"/>
-                <w:iCs w:val="false"/>
-                <w:strike w:val="false"/>
-                <w:dstrike w:val="false"/>
-                <w:outline w:val="false"/>
-                <w:shadow w:val="false"/>
-                <w:color w:val="auto"/>
-                <w:sz w:val="24"/>
-                <w:szCs w:val="24"/>
-                <w:highlight w:val="none"/>
-                <w:u w:val="none"/>
-                <w:shd w:fill="auto" w:val="clear"/>
-                <w:lang w:val="ru-RU"/>
-              </w:rPr>
+              <w:jc w:val="both"/>
+              <w:rPr/>
             </w:pPr>
             <w:r>
               <w:rPr>
@@ -10535,7 +9054,7 @@
         </w:tc>
         <w:tc>
           <w:tcPr>
-            <w:tcW w:w="1586" w:type="dxa"/>
+            <w:tcW w:w="1587" w:type="dxa"/>
             <w:tcBorders>
               <w:start w:val="outset" w:sz="2" w:space="0" w:color="000000"/>
               <w:bottom w:val="outset" w:sz="2" w:space="0" w:color="000000"/>
@@ -10545,25 +9064,8 @@
           <w:p>
             <w:pPr>
               <w:pStyle w:val="TableContents"/>
-              <w:jc w:val="start"/>
-              <w:rPr>
-                <w:rFonts w:ascii="FreeSerif" w:hAnsi="FreeSerif"/>
-                <w:b w:val="false"/>
-                <w:bCs w:val="false"/>
-                <w:i w:val="false"/>
-                <w:iCs w:val="false"/>
-                <w:strike w:val="false"/>
-                <w:dstrike w:val="false"/>
-                <w:outline w:val="false"/>
-                <w:shadow w:val="false"/>
-                <w:color w:val="auto"/>
-                <w:sz w:val="24"/>
-                <w:szCs w:val="24"/>
-                <w:highlight w:val="none"/>
-                <w:u w:val="none"/>
-                <w:shd w:fill="auto" w:val="clear"/>
-                <w:lang w:val="ru-RU"/>
-              </w:rPr>
+              <w:jc w:val="both"/>
+              <w:rPr/>
             </w:pPr>
             <w:r>
               <w:rPr>
@@ -10592,7 +9094,7 @@
         <w:trPr/>
         <w:tc>
           <w:tcPr>
-            <w:tcW w:w="1532" w:type="dxa"/>
+            <w:tcW w:w="1531" w:type="dxa"/>
             <w:tcBorders>
               <w:start w:val="outset" w:sz="2" w:space="0" w:color="000000"/>
               <w:bottom w:val="outset" w:sz="2" w:space="0" w:color="000000"/>
@@ -10601,7 +9103,7 @@
           <w:p>
             <w:pPr>
               <w:pStyle w:val="TableContents"/>
-              <w:jc w:val="start"/>
+              <w:jc w:val="both"/>
               <w:rPr>
                 <w:rFonts w:ascii="FreeSerif" w:hAnsi="FreeSerif"/>
                 <w:b w:val="false"/>
@@ -10653,7 +9155,7 @@
           <w:p>
             <w:pPr>
               <w:pStyle w:val="TableContents"/>
-              <w:jc w:val="start"/>
+              <w:jc w:val="both"/>
               <w:rPr>
                 <w:rFonts w:ascii="FreeSerif" w:hAnsi="FreeSerif"/>
                 <w:b w:val="false"/>
@@ -10705,25 +9207,8 @@
           <w:p>
             <w:pPr>
               <w:pStyle w:val="TableContents"/>
-              <w:jc w:val="start"/>
-              <w:rPr>
-                <w:rFonts w:ascii="FreeSerif" w:hAnsi="FreeSerif"/>
-                <w:b w:val="false"/>
-                <w:bCs w:val="false"/>
-                <w:i w:val="false"/>
-                <w:iCs w:val="false"/>
-                <w:strike w:val="false"/>
-                <w:dstrike w:val="false"/>
-                <w:outline w:val="false"/>
-                <w:shadow w:val="false"/>
-                <w:color w:val="auto"/>
-                <w:sz w:val="24"/>
-                <w:szCs w:val="24"/>
-                <w:highlight w:val="none"/>
-                <w:u w:val="none"/>
-                <w:shd w:fill="auto" w:val="clear"/>
-                <w:lang w:val="ru-RU"/>
-              </w:rPr>
+              <w:jc w:val="both"/>
+              <w:rPr/>
             </w:pPr>
             <w:r>
               <w:rPr>
@@ -10749,7 +9234,7 @@
         </w:tc>
         <w:tc>
           <w:tcPr>
-            <w:tcW w:w="1468" w:type="dxa"/>
+            <w:tcW w:w="1469" w:type="dxa"/>
             <w:tcBorders>
               <w:start w:val="outset" w:sz="2" w:space="0" w:color="000000"/>
               <w:bottom w:val="outset" w:sz="2" w:space="0" w:color="000000"/>
@@ -10758,25 +9243,8 @@
           <w:p>
             <w:pPr>
               <w:pStyle w:val="TableContents"/>
-              <w:jc w:val="start"/>
-              <w:rPr>
-                <w:rFonts w:ascii="FreeSerif" w:hAnsi="FreeSerif"/>
-                <w:b w:val="false"/>
-                <w:bCs w:val="false"/>
-                <w:i w:val="false"/>
-                <w:iCs w:val="false"/>
-                <w:strike w:val="false"/>
-                <w:dstrike w:val="false"/>
-                <w:outline w:val="false"/>
-                <w:shadow w:val="false"/>
-                <w:color w:val="auto"/>
-                <w:sz w:val="24"/>
-                <w:szCs w:val="24"/>
-                <w:highlight w:val="none"/>
-                <w:u w:val="none"/>
-                <w:shd w:fill="auto" w:val="clear"/>
-                <w:lang w:val="ru-RU"/>
-              </w:rPr>
+              <w:jc w:val="both"/>
+              <w:rPr/>
             </w:pPr>
             <w:r>
               <w:rPr>
@@ -10811,25 +9279,8 @@
           <w:p>
             <w:pPr>
               <w:pStyle w:val="TableContents"/>
-              <w:jc w:val="start"/>
-              <w:rPr>
-                <w:rFonts w:ascii="FreeSerif" w:hAnsi="FreeSerif"/>
-                <w:b w:val="false"/>
-                <w:bCs w:val="false"/>
-                <w:i w:val="false"/>
-                <w:iCs w:val="false"/>
-                <w:strike w:val="false"/>
-                <w:dstrike w:val="false"/>
-                <w:outline w:val="false"/>
-                <w:shadow w:val="false"/>
-                <w:color w:val="auto"/>
-                <w:sz w:val="24"/>
-                <w:szCs w:val="24"/>
-                <w:highlight w:val="none"/>
-                <w:u w:val="none"/>
-                <w:shd w:fill="auto" w:val="clear"/>
-                <w:lang w:val="ru-RU"/>
-              </w:rPr>
+              <w:jc w:val="both"/>
+              <w:rPr/>
             </w:pPr>
             <w:r>
               <w:rPr>
@@ -10855,7 +9306,7 @@
         </w:tc>
         <w:tc>
           <w:tcPr>
-            <w:tcW w:w="1585" w:type="dxa"/>
+            <w:tcW w:w="1584" w:type="dxa"/>
             <w:tcBorders>
               <w:start w:val="outset" w:sz="2" w:space="0" w:color="000000"/>
               <w:bottom w:val="outset" w:sz="2" w:space="0" w:color="000000"/>
@@ -10864,25 +9315,8 @@
           <w:p>
             <w:pPr>
               <w:pStyle w:val="TableContents"/>
-              <w:jc w:val="start"/>
-              <w:rPr>
-                <w:rFonts w:ascii="FreeSerif" w:hAnsi="FreeSerif"/>
-                <w:b w:val="false"/>
-                <w:bCs w:val="false"/>
-                <w:i w:val="false"/>
-                <w:iCs w:val="false"/>
-                <w:strike w:val="false"/>
-                <w:dstrike w:val="false"/>
-                <w:outline w:val="false"/>
-                <w:shadow w:val="false"/>
-                <w:color w:val="auto"/>
-                <w:sz w:val="24"/>
-                <w:szCs w:val="24"/>
-                <w:highlight w:val="none"/>
-                <w:u w:val="none"/>
-                <w:shd w:fill="auto" w:val="clear"/>
-                <w:lang w:val="ru-RU"/>
-              </w:rPr>
+              <w:jc w:val="both"/>
+              <w:rPr/>
             </w:pPr>
             <w:r>
               <w:rPr>
@@ -10908,7 +9342,7 @@
         </w:tc>
         <w:tc>
           <w:tcPr>
-            <w:tcW w:w="1586" w:type="dxa"/>
+            <w:tcW w:w="1587" w:type="dxa"/>
             <w:tcBorders>
               <w:start w:val="outset" w:sz="2" w:space="0" w:color="000000"/>
               <w:bottom w:val="outset" w:sz="2" w:space="0" w:color="000000"/>
@@ -10918,11 +9352,8 @@
           <w:p>
             <w:pPr>
               <w:pStyle w:val="TableContents"/>
-              <w:rPr>
-                <w:highlight w:val="none"/>
-                <w:shd w:fill="auto" w:val="clear"/>
-                <w:lang w:val="ru-RU"/>
-              </w:rPr>
+              <w:jc w:val="both"/>
+              <w:rPr/>
             </w:pPr>
             <w:r>
               <w:rPr>
@@ -10938,7 +9369,7 @@
         <w:trPr/>
         <w:tc>
           <w:tcPr>
-            <w:tcW w:w="1532" w:type="dxa"/>
+            <w:tcW w:w="1531" w:type="dxa"/>
             <w:tcBorders>
               <w:start w:val="outset" w:sz="2" w:space="0" w:color="000000"/>
               <w:bottom w:val="outset" w:sz="2" w:space="0" w:color="000000"/>
@@ -10947,25 +9378,8 @@
           <w:p>
             <w:pPr>
               <w:pStyle w:val="TableContents"/>
-              <w:jc w:val="start"/>
-              <w:rPr>
-                <w:rFonts w:ascii="FreeSerif" w:hAnsi="FreeSerif"/>
-                <w:b w:val="false"/>
-                <w:bCs w:val="false"/>
-                <w:i w:val="false"/>
-                <w:iCs w:val="false"/>
-                <w:strike w:val="false"/>
-                <w:dstrike w:val="false"/>
-                <w:outline w:val="false"/>
-                <w:shadow w:val="false"/>
-                <w:color w:val="auto"/>
-                <w:sz w:val="24"/>
-                <w:szCs w:val="24"/>
-                <w:highlight w:val="none"/>
-                <w:u w:val="none"/>
-                <w:shd w:fill="auto" w:val="clear"/>
-                <w:lang w:val="ru-RU"/>
-              </w:rPr>
+              <w:jc w:val="both"/>
+              <w:rPr/>
             </w:pPr>
             <w:r>
               <w:rPr>
@@ -11000,25 +9414,8 @@
           <w:p>
             <w:pPr>
               <w:pStyle w:val="TableContents"/>
-              <w:jc w:val="start"/>
-              <w:rPr>
-                <w:rFonts w:ascii="FreeSerif" w:hAnsi="FreeSerif"/>
-                <w:b w:val="false"/>
-                <w:bCs w:val="false"/>
-                <w:i w:val="false"/>
-                <w:iCs w:val="false"/>
-                <w:strike w:val="false"/>
-                <w:dstrike w:val="false"/>
-                <w:outline w:val="false"/>
-                <w:shadow w:val="false"/>
-                <w:color w:val="auto"/>
-                <w:sz w:val="24"/>
-                <w:szCs w:val="24"/>
-                <w:highlight w:val="none"/>
-                <w:u w:val="none"/>
-                <w:shd w:fill="auto" w:val="clear"/>
-                <w:lang w:val="ru-RU"/>
-              </w:rPr>
+              <w:jc w:val="both"/>
+              <w:rPr/>
             </w:pPr>
             <w:r>
               <w:rPr>
@@ -11053,25 +9450,8 @@
           <w:p>
             <w:pPr>
               <w:pStyle w:val="TableContents"/>
-              <w:jc w:val="start"/>
-              <w:rPr>
-                <w:rFonts w:ascii="FreeSerif" w:hAnsi="FreeSerif"/>
-                <w:b w:val="false"/>
-                <w:bCs w:val="false"/>
-                <w:i w:val="false"/>
-                <w:iCs w:val="false"/>
-                <w:strike w:val="false"/>
-                <w:dstrike w:val="false"/>
-                <w:outline w:val="false"/>
-                <w:shadow w:val="false"/>
-                <w:color w:val="auto"/>
-                <w:sz w:val="24"/>
-                <w:szCs w:val="24"/>
-                <w:highlight w:val="none"/>
-                <w:u w:val="none"/>
-                <w:shd w:fill="auto" w:val="clear"/>
-                <w:lang w:val="ru-RU"/>
-              </w:rPr>
+              <w:jc w:val="both"/>
+              <w:rPr/>
             </w:pPr>
             <w:r>
               <w:rPr>
@@ -11097,7 +9477,7 @@
         </w:tc>
         <w:tc>
           <w:tcPr>
-            <w:tcW w:w="1468" w:type="dxa"/>
+            <w:tcW w:w="1469" w:type="dxa"/>
             <w:tcBorders>
               <w:start w:val="outset" w:sz="2" w:space="0" w:color="000000"/>
               <w:bottom w:val="outset" w:sz="2" w:space="0" w:color="000000"/>
@@ -11106,25 +9486,8 @@
           <w:p>
             <w:pPr>
               <w:pStyle w:val="TableContents"/>
-              <w:jc w:val="start"/>
-              <w:rPr>
-                <w:rFonts w:ascii="FreeSerif" w:hAnsi="FreeSerif"/>
-                <w:b w:val="false"/>
-                <w:bCs w:val="false"/>
-                <w:i w:val="false"/>
-                <w:iCs w:val="false"/>
-                <w:strike w:val="false"/>
-                <w:dstrike w:val="false"/>
-                <w:outline w:val="false"/>
-                <w:shadow w:val="false"/>
-                <w:color w:val="auto"/>
-                <w:sz w:val="24"/>
-                <w:szCs w:val="24"/>
-                <w:highlight w:val="none"/>
-                <w:u w:val="none"/>
-                <w:shd w:fill="auto" w:val="clear"/>
-                <w:lang w:val="ru-RU"/>
-              </w:rPr>
+              <w:jc w:val="both"/>
+              <w:rPr/>
             </w:pPr>
             <w:r>
               <w:rPr>
@@ -11159,25 +9522,8 @@
           <w:p>
             <w:pPr>
               <w:pStyle w:val="TableContents"/>
-              <w:jc w:val="start"/>
-              <w:rPr>
-                <w:rFonts w:ascii="FreeSerif" w:hAnsi="FreeSerif"/>
-                <w:b w:val="false"/>
-                <w:bCs w:val="false"/>
-                <w:i w:val="false"/>
-                <w:iCs w:val="false"/>
-                <w:strike w:val="false"/>
-                <w:dstrike w:val="false"/>
-                <w:outline w:val="false"/>
-                <w:shadow w:val="false"/>
-                <w:color w:val="auto"/>
-                <w:sz w:val="24"/>
-                <w:szCs w:val="24"/>
-                <w:highlight w:val="none"/>
-                <w:u w:val="none"/>
-                <w:shd w:fill="auto" w:val="clear"/>
-                <w:lang w:val="ru-RU"/>
-              </w:rPr>
+              <w:jc w:val="both"/>
+              <w:rPr/>
             </w:pPr>
             <w:r>
               <w:rPr>
@@ -11203,7 +9549,7 @@
         </w:tc>
         <w:tc>
           <w:tcPr>
-            <w:tcW w:w="1585" w:type="dxa"/>
+            <w:tcW w:w="1584" w:type="dxa"/>
             <w:tcBorders>
               <w:start w:val="outset" w:sz="2" w:space="0" w:color="000000"/>
               <w:bottom w:val="outset" w:sz="2" w:space="0" w:color="000000"/>
@@ -11212,25 +9558,8 @@
           <w:p>
             <w:pPr>
               <w:pStyle w:val="TableContents"/>
-              <w:jc w:val="start"/>
-              <w:rPr>
-                <w:rFonts w:ascii="FreeSerif" w:hAnsi="FreeSerif"/>
-                <w:b w:val="false"/>
-                <w:bCs w:val="false"/>
-                <w:i w:val="false"/>
-                <w:iCs w:val="false"/>
-                <w:strike w:val="false"/>
-                <w:dstrike w:val="false"/>
-                <w:outline w:val="false"/>
-                <w:shadow w:val="false"/>
-                <w:color w:val="auto"/>
-                <w:sz w:val="24"/>
-                <w:szCs w:val="24"/>
-                <w:highlight w:val="none"/>
-                <w:u w:val="none"/>
-                <w:shd w:fill="auto" w:val="clear"/>
-                <w:lang w:val="ru-RU"/>
-              </w:rPr>
+              <w:jc w:val="both"/>
+              <w:rPr/>
             </w:pPr>
             <w:r>
               <w:rPr>
@@ -11256,7 +9585,7 @@
         </w:tc>
         <w:tc>
           <w:tcPr>
-            <w:tcW w:w="1586" w:type="dxa"/>
+            <w:tcW w:w="1587" w:type="dxa"/>
             <w:tcBorders>
               <w:start w:val="outset" w:sz="2" w:space="0" w:color="000000"/>
               <w:bottom w:val="outset" w:sz="2" w:space="0" w:color="000000"/>
@@ -11266,25 +9595,8 @@
           <w:p>
             <w:pPr>
               <w:pStyle w:val="TableContents"/>
-              <w:jc w:val="start"/>
-              <w:rPr>
-                <w:rFonts w:ascii="FreeSerif" w:hAnsi="FreeSerif"/>
-                <w:b w:val="false"/>
-                <w:bCs w:val="false"/>
-                <w:i w:val="false"/>
-                <w:iCs w:val="false"/>
-                <w:strike w:val="false"/>
-                <w:dstrike w:val="false"/>
-                <w:outline w:val="false"/>
-                <w:shadow w:val="false"/>
-                <w:color w:val="auto"/>
-                <w:sz w:val="24"/>
-                <w:szCs w:val="24"/>
-                <w:highlight w:val="none"/>
-                <w:u w:val="none"/>
-                <w:shd w:fill="auto" w:val="clear"/>
-                <w:lang w:val="ru-RU"/>
-              </w:rPr>
+              <w:jc w:val="both"/>
+              <w:rPr/>
             </w:pPr>
             <w:r>
               <w:rPr>
@@ -11313,7 +9625,7 @@
         <w:trPr/>
         <w:tc>
           <w:tcPr>
-            <w:tcW w:w="1532" w:type="dxa"/>
+            <w:tcW w:w="1531" w:type="dxa"/>
             <w:tcBorders>
               <w:start w:val="outset" w:sz="2" w:space="0" w:color="000000"/>
               <w:bottom w:val="outset" w:sz="2" w:space="0" w:color="000000"/>
@@ -11322,7 +9634,7 @@
           <w:p>
             <w:pPr>
               <w:pStyle w:val="TableContents"/>
-              <w:jc w:val="start"/>
+              <w:jc w:val="both"/>
               <w:rPr>
                 <w:rFonts w:ascii="FreeSerif" w:hAnsi="FreeSerif"/>
                 <w:b w:val="false"/>
@@ -11374,7 +9686,7 @@
           <w:p>
             <w:pPr>
               <w:pStyle w:val="TableContents"/>
-              <w:jc w:val="start"/>
+              <w:jc w:val="both"/>
               <w:rPr>
                 <w:rFonts w:ascii="FreeSerif" w:hAnsi="FreeSerif"/>
                 <w:b w:val="false"/>
@@ -11426,25 +9738,8 @@
           <w:p>
             <w:pPr>
               <w:pStyle w:val="TableContents"/>
-              <w:jc w:val="start"/>
-              <w:rPr>
-                <w:rFonts w:ascii="FreeSerif" w:hAnsi="FreeSerif"/>
-                <w:b w:val="false"/>
-                <w:bCs w:val="false"/>
-                <w:i w:val="false"/>
-                <w:iCs w:val="false"/>
-                <w:strike w:val="false"/>
-                <w:dstrike w:val="false"/>
-                <w:outline w:val="false"/>
-                <w:shadow w:val="false"/>
-                <w:color w:val="auto"/>
-                <w:sz w:val="24"/>
-                <w:szCs w:val="24"/>
-                <w:highlight w:val="none"/>
-                <w:u w:val="none"/>
-                <w:shd w:fill="auto" w:val="clear"/>
-                <w:lang w:val="ru-RU"/>
-              </w:rPr>
+              <w:jc w:val="both"/>
+              <w:rPr/>
             </w:pPr>
             <w:r>
               <w:rPr>
@@ -11470,7 +9765,7 @@
         </w:tc>
         <w:tc>
           <w:tcPr>
-            <w:tcW w:w="1468" w:type="dxa"/>
+            <w:tcW w:w="1469" w:type="dxa"/>
             <w:tcBorders>
               <w:start w:val="outset" w:sz="2" w:space="0" w:color="000000"/>
               <w:bottom w:val="outset" w:sz="2" w:space="0" w:color="000000"/>
@@ -11479,25 +9774,8 @@
           <w:p>
             <w:pPr>
               <w:pStyle w:val="TableContents"/>
-              <w:jc w:val="start"/>
-              <w:rPr>
-                <w:rFonts w:ascii="FreeSerif" w:hAnsi="FreeSerif"/>
-                <w:b w:val="false"/>
-                <w:bCs w:val="false"/>
-                <w:i w:val="false"/>
-                <w:iCs w:val="false"/>
-                <w:strike w:val="false"/>
-                <w:dstrike w:val="false"/>
-                <w:outline w:val="false"/>
-                <w:shadow w:val="false"/>
-                <w:color w:val="auto"/>
-                <w:sz w:val="24"/>
-                <w:szCs w:val="24"/>
-                <w:highlight w:val="none"/>
-                <w:u w:val="none"/>
-                <w:shd w:fill="auto" w:val="clear"/>
-                <w:lang w:val="ru-RU"/>
-              </w:rPr>
+              <w:jc w:val="both"/>
+              <w:rPr/>
             </w:pPr>
             <w:r>
               <w:rPr>
@@ -11532,25 +9810,8 @@
           <w:p>
             <w:pPr>
               <w:pStyle w:val="TableContents"/>
-              <w:jc w:val="start"/>
-              <w:rPr>
-                <w:rFonts w:ascii="FreeSerif" w:hAnsi="FreeSerif"/>
-                <w:b w:val="false"/>
-                <w:bCs w:val="false"/>
-                <w:i w:val="false"/>
-                <w:iCs w:val="false"/>
-                <w:strike w:val="false"/>
-                <w:dstrike w:val="false"/>
-                <w:outline w:val="false"/>
-                <w:shadow w:val="false"/>
-                <w:color w:val="auto"/>
-                <w:sz w:val="24"/>
-                <w:szCs w:val="24"/>
-                <w:highlight w:val="none"/>
-                <w:u w:val="none"/>
-                <w:shd w:fill="auto" w:val="clear"/>
-                <w:lang w:val="ru-RU"/>
-              </w:rPr>
+              <w:jc w:val="both"/>
+              <w:rPr/>
             </w:pPr>
             <w:r>
               <w:rPr>
@@ -11576,7 +9837,7 @@
         </w:tc>
         <w:tc>
           <w:tcPr>
-            <w:tcW w:w="1585" w:type="dxa"/>
+            <w:tcW w:w="1584" w:type="dxa"/>
             <w:tcBorders>
               <w:start w:val="outset" w:sz="2" w:space="0" w:color="000000"/>
               <w:bottom w:val="outset" w:sz="2" w:space="0" w:color="000000"/>
@@ -11586,25 +9847,8 @@
             <w:pPr>
               <w:pStyle w:val="TableContents"/>
               <w:bidi w:val="0"/>
-              <w:jc w:val="start"/>
-              <w:rPr>
-                <w:rFonts w:ascii="FreeSerif" w:hAnsi="FreeSerif"/>
-                <w:b w:val="false"/>
-                <w:bCs w:val="false"/>
-                <w:i w:val="false"/>
-                <w:iCs w:val="false"/>
-                <w:strike w:val="false"/>
-                <w:dstrike w:val="false"/>
-                <w:outline w:val="false"/>
-                <w:shadow w:val="false"/>
-                <w:color w:val="auto"/>
-                <w:sz w:val="24"/>
-                <w:szCs w:val="24"/>
-                <w:highlight w:val="none"/>
-                <w:u w:val="none"/>
-                <w:shd w:fill="auto" w:val="clear"/>
-                <w:lang w:val="ru-RU"/>
-              </w:rPr>
+              <w:jc w:val="both"/>
+              <w:rPr/>
             </w:pPr>
             <w:r>
               <w:rPr>
@@ -11630,7 +9874,7 @@
         </w:tc>
         <w:tc>
           <w:tcPr>
-            <w:tcW w:w="1586" w:type="dxa"/>
+            <w:tcW w:w="1587" w:type="dxa"/>
             <w:tcBorders>
               <w:start w:val="outset" w:sz="2" w:space="0" w:color="000000"/>
               <w:bottom w:val="outset" w:sz="2" w:space="0" w:color="000000"/>
@@ -11640,25 +9884,8 @@
           <w:p>
             <w:pPr>
               <w:pStyle w:val="TableContents"/>
-              <w:jc w:val="start"/>
-              <w:rPr>
-                <w:rFonts w:ascii="FreeSerif" w:hAnsi="FreeSerif"/>
-                <w:b w:val="false"/>
-                <w:bCs w:val="false"/>
-                <w:i w:val="false"/>
-                <w:iCs w:val="false"/>
-                <w:strike w:val="false"/>
-                <w:dstrike w:val="false"/>
-                <w:outline w:val="false"/>
-                <w:shadow w:val="false"/>
-                <w:color w:val="auto"/>
-                <w:sz w:val="24"/>
-                <w:szCs w:val="24"/>
-                <w:highlight w:val="none"/>
-                <w:u w:val="none"/>
-                <w:shd w:fill="auto" w:val="clear"/>
-                <w:lang w:val="ru-RU"/>
-              </w:rPr>
+              <w:jc w:val="both"/>
+              <w:rPr/>
             </w:pPr>
             <w:r>
               <w:rPr>
@@ -11687,7 +9914,7 @@
         <w:trPr/>
         <w:tc>
           <w:tcPr>
-            <w:tcW w:w="1532" w:type="dxa"/>
+            <w:tcW w:w="1531" w:type="dxa"/>
             <w:tcBorders>
               <w:start w:val="outset" w:sz="2" w:space="0" w:color="000000"/>
               <w:bottom w:val="outset" w:sz="2" w:space="0" w:color="000000"/>
@@ -11696,7 +9923,7 @@
           <w:p>
             <w:pPr>
               <w:pStyle w:val="TableContents"/>
-              <w:jc w:val="start"/>
+              <w:jc w:val="both"/>
               <w:rPr>
                 <w:rFonts w:ascii="FreeSerif" w:hAnsi="FreeSerif"/>
                 <w:b w:val="false"/>
@@ -11748,7 +9975,7 @@
           <w:p>
             <w:pPr>
               <w:pStyle w:val="TableContents"/>
-              <w:jc w:val="start"/>
+              <w:jc w:val="both"/>
               <w:rPr>
                 <w:rFonts w:ascii="FreeSerif" w:hAnsi="FreeSerif"/>
                 <w:b w:val="false"/>
@@ -11800,25 +10027,8 @@
           <w:p>
             <w:pPr>
               <w:pStyle w:val="TableContents"/>
-              <w:jc w:val="start"/>
-              <w:rPr>
-                <w:rFonts w:ascii="FreeSerif" w:hAnsi="FreeSerif"/>
-                <w:b w:val="false"/>
-                <w:bCs w:val="false"/>
-                <w:i w:val="false"/>
-                <w:iCs w:val="false"/>
-                <w:strike w:val="false"/>
-                <w:dstrike w:val="false"/>
-                <w:outline w:val="false"/>
-                <w:shadow w:val="false"/>
-                <w:color w:val="auto"/>
-                <w:sz w:val="24"/>
-                <w:szCs w:val="24"/>
-                <w:highlight w:val="none"/>
-                <w:u w:val="none"/>
-                <w:shd w:fill="auto" w:val="clear"/>
-                <w:lang w:val="ru-RU"/>
-              </w:rPr>
+              <w:jc w:val="both"/>
+              <w:rPr/>
             </w:pPr>
             <w:r>
               <w:rPr>
@@ -11844,7 +10054,7 @@
         </w:tc>
         <w:tc>
           <w:tcPr>
-            <w:tcW w:w="1468" w:type="dxa"/>
+            <w:tcW w:w="1469" w:type="dxa"/>
             <w:tcBorders>
               <w:start w:val="outset" w:sz="2" w:space="0" w:color="000000"/>
               <w:bottom w:val="outset" w:sz="2" w:space="0" w:color="000000"/>
@@ -11853,25 +10063,8 @@
           <w:p>
             <w:pPr>
               <w:pStyle w:val="TableContents"/>
-              <w:jc w:val="start"/>
-              <w:rPr>
-                <w:rFonts w:ascii="FreeSerif" w:hAnsi="FreeSerif"/>
-                <w:b w:val="false"/>
-                <w:bCs w:val="false"/>
-                <w:i w:val="false"/>
-                <w:iCs w:val="false"/>
-                <w:strike w:val="false"/>
-                <w:dstrike w:val="false"/>
-                <w:outline w:val="false"/>
-                <w:shadow w:val="false"/>
-                <w:color w:val="auto"/>
-                <w:sz w:val="24"/>
-                <w:szCs w:val="24"/>
-                <w:highlight w:val="none"/>
-                <w:u w:val="none"/>
-                <w:shd w:fill="auto" w:val="clear"/>
-                <w:lang w:val="ru-RU"/>
-              </w:rPr>
+              <w:jc w:val="both"/>
+              <w:rPr/>
             </w:pPr>
             <w:r>
               <w:rPr>
@@ -11906,25 +10099,8 @@
           <w:p>
             <w:pPr>
               <w:pStyle w:val="TableContents"/>
-              <w:jc w:val="start"/>
-              <w:rPr>
-                <w:rFonts w:ascii="FreeSerif" w:hAnsi="FreeSerif"/>
-                <w:b w:val="false"/>
-                <w:bCs w:val="false"/>
-                <w:i w:val="false"/>
-                <w:iCs w:val="false"/>
-                <w:strike w:val="false"/>
-                <w:dstrike w:val="false"/>
-                <w:outline w:val="false"/>
-                <w:shadow w:val="false"/>
-                <w:color w:val="auto"/>
-                <w:sz w:val="24"/>
-                <w:szCs w:val="24"/>
-                <w:highlight w:val="none"/>
-                <w:u w:val="none"/>
-                <w:shd w:fill="auto" w:val="clear"/>
-                <w:lang w:val="ru-RU"/>
-              </w:rPr>
+              <w:jc w:val="both"/>
+              <w:rPr/>
             </w:pPr>
             <w:r>
               <w:rPr>
@@ -11950,7 +10126,7 @@
         </w:tc>
         <w:tc>
           <w:tcPr>
-            <w:tcW w:w="1585" w:type="dxa"/>
+            <w:tcW w:w="1584" w:type="dxa"/>
             <w:tcBorders>
               <w:start w:val="outset" w:sz="2" w:space="0" w:color="000000"/>
               <w:bottom w:val="outset" w:sz="2" w:space="0" w:color="000000"/>
@@ -11960,25 +10136,8 @@
             <w:pPr>
               <w:pStyle w:val="TableContents"/>
               <w:bidi w:val="0"/>
-              <w:jc w:val="start"/>
-              <w:rPr>
-                <w:rFonts w:ascii="FreeSerif" w:hAnsi="FreeSerif"/>
-                <w:b w:val="false"/>
-                <w:bCs w:val="false"/>
-                <w:i w:val="false"/>
-                <w:iCs w:val="false"/>
-                <w:strike w:val="false"/>
-                <w:dstrike w:val="false"/>
-                <w:outline w:val="false"/>
-                <w:shadow w:val="false"/>
-                <w:color w:val="auto"/>
-                <w:sz w:val="24"/>
-                <w:szCs w:val="24"/>
-                <w:highlight w:val="none"/>
-                <w:u w:val="none"/>
-                <w:shd w:fill="auto" w:val="clear"/>
-                <w:lang w:val="ru-RU"/>
-              </w:rPr>
+              <w:jc w:val="both"/>
+              <w:rPr/>
             </w:pPr>
             <w:r>
               <w:rPr>
@@ -12004,7 +10163,7 @@
         </w:tc>
         <w:tc>
           <w:tcPr>
-            <w:tcW w:w="1586" w:type="dxa"/>
+            <w:tcW w:w="1587" w:type="dxa"/>
             <w:tcBorders>
               <w:start w:val="outset" w:sz="2" w:space="0" w:color="000000"/>
               <w:bottom w:val="outset" w:sz="2" w:space="0" w:color="000000"/>
@@ -12014,11 +10173,8 @@
           <w:p>
             <w:pPr>
               <w:pStyle w:val="TableContents"/>
-              <w:rPr>
-                <w:highlight w:val="none"/>
-                <w:shd w:fill="auto" w:val="clear"/>
-                <w:lang w:val="ru-RU"/>
-              </w:rPr>
+              <w:jc w:val="both"/>
+              <w:rPr/>
             </w:pPr>
             <w:r>
               <w:rPr>
@@ -12034,7 +10190,7 @@
         <w:trPr/>
         <w:tc>
           <w:tcPr>
-            <w:tcW w:w="1532" w:type="dxa"/>
+            <w:tcW w:w="1531" w:type="dxa"/>
             <w:tcBorders>
               <w:start w:val="outset" w:sz="2" w:space="0" w:color="000000"/>
               <w:bottom w:val="outset" w:sz="2" w:space="0" w:color="000000"/>
@@ -12043,25 +10199,8 @@
           <w:p>
             <w:pPr>
               <w:pStyle w:val="TableContents"/>
-              <w:jc w:val="start"/>
-              <w:rPr>
-                <w:rFonts w:ascii="FreeSerif" w:hAnsi="FreeSerif"/>
-                <w:b w:val="false"/>
-                <w:bCs w:val="false"/>
-                <w:i w:val="false"/>
-                <w:iCs w:val="false"/>
-                <w:strike w:val="false"/>
-                <w:dstrike w:val="false"/>
-                <w:outline w:val="false"/>
-                <w:shadow w:val="false"/>
-                <w:color w:val="auto"/>
-                <w:sz w:val="24"/>
-                <w:szCs w:val="24"/>
-                <w:highlight w:val="none"/>
-                <w:u w:val="none"/>
-                <w:shd w:fill="auto" w:val="clear"/>
-                <w:lang w:val="ru-RU"/>
-              </w:rPr>
+              <w:jc w:val="both"/>
+              <w:rPr/>
             </w:pPr>
             <w:r>
               <w:rPr>
@@ -12096,25 +10235,8 @@
           <w:p>
             <w:pPr>
               <w:pStyle w:val="TableContents"/>
-              <w:jc w:val="start"/>
-              <w:rPr>
-                <w:rFonts w:ascii="FreeSerif" w:hAnsi="FreeSerif"/>
-                <w:b w:val="false"/>
-                <w:bCs w:val="false"/>
-                <w:i w:val="false"/>
-                <w:iCs w:val="false"/>
-                <w:strike w:val="false"/>
-                <w:dstrike w:val="false"/>
-                <w:outline w:val="false"/>
-                <w:shadow w:val="false"/>
-                <w:color w:val="auto"/>
-                <w:sz w:val="24"/>
-                <w:szCs w:val="24"/>
-                <w:highlight w:val="none"/>
-                <w:u w:val="none"/>
-                <w:shd w:fill="auto" w:val="clear"/>
-                <w:lang w:val="ru-RU"/>
-              </w:rPr>
+              <w:jc w:val="both"/>
+              <w:rPr/>
             </w:pPr>
             <w:r>
               <w:rPr>
@@ -12149,25 +10271,8 @@
           <w:p>
             <w:pPr>
               <w:pStyle w:val="TableContents"/>
-              <w:jc w:val="start"/>
-              <w:rPr>
-                <w:rFonts w:ascii="FreeSerif" w:hAnsi="FreeSerif"/>
-                <w:b w:val="false"/>
-                <w:bCs w:val="false"/>
-                <w:i w:val="false"/>
-                <w:iCs w:val="false"/>
-                <w:strike w:val="false"/>
-                <w:dstrike w:val="false"/>
-                <w:outline w:val="false"/>
-                <w:shadow w:val="false"/>
-                <w:color w:val="auto"/>
-                <w:sz w:val="24"/>
-                <w:szCs w:val="24"/>
-                <w:highlight w:val="none"/>
-                <w:u w:val="none"/>
-                <w:shd w:fill="auto" w:val="clear"/>
-                <w:lang w:val="ru-RU"/>
-              </w:rPr>
+              <w:jc w:val="both"/>
+              <w:rPr/>
             </w:pPr>
             <w:r>
               <w:rPr>
@@ -12193,7 +10298,7 @@
         </w:tc>
         <w:tc>
           <w:tcPr>
-            <w:tcW w:w="1468" w:type="dxa"/>
+            <w:tcW w:w="1469" w:type="dxa"/>
             <w:tcBorders>
               <w:start w:val="outset" w:sz="2" w:space="0" w:color="000000"/>
               <w:bottom w:val="outset" w:sz="2" w:space="0" w:color="000000"/>
@@ -12202,25 +10307,8 @@
           <w:p>
             <w:pPr>
               <w:pStyle w:val="TableContents"/>
-              <w:jc w:val="start"/>
-              <w:rPr>
-                <w:rFonts w:ascii="FreeSerif" w:hAnsi="FreeSerif"/>
-                <w:b w:val="false"/>
-                <w:bCs w:val="false"/>
-                <w:i w:val="false"/>
-                <w:iCs w:val="false"/>
-                <w:strike w:val="false"/>
-                <w:dstrike w:val="false"/>
-                <w:outline w:val="false"/>
-                <w:shadow w:val="false"/>
-                <w:color w:val="auto"/>
-                <w:sz w:val="24"/>
-                <w:szCs w:val="24"/>
-                <w:highlight w:val="none"/>
-                <w:u w:val="none"/>
-                <w:shd w:fill="auto" w:val="clear"/>
-                <w:lang w:val="ru-RU"/>
-              </w:rPr>
+              <w:jc w:val="both"/>
+              <w:rPr/>
             </w:pPr>
             <w:r>
               <w:rPr>
@@ -12255,25 +10343,8 @@
           <w:p>
             <w:pPr>
               <w:pStyle w:val="TableContents"/>
-              <w:jc w:val="start"/>
-              <w:rPr>
-                <w:rFonts w:ascii="FreeSerif" w:hAnsi="FreeSerif"/>
-                <w:b w:val="false"/>
-                <w:bCs w:val="false"/>
-                <w:i w:val="false"/>
-                <w:iCs w:val="false"/>
-                <w:strike w:val="false"/>
-                <w:dstrike w:val="false"/>
-                <w:outline w:val="false"/>
-                <w:shadow w:val="false"/>
-                <w:color w:val="auto"/>
-                <w:sz w:val="24"/>
-                <w:szCs w:val="24"/>
-                <w:highlight w:val="none"/>
-                <w:u w:val="none"/>
-                <w:shd w:fill="auto" w:val="clear"/>
-                <w:lang w:val="ru-RU"/>
-              </w:rPr>
+              <w:jc w:val="both"/>
+              <w:rPr/>
             </w:pPr>
             <w:r>
               <w:rPr>
@@ -12299,7 +10370,7 @@
         </w:tc>
         <w:tc>
           <w:tcPr>
-            <w:tcW w:w="1585" w:type="dxa"/>
+            <w:tcW w:w="1584" w:type="dxa"/>
             <w:tcBorders>
               <w:start w:val="outset" w:sz="2" w:space="0" w:color="000000"/>
               <w:bottom w:val="outset" w:sz="2" w:space="0" w:color="000000"/>
@@ -12308,25 +10379,8 @@
           <w:p>
             <w:pPr>
               <w:pStyle w:val="TableContents"/>
-              <w:jc w:val="start"/>
-              <w:rPr>
-                <w:rFonts w:ascii="FreeSerif" w:hAnsi="FreeSerif"/>
-                <w:b w:val="false"/>
-                <w:bCs w:val="false"/>
-                <w:i w:val="false"/>
-                <w:iCs w:val="false"/>
-                <w:strike w:val="false"/>
-                <w:dstrike w:val="false"/>
-                <w:outline w:val="false"/>
-                <w:shadow w:val="false"/>
-                <w:color w:val="auto"/>
-                <w:sz w:val="24"/>
-                <w:szCs w:val="24"/>
-                <w:highlight w:val="none"/>
-                <w:u w:val="none"/>
-                <w:shd w:fill="auto" w:val="clear"/>
-                <w:lang w:val="ru-RU"/>
-              </w:rPr>
+              <w:jc w:val="both"/>
+              <w:rPr/>
             </w:pPr>
             <w:r>
               <w:rPr>
@@ -12352,7 +10406,7 @@
         </w:tc>
         <w:tc>
           <w:tcPr>
-            <w:tcW w:w="1586" w:type="dxa"/>
+            <w:tcW w:w="1587" w:type="dxa"/>
             <w:tcBorders>
               <w:start w:val="outset" w:sz="2" w:space="0" w:color="000000"/>
               <w:bottom w:val="outset" w:sz="2" w:space="0" w:color="000000"/>
@@ -12362,25 +10416,8 @@
           <w:p>
             <w:pPr>
               <w:pStyle w:val="TableContents"/>
-              <w:jc w:val="start"/>
-              <w:rPr>
-                <w:rFonts w:ascii="FreeSerif" w:hAnsi="FreeSerif"/>
-                <w:b w:val="false"/>
-                <w:bCs w:val="false"/>
-                <w:i w:val="false"/>
-                <w:iCs w:val="false"/>
-                <w:strike w:val="false"/>
-                <w:dstrike w:val="false"/>
-                <w:outline w:val="false"/>
-                <w:shadow w:val="false"/>
-                <w:color w:val="auto"/>
-                <w:sz w:val="24"/>
-                <w:szCs w:val="24"/>
-                <w:highlight w:val="none"/>
-                <w:u w:val="none"/>
-                <w:shd w:fill="auto" w:val="clear"/>
-                <w:lang w:val="ru-RU"/>
-              </w:rPr>
+              <w:jc w:val="both"/>
+              <w:rPr/>
             </w:pPr>
             <w:r>
               <w:rPr>
@@ -12409,7 +10446,7 @@
         <w:trPr/>
         <w:tc>
           <w:tcPr>
-            <w:tcW w:w="1532" w:type="dxa"/>
+            <w:tcW w:w="1531" w:type="dxa"/>
             <w:tcBorders>
               <w:start w:val="outset" w:sz="2" w:space="0" w:color="000000"/>
               <w:bottom w:val="outset" w:sz="2" w:space="0" w:color="000000"/>
@@ -12418,7 +10455,7 @@
           <w:p>
             <w:pPr>
               <w:pStyle w:val="TableContents"/>
-              <w:jc w:val="start"/>
+              <w:jc w:val="both"/>
               <w:rPr>
                 <w:rFonts w:ascii="FreeSerif" w:hAnsi="FreeSerif"/>
                 <w:b w:val="false"/>
@@ -12470,7 +10507,7 @@
           <w:p>
             <w:pPr>
               <w:pStyle w:val="TableContents"/>
-              <w:jc w:val="start"/>
+              <w:jc w:val="both"/>
               <w:rPr>
                 <w:rFonts w:ascii="FreeSerif" w:hAnsi="FreeSerif"/>
                 <w:b w:val="false"/>
@@ -12522,25 +10559,8 @@
           <w:p>
             <w:pPr>
               <w:pStyle w:val="TableContents"/>
-              <w:jc w:val="start"/>
-              <w:rPr>
-                <w:rFonts w:ascii="FreeSerif" w:hAnsi="FreeSerif"/>
-                <w:b w:val="false"/>
-                <w:bCs w:val="false"/>
-                <w:i w:val="false"/>
-                <w:iCs w:val="false"/>
-                <w:strike w:val="false"/>
-                <w:dstrike w:val="false"/>
-                <w:outline w:val="false"/>
-                <w:shadow w:val="false"/>
-                <w:color w:val="auto"/>
-                <w:sz w:val="24"/>
-                <w:szCs w:val="24"/>
-                <w:highlight w:val="none"/>
-                <w:u w:val="none"/>
-                <w:shd w:fill="auto" w:val="clear"/>
-                <w:lang w:val="ru-RU"/>
-              </w:rPr>
+              <w:jc w:val="both"/>
+              <w:rPr/>
             </w:pPr>
             <w:r>
               <w:rPr>
@@ -12566,7 +10586,7 @@
         </w:tc>
         <w:tc>
           <w:tcPr>
-            <w:tcW w:w="1468" w:type="dxa"/>
+            <w:tcW w:w="1469" w:type="dxa"/>
             <w:tcBorders>
               <w:start w:val="outset" w:sz="2" w:space="0" w:color="000000"/>
               <w:bottom w:val="outset" w:sz="2" w:space="0" w:color="000000"/>
@@ -12575,25 +10595,8 @@
           <w:p>
             <w:pPr>
               <w:pStyle w:val="TableContents"/>
-              <w:jc w:val="start"/>
-              <w:rPr>
-                <w:rFonts w:ascii="FreeSerif" w:hAnsi="FreeSerif"/>
-                <w:b w:val="false"/>
-                <w:bCs w:val="false"/>
-                <w:i w:val="false"/>
-                <w:iCs w:val="false"/>
-                <w:strike w:val="false"/>
-                <w:dstrike w:val="false"/>
-                <w:outline w:val="false"/>
-                <w:shadow w:val="false"/>
-                <w:color w:val="auto"/>
-                <w:sz w:val="24"/>
-                <w:szCs w:val="24"/>
-                <w:highlight w:val="none"/>
-                <w:u w:val="none"/>
-                <w:shd w:fill="auto" w:val="clear"/>
-                <w:lang w:val="ru-RU"/>
-              </w:rPr>
+              <w:jc w:val="both"/>
+              <w:rPr/>
             </w:pPr>
             <w:r>
               <w:rPr>
@@ -12628,25 +10631,8 @@
           <w:p>
             <w:pPr>
               <w:pStyle w:val="TableContents"/>
-              <w:jc w:val="start"/>
-              <w:rPr>
-                <w:rFonts w:ascii="FreeSerif" w:hAnsi="FreeSerif"/>
-                <w:b w:val="false"/>
-                <w:bCs w:val="false"/>
-                <w:i w:val="false"/>
-                <w:iCs w:val="false"/>
-                <w:strike w:val="false"/>
-                <w:dstrike w:val="false"/>
-                <w:outline w:val="false"/>
-                <w:shadow w:val="false"/>
-                <w:color w:val="auto"/>
-                <w:sz w:val="24"/>
-                <w:szCs w:val="24"/>
-                <w:highlight w:val="none"/>
-                <w:u w:val="none"/>
-                <w:shd w:fill="auto" w:val="clear"/>
-                <w:lang w:val="ru-RU"/>
-              </w:rPr>
+              <w:jc w:val="both"/>
+              <w:rPr/>
             </w:pPr>
             <w:r>
               <w:rPr>
@@ -12672,7 +10658,7 @@
         </w:tc>
         <w:tc>
           <w:tcPr>
-            <w:tcW w:w="1585" w:type="dxa"/>
+            <w:tcW w:w="1584" w:type="dxa"/>
             <w:tcBorders>
               <w:start w:val="outset" w:sz="2" w:space="0" w:color="000000"/>
               <w:bottom w:val="outset" w:sz="2" w:space="0" w:color="000000"/>
@@ -12681,25 +10667,8 @@
           <w:p>
             <w:pPr>
               <w:pStyle w:val="TableContents"/>
-              <w:jc w:val="start"/>
-              <w:rPr>
-                <w:rFonts w:ascii="FreeSerif" w:hAnsi="FreeSerif"/>
-                <w:b w:val="false"/>
-                <w:bCs w:val="false"/>
-                <w:i w:val="false"/>
-                <w:iCs w:val="false"/>
-                <w:strike w:val="false"/>
-                <w:dstrike w:val="false"/>
-                <w:outline w:val="false"/>
-                <w:shadow w:val="false"/>
-                <w:color w:val="auto"/>
-                <w:sz w:val="24"/>
-                <w:szCs w:val="24"/>
-                <w:highlight w:val="none"/>
-                <w:u w:val="none"/>
-                <w:shd w:fill="auto" w:val="clear"/>
-                <w:lang w:val="ru-RU"/>
-              </w:rPr>
+              <w:jc w:val="both"/>
+              <w:rPr/>
             </w:pPr>
             <w:r>
               <w:rPr>
@@ -12725,7 +10694,7 @@
         </w:tc>
         <w:tc>
           <w:tcPr>
-            <w:tcW w:w="1586" w:type="dxa"/>
+            <w:tcW w:w="1587" w:type="dxa"/>
             <w:tcBorders>
               <w:start w:val="outset" w:sz="2" w:space="0" w:color="000000"/>
               <w:bottom w:val="outset" w:sz="2" w:space="0" w:color="000000"/>
@@ -12735,25 +10704,8 @@
           <w:p>
             <w:pPr>
               <w:pStyle w:val="TableContents"/>
-              <w:jc w:val="start"/>
-              <w:rPr>
-                <w:rFonts w:ascii="FreeSerif" w:hAnsi="FreeSerif"/>
-                <w:b w:val="false"/>
-                <w:bCs w:val="false"/>
-                <w:i w:val="false"/>
-                <w:iCs w:val="false"/>
-                <w:strike w:val="false"/>
-                <w:dstrike w:val="false"/>
-                <w:outline w:val="false"/>
-                <w:shadow w:val="false"/>
-                <w:color w:val="auto"/>
-                <w:sz w:val="24"/>
-                <w:szCs w:val="24"/>
-                <w:highlight w:val="none"/>
-                <w:u w:val="none"/>
-                <w:shd w:fill="auto" w:val="clear"/>
-                <w:lang w:val="ru-RU"/>
-              </w:rPr>
+              <w:jc w:val="both"/>
+              <w:rPr/>
             </w:pPr>
             <w:r>
               <w:rPr>
@@ -12782,7 +10734,7 @@
         <w:trPr/>
         <w:tc>
           <w:tcPr>
-            <w:tcW w:w="1532" w:type="dxa"/>
+            <w:tcW w:w="1531" w:type="dxa"/>
             <w:tcBorders>
               <w:start w:val="outset" w:sz="2" w:space="0" w:color="000000"/>
               <w:bottom w:val="outset" w:sz="2" w:space="0" w:color="000000"/>
@@ -12791,7 +10743,7 @@
           <w:p>
             <w:pPr>
               <w:pStyle w:val="TableContents"/>
-              <w:jc w:val="start"/>
+              <w:jc w:val="both"/>
               <w:rPr>
                 <w:rFonts w:ascii="FreeSerif" w:hAnsi="FreeSerif"/>
                 <w:b w:val="false"/>
@@ -12843,7 +10795,7 @@
           <w:p>
             <w:pPr>
               <w:pStyle w:val="TableContents"/>
-              <w:jc w:val="start"/>
+              <w:jc w:val="both"/>
               <w:rPr>
                 <w:rFonts w:ascii="FreeSerif" w:hAnsi="FreeSerif"/>
                 <w:b w:val="false"/>
@@ -12895,25 +10847,8 @@
           <w:p>
             <w:pPr>
               <w:pStyle w:val="TableContents"/>
-              <w:jc w:val="start"/>
-              <w:rPr>
-                <w:rFonts w:ascii="FreeSerif" w:hAnsi="FreeSerif"/>
-                <w:b w:val="false"/>
-                <w:bCs w:val="false"/>
-                <w:i w:val="false"/>
-                <w:iCs w:val="false"/>
-                <w:strike w:val="false"/>
-                <w:dstrike w:val="false"/>
-                <w:outline w:val="false"/>
-                <w:shadow w:val="false"/>
-                <w:color w:val="auto"/>
-                <w:sz w:val="24"/>
-                <w:szCs w:val="24"/>
-                <w:highlight w:val="none"/>
-                <w:u w:val="none"/>
-                <w:shd w:fill="auto" w:val="clear"/>
-                <w:lang w:val="ru-RU"/>
-              </w:rPr>
+              <w:jc w:val="both"/>
+              <w:rPr/>
             </w:pPr>
             <w:r>
               <w:rPr>
@@ -12939,7 +10874,7 @@
         </w:tc>
         <w:tc>
           <w:tcPr>
-            <w:tcW w:w="1468" w:type="dxa"/>
+            <w:tcW w:w="1469" w:type="dxa"/>
             <w:tcBorders>
               <w:start w:val="outset" w:sz="2" w:space="0" w:color="000000"/>
               <w:bottom w:val="outset" w:sz="2" w:space="0" w:color="000000"/>
@@ -12948,25 +10883,8 @@
           <w:p>
             <w:pPr>
               <w:pStyle w:val="TableContents"/>
-              <w:jc w:val="start"/>
-              <w:rPr>
-                <w:rFonts w:ascii="FreeSerif" w:hAnsi="FreeSerif"/>
-                <w:b w:val="false"/>
-                <w:bCs w:val="false"/>
-                <w:i w:val="false"/>
-                <w:iCs w:val="false"/>
-                <w:strike w:val="false"/>
-                <w:dstrike w:val="false"/>
-                <w:outline w:val="false"/>
-                <w:shadow w:val="false"/>
-                <w:color w:val="auto"/>
-                <w:sz w:val="24"/>
-                <w:szCs w:val="24"/>
-                <w:highlight w:val="none"/>
-                <w:u w:val="none"/>
-                <w:shd w:fill="auto" w:val="clear"/>
-                <w:lang w:val="ru-RU"/>
-              </w:rPr>
+              <w:jc w:val="both"/>
+              <w:rPr/>
             </w:pPr>
             <w:r>
               <w:rPr>
@@ -13001,25 +10919,8 @@
           <w:p>
             <w:pPr>
               <w:pStyle w:val="TableContents"/>
-              <w:jc w:val="start"/>
-              <w:rPr>
-                <w:rFonts w:ascii="FreeSerif" w:hAnsi="FreeSerif"/>
-                <w:b w:val="false"/>
-                <w:bCs w:val="false"/>
-                <w:i w:val="false"/>
-                <w:iCs w:val="false"/>
-                <w:strike w:val="false"/>
-                <w:dstrike w:val="false"/>
-                <w:outline w:val="false"/>
-                <w:shadow w:val="false"/>
-                <w:color w:val="auto"/>
-                <w:sz w:val="24"/>
-                <w:szCs w:val="24"/>
-                <w:highlight w:val="none"/>
-                <w:u w:val="none"/>
-                <w:shd w:fill="auto" w:val="clear"/>
-                <w:lang w:val="ru-RU"/>
-              </w:rPr>
+              <w:jc w:val="both"/>
+              <w:rPr/>
             </w:pPr>
             <w:r>
               <w:rPr>
@@ -13045,7 +10946,7 @@
         </w:tc>
         <w:tc>
           <w:tcPr>
-            <w:tcW w:w="1585" w:type="dxa"/>
+            <w:tcW w:w="1584" w:type="dxa"/>
             <w:tcBorders>
               <w:start w:val="outset" w:sz="2" w:space="0" w:color="000000"/>
               <w:bottom w:val="outset" w:sz="2" w:space="0" w:color="000000"/>
@@ -13054,25 +10955,8 @@
           <w:p>
             <w:pPr>
               <w:pStyle w:val="TableContents"/>
-              <w:jc w:val="start"/>
-              <w:rPr>
-                <w:rFonts w:ascii="FreeSerif" w:hAnsi="FreeSerif"/>
-                <w:b w:val="false"/>
-                <w:bCs w:val="false"/>
-                <w:i w:val="false"/>
-                <w:iCs w:val="false"/>
-                <w:strike w:val="false"/>
-                <w:dstrike w:val="false"/>
-                <w:outline w:val="false"/>
-                <w:shadow w:val="false"/>
-                <w:color w:val="auto"/>
-                <w:sz w:val="24"/>
-                <w:szCs w:val="24"/>
-                <w:highlight w:val="none"/>
-                <w:u w:val="none"/>
-                <w:shd w:fill="auto" w:val="clear"/>
-                <w:lang w:val="ru-RU"/>
-              </w:rPr>
+              <w:jc w:val="both"/>
+              <w:rPr/>
             </w:pPr>
             <w:r>
               <w:rPr>
@@ -13098,7 +10982,7 @@
         </w:tc>
         <w:tc>
           <w:tcPr>
-            <w:tcW w:w="1586" w:type="dxa"/>
+            <w:tcW w:w="1587" w:type="dxa"/>
             <w:tcBorders>
               <w:start w:val="outset" w:sz="2" w:space="0" w:color="000000"/>
               <w:bottom w:val="outset" w:sz="2" w:space="0" w:color="000000"/>
@@ -13108,11 +10992,8 @@
           <w:p>
             <w:pPr>
               <w:pStyle w:val="TableContents"/>
-              <w:rPr>
-                <w:highlight w:val="none"/>
-                <w:shd w:fill="auto" w:val="clear"/>
-                <w:lang w:val="ru-RU"/>
-              </w:rPr>
+              <w:jc w:val="both"/>
+              <w:rPr/>
             </w:pPr>
             <w:r>
               <w:rPr>
@@ -13150,19 +11031,15 @@
         <w:pStyle w:val="Normal"/>
         <w:bidi w:val="0"/>
         <w:spacing w:before="0" w:after="0"/>
-        <w:jc w:val="start"/>
+        <w:jc w:val="both"/>
+        <w:rPr/>
+      </w:pPr>
+      <w:r>
         <w:rPr>
           <w:sz w:val="28"/>
           <w:szCs w:val="28"/>
           <w:lang w:val="ru-RU"/>
         </w:rPr>
-      </w:pPr>
-      <w:r>
-        <w:rPr>
-          <w:sz w:val="28"/>
-          <w:szCs w:val="28"/>
-          <w:lang w:val="ru-RU"/>
-        </w:rPr>
         <w:t>4.2 Анализ результатов</w:t>
       </w:r>
     </w:p>
@@ -13171,7 +11048,7 @@
         <w:pStyle w:val="Normal"/>
         <w:bidi w:val="0"/>
         <w:spacing w:before="0" w:after="0"/>
-        <w:jc w:val="start"/>
+        <w:jc w:val="both"/>
         <w:rPr>
           <w:sz w:val="28"/>
           <w:szCs w:val="28"/>
@@ -13198,10 +11075,8 @@
         <w:bidi w:val="0"/>
         <w:spacing w:lineRule="auto" w:line="276" w:before="0" w:after="0"/>
         <w:ind w:hanging="340" w:start="454" w:end="0"/>
-        <w:jc w:val="start"/>
-        <w:rPr>
-          <w:sz w:val="21"/>
-        </w:rPr>
+        <w:jc w:val="both"/>
+        <w:rPr/>
       </w:pPr>
       <w:r>
         <w:rPr>
@@ -13229,7 +11104,7 @@
         <w:bidi w:val="0"/>
         <w:spacing w:lineRule="auto" w:line="276" w:before="0" w:after="0"/>
         <w:ind w:hanging="340" w:start="454" w:end="0"/>
-        <w:jc w:val="start"/>
+        <w:jc w:val="both"/>
         <w:rPr>
           <w:sz w:val="24"/>
           <w:szCs w:val="24"/>
@@ -13256,10 +11131,8 @@
         <w:bidi w:val="0"/>
         <w:spacing w:lineRule="auto" w:line="276" w:before="0" w:after="0"/>
         <w:ind w:hanging="340" w:start="454" w:end="0"/>
-        <w:jc w:val="start"/>
-        <w:rPr>
-          <w:sz w:val="21"/>
-        </w:rPr>
+        <w:jc w:val="both"/>
+        <w:rPr/>
       </w:pPr>
       <w:r>
         <w:rPr>
@@ -13283,7 +11156,7 @@
         <w:bidi w:val="0"/>
         <w:spacing w:lineRule="auto" w:line="276" w:before="0" w:after="0"/>
         <w:ind w:hanging="340" w:start="454" w:end="0"/>
-        <w:jc w:val="start"/>
+        <w:jc w:val="both"/>
         <w:rPr>
           <w:sz w:val="21"/>
           <w:lang w:val="ru-RU"/>
@@ -13291,6 +11164,7 @@
       </w:pPr>
       <w:r>
         <w:rPr>
+          <w:sz w:val="21"/>
           <w:lang w:val="ru-RU"/>
         </w:rPr>
       </w:r>
@@ -13307,10 +11181,8 @@
         <w:bidi w:val="0"/>
         <w:spacing w:lineRule="auto" w:line="276" w:before="0" w:after="0"/>
         <w:ind w:hanging="340" w:start="454" w:end="0"/>
-        <w:jc w:val="start"/>
-        <w:rPr>
-          <w:sz w:val="21"/>
-        </w:rPr>
+        <w:jc w:val="both"/>
+        <w:rPr/>
       </w:pPr>
       <w:r>
         <w:rPr>
@@ -13331,7 +11203,10 @@
         <w:pStyle w:val="Heading2"/>
         <w:bidi w:val="0"/>
         <w:spacing w:before="0" w:after="0"/>
-        <w:jc w:val="start"/>
+        <w:jc w:val="both"/>
+        <w:rPr/>
+      </w:pPr>
+      <w:r>
         <w:rPr>
           <w:b w:val="false"/>
           <w:bCs w:val="false"/>
@@ -13339,15 +11214,6 @@
           <w:szCs w:val="28"/>
           <w:lang w:val="ru-RU"/>
         </w:rPr>
-      </w:pPr>
-      <w:r>
-        <w:rPr>
-          <w:b w:val="false"/>
-          <w:bCs w:val="false"/>
-          <w:sz w:val="28"/>
-          <w:szCs w:val="28"/>
-          <w:lang w:val="ru-RU"/>
-        </w:rPr>
         <w:t>4.3 Рекомендации по выбору метода</w:t>
       </w:r>
     </w:p>
@@ -13356,7 +11222,7 @@
         <w:pStyle w:val="BodyText"/>
         <w:bidi w:val="0"/>
         <w:spacing w:before="0" w:after="0"/>
-        <w:jc w:val="start"/>
+        <w:jc w:val="both"/>
         <w:rPr>
           <w:sz w:val="24"/>
           <w:szCs w:val="24"/>
@@ -13385,8 +11251,8 @@
         </w:tblCellMar>
       </w:tblPr>
       <w:tblGrid>
-        <w:gridCol w:w="5500"/>
-        <w:gridCol w:w="2568"/>
+        <w:gridCol w:w="5499"/>
+        <w:gridCol w:w="2569"/>
       </w:tblGrid>
       <w:tr>
         <w:trPr>
@@ -13395,7 +11261,7 @@
         </w:trPr>
         <w:tc>
           <w:tcPr>
-            <w:tcW w:w="5500" w:type="dxa"/>
+            <w:tcW w:w="5499" w:type="dxa"/>
             <w:tcBorders>
               <w:top w:val="single" w:sz="2" w:space="0" w:color="000000"/>
               <w:start w:val="single" w:sz="2" w:space="0" w:color="000000"/>
@@ -13406,9 +11272,8 @@
           <w:p>
             <w:pPr>
               <w:pStyle w:val="TableHeading"/>
-              <w:rPr>
-                <w:lang w:val="ru-RU"/>
-              </w:rPr>
+              <w:jc w:val="both"/>
+              <w:rPr/>
             </w:pPr>
             <w:r>
               <w:rPr>
@@ -13420,7 +11285,7 @@
         </w:tc>
         <w:tc>
           <w:tcPr>
-            <w:tcW w:w="2568" w:type="dxa"/>
+            <w:tcW w:w="2569" w:type="dxa"/>
             <w:tcBorders>
               <w:top w:val="single" w:sz="2" w:space="0" w:color="000000"/>
               <w:start w:val="single" w:sz="2" w:space="0" w:color="000000"/>
@@ -13432,9 +11297,8 @@
           <w:p>
             <w:pPr>
               <w:pStyle w:val="TableHeading"/>
-              <w:rPr>
-                <w:lang w:val="ru-RU"/>
-              </w:rPr>
+              <w:jc w:val="both"/>
+              <w:rPr/>
             </w:pPr>
             <w:r>
               <w:rPr>
@@ -13449,7 +11313,7 @@
         <w:trPr/>
         <w:tc>
           <w:tcPr>
-            <w:tcW w:w="5500" w:type="dxa"/>
+            <w:tcW w:w="5499" w:type="dxa"/>
             <w:tcBorders>
               <w:start w:val="single" w:sz="2" w:space="0" w:color="000000"/>
               <w:bottom w:val="single" w:sz="2" w:space="0" w:color="000000"/>
@@ -13459,9 +11323,8 @@
           <w:p>
             <w:pPr>
               <w:pStyle w:val="TableContents"/>
-              <w:rPr>
-                <w:lang w:val="ru-RU"/>
-              </w:rPr>
+              <w:jc w:val="both"/>
+              <w:rPr/>
             </w:pPr>
             <w:r>
               <w:rPr>
@@ -13473,7 +11336,7 @@
         </w:tc>
         <w:tc>
           <w:tcPr>
-            <w:tcW w:w="2568" w:type="dxa"/>
+            <w:tcW w:w="2569" w:type="dxa"/>
             <w:tcBorders>
               <w:start w:val="single" w:sz="2" w:space="0" w:color="000000"/>
               <w:bottom w:val="single" w:sz="2" w:space="0" w:color="000000"/>
@@ -13484,21 +11347,14 @@
           <w:p>
             <w:pPr>
               <w:pStyle w:val="TableContents"/>
-              <w:rPr>
-                <w:lang w:val="ru-RU"/>
-              </w:rPr>
+              <w:jc w:val="both"/>
+              <w:rPr/>
             </w:pPr>
             <w:r>
               <w:rPr>
                 <w:lang w:val="ru-RU"/>
               </w:rPr>
-              <w:t>Бисекци</w:t>
-            </w:r>
-            <w:r>
-              <w:rPr>
-                <w:lang w:val="ru-RU"/>
-              </w:rPr>
-              <w:t>и</w:t>
+              <w:t>Бисекции</w:t>
             </w:r>
           </w:p>
         </w:tc>
@@ -13507,7 +11363,7 @@
         <w:trPr/>
         <w:tc>
           <w:tcPr>
-            <w:tcW w:w="5500" w:type="dxa"/>
+            <w:tcW w:w="5499" w:type="dxa"/>
             <w:tcBorders>
               <w:start w:val="single" w:sz="2" w:space="0" w:color="000000"/>
               <w:bottom w:val="single" w:sz="2" w:space="0" w:color="000000"/>
@@ -13517,9 +11373,8 @@
           <w:p>
             <w:pPr>
               <w:pStyle w:val="TableContents"/>
-              <w:rPr>
-                <w:lang w:val="ru-RU"/>
-              </w:rPr>
+              <w:jc w:val="both"/>
+              <w:rPr/>
             </w:pPr>
             <w:r>
               <w:rPr>
@@ -13531,7 +11386,7 @@
         </w:tc>
         <w:tc>
           <w:tcPr>
-            <w:tcW w:w="2568" w:type="dxa"/>
+            <w:tcW w:w="2569" w:type="dxa"/>
             <w:tcBorders>
               <w:start w:val="single" w:sz="2" w:space="0" w:color="000000"/>
               <w:bottom w:val="single" w:sz="2" w:space="0" w:color="000000"/>
@@ -13542,21 +11397,14 @@
           <w:p>
             <w:pPr>
               <w:pStyle w:val="TableContents"/>
-              <w:rPr>
-                <w:lang w:val="ru-RU"/>
-              </w:rPr>
+              <w:jc w:val="both"/>
+              <w:rPr/>
             </w:pPr>
             <w:r>
               <w:rPr>
                 <w:lang w:val="ru-RU"/>
               </w:rPr>
-              <w:t>Ньютон</w:t>
-            </w:r>
-            <w:r>
-              <w:rPr>
-                <w:lang w:val="ru-RU"/>
-              </w:rPr>
-              <w:t>а</w:t>
+              <w:t>Ньютона</w:t>
             </w:r>
           </w:p>
         </w:tc>
@@ -13565,7 +11413,7 @@
         <w:trPr/>
         <w:tc>
           <w:tcPr>
-            <w:tcW w:w="5500" w:type="dxa"/>
+            <w:tcW w:w="5499" w:type="dxa"/>
             <w:tcBorders>
               <w:start w:val="single" w:sz="2" w:space="0" w:color="000000"/>
               <w:bottom w:val="single" w:sz="2" w:space="0" w:color="000000"/>
@@ -13575,9 +11423,8 @@
           <w:p>
             <w:pPr>
               <w:pStyle w:val="TableContents"/>
-              <w:rPr>
-                <w:lang w:val="ru-RU"/>
-              </w:rPr>
+              <w:jc w:val="both"/>
+              <w:rPr/>
             </w:pPr>
             <w:r>
               <w:rPr>
@@ -13589,7 +11436,7 @@
         </w:tc>
         <w:tc>
           <w:tcPr>
-            <w:tcW w:w="2568" w:type="dxa"/>
+            <w:tcW w:w="2569" w:type="dxa"/>
             <w:tcBorders>
               <w:start w:val="single" w:sz="2" w:space="0" w:color="000000"/>
               <w:bottom w:val="single" w:sz="2" w:space="0" w:color="000000"/>
@@ -13600,9 +11447,8 @@
           <w:p>
             <w:pPr>
               <w:pStyle w:val="TableContents"/>
-              <w:rPr>
-                <w:lang w:val="ru-RU"/>
-              </w:rPr>
+              <w:jc w:val="both"/>
+              <w:rPr/>
             </w:pPr>
             <w:r>
               <w:rPr>
@@ -13617,7 +11463,7 @@
         <w:trPr/>
         <w:tc>
           <w:tcPr>
-            <w:tcW w:w="5500" w:type="dxa"/>
+            <w:tcW w:w="5499" w:type="dxa"/>
             <w:tcBorders>
               <w:start w:val="single" w:sz="2" w:space="0" w:color="000000"/>
               <w:bottom w:val="single" w:sz="2" w:space="0" w:color="000000"/>
@@ -13627,9 +11473,8 @@
           <w:p>
             <w:pPr>
               <w:pStyle w:val="TableContents"/>
-              <w:rPr>
-                <w:lang w:val="ru-RU"/>
-              </w:rPr>
+              <w:jc w:val="both"/>
+              <w:rPr/>
             </w:pPr>
             <w:r>
               <w:rPr>
@@ -13641,7 +11486,7 @@
         </w:tc>
         <w:tc>
           <w:tcPr>
-            <w:tcW w:w="2568" w:type="dxa"/>
+            <w:tcW w:w="2569" w:type="dxa"/>
             <w:tcBorders>
               <w:start w:val="single" w:sz="2" w:space="0" w:color="000000"/>
               <w:bottom w:val="single" w:sz="2" w:space="0" w:color="000000"/>
@@ -13652,27 +11497,14 @@
           <w:p>
             <w:pPr>
               <w:pStyle w:val="TableContents"/>
-              <w:rPr>
-                <w:lang w:val="ru-RU"/>
-              </w:rPr>
+              <w:jc w:val="both"/>
+              <w:rPr/>
             </w:pPr>
             <w:r>
               <w:rPr>
                 <w:lang w:val="ru-RU"/>
               </w:rPr>
-              <w:t>Ньютон</w:t>
-            </w:r>
-            <w:r>
-              <w:rPr>
-                <w:lang w:val="ru-RU"/>
-              </w:rPr>
-              <w:t>а</w:t>
-            </w:r>
-            <w:r>
-              <w:rPr>
-                <w:lang w:val="ru-RU"/>
-              </w:rPr>
-              <w:t xml:space="preserve"> (с малым ε)</w:t>
+              <w:t>Ньютона (с малым ε)</w:t>
             </w:r>
           </w:p>
         </w:tc>
@@ -13681,7 +11513,7 @@
         <w:trPr/>
         <w:tc>
           <w:tcPr>
-            <w:tcW w:w="5500" w:type="dxa"/>
+            <w:tcW w:w="5499" w:type="dxa"/>
             <w:tcBorders>
               <w:start w:val="single" w:sz="2" w:space="0" w:color="000000"/>
               <w:bottom w:val="single" w:sz="2" w:space="0" w:color="000000"/>
@@ -13691,9 +11523,8 @@
           <w:p>
             <w:pPr>
               <w:pStyle w:val="TableContents"/>
-              <w:rPr>
-                <w:lang w:val="ru-RU"/>
-              </w:rPr>
+              <w:jc w:val="both"/>
+              <w:rPr/>
             </w:pPr>
             <w:r>
               <w:rPr>
@@ -13705,7 +11536,7 @@
         </w:tc>
         <w:tc>
           <w:tcPr>
-            <w:tcW w:w="2568" w:type="dxa"/>
+            <w:tcW w:w="2569" w:type="dxa"/>
             <w:tcBorders>
               <w:start w:val="single" w:sz="2" w:space="0" w:color="000000"/>
               <w:bottom w:val="single" w:sz="2" w:space="0" w:color="000000"/>
@@ -13716,21 +11547,14 @@
           <w:p>
             <w:pPr>
               <w:pStyle w:val="TableContents"/>
-              <w:rPr>
-                <w:lang w:val="ru-RU"/>
-              </w:rPr>
+              <w:jc w:val="both"/>
+              <w:rPr/>
             </w:pPr>
             <w:r>
               <w:rPr>
                 <w:lang w:val="ru-RU"/>
               </w:rPr>
-              <w:t>Бисекци</w:t>
-            </w:r>
-            <w:r>
-              <w:rPr>
-                <w:lang w:val="ru-RU"/>
-              </w:rPr>
-              <w:t>и</w:t>
+              <w:t>Бисекции</w:t>
             </w:r>
           </w:p>
         </w:tc>
@@ -13741,7 +11565,7 @@
         <w:pStyle w:val="BodyText"/>
         <w:bidi w:val="0"/>
         <w:spacing w:before="0" w:after="0"/>
-        <w:jc w:val="start"/>
+        <w:jc w:val="both"/>
         <w:rPr>
           <w:sz w:val="21"/>
           <w:lang w:val="ru-RU"/>
@@ -13749,6 +11573,7 @@
       </w:pPr>
       <w:r>
         <w:rPr>
+          <w:sz w:val="21"/>
           <w:lang w:val="ru-RU"/>
         </w:rPr>
       </w:r>
@@ -13758,40 +11583,36 @@
         <w:pStyle w:val="Normal"/>
         <w:bidi w:val="0"/>
         <w:spacing w:before="0" w:after="0"/>
-        <w:jc w:val="start"/>
+        <w:jc w:val="both"/>
+        <w:rPr/>
+      </w:pPr>
+      <w:r>
         <w:rPr>
           <w:sz w:val="28"/>
           <w:szCs w:val="28"/>
           <w:lang w:val="ru-RU"/>
         </w:rPr>
-      </w:pPr>
-      <w:r>
+        <w:t>4.4 Общий вывод</w:t>
+      </w:r>
+    </w:p>
+    <w:p>
+      <w:pPr>
+        <w:pStyle w:val="Normal"/>
+        <w:bidi w:val="0"/>
+        <w:spacing w:before="0" w:after="0"/>
+        <w:jc w:val="both"/>
         <w:rPr>
           <w:sz w:val="28"/>
           <w:szCs w:val="28"/>
           <w:lang w:val="ru-RU"/>
         </w:rPr>
-        <w:t>4.4 Общий вывод</w:t>
-      </w:r>
-    </w:p>
-    <w:p>
-      <w:pPr>
-        <w:pStyle w:val="Normal"/>
-        <w:bidi w:val="0"/>
-        <w:spacing w:before="0" w:after="0"/>
-        <w:jc w:val="start"/>
+      </w:pPr>
+      <w:r>
         <w:rPr>
           <w:sz w:val="28"/>
           <w:szCs w:val="28"/>
           <w:lang w:val="ru-RU"/>
         </w:rPr>
-      </w:pPr>
-      <w:r>
-        <w:rPr>
-          <w:sz w:val="28"/>
-          <w:szCs w:val="28"/>
-          <w:lang w:val="ru-RU"/>
-        </w:rPr>
       </w:r>
     </w:p>
     <w:p>
@@ -13799,12 +11620,8 @@
         <w:pStyle w:val="Normal"/>
         <w:bidi w:val="0"/>
         <w:spacing w:before="0" w:after="0"/>
-        <w:jc w:val="start"/>
-        <w:rPr>
-          <w:sz w:val="24"/>
-          <w:szCs w:val="24"/>
-          <w:lang w:val="ru-RU"/>
-        </w:rPr>
+        <w:jc w:val="both"/>
+        <w:rPr/>
       </w:pPr>
       <w:r>
         <w:rPr>
@@ -13922,18 +11739,14 @@
         <w:widowControl/>
         <w:numPr>
           <w:ilvl w:val="0"/>
-          <w:numId w:val="13"/>
+          <w:numId w:val="12"/>
         </w:numPr>
         <w:suppressAutoHyphens w:val="true"/>
         <w:bidi w:val="0"/>
         <w:spacing w:lineRule="auto" w:line="276" w:before="0" w:after="0"/>
         <w:ind w:hanging="340" w:start="454" w:end="0"/>
-        <w:jc w:val="start"/>
-        <w:rPr>
-          <w:sz w:val="28"/>
-          <w:szCs w:val="28"/>
-          <w:lang w:val="ru-RU"/>
-        </w:rPr>
+        <w:jc w:val="both"/>
+        <w:rPr/>
       </w:pPr>
       <w:r>
         <w:rPr>
@@ -13950,18 +11763,14 @@
         <w:widowControl/>
         <w:numPr>
           <w:ilvl w:val="0"/>
-          <w:numId w:val="13"/>
+          <w:numId w:val="12"/>
         </w:numPr>
         <w:suppressAutoHyphens w:val="true"/>
         <w:bidi w:val="0"/>
         <w:spacing w:lineRule="auto" w:line="276" w:before="0" w:after="0"/>
         <w:ind w:hanging="340" w:start="454" w:end="0"/>
-        <w:jc w:val="start"/>
-        <w:rPr>
-          <w:sz w:val="28"/>
-          <w:szCs w:val="28"/>
-          <w:lang w:val="ru-RU"/>
-        </w:rPr>
+        <w:jc w:val="both"/>
+        <w:rPr/>
       </w:pPr>
       <w:r>
         <w:rPr>
@@ -13978,18 +11787,14 @@
         <w:widowControl/>
         <w:numPr>
           <w:ilvl w:val="0"/>
-          <w:numId w:val="13"/>
+          <w:numId w:val="12"/>
         </w:numPr>
         <w:suppressAutoHyphens w:val="true"/>
         <w:bidi w:val="0"/>
         <w:spacing w:lineRule="auto" w:line="276" w:before="0" w:after="140"/>
         <w:ind w:hanging="340" w:start="454" w:end="0"/>
-        <w:jc w:val="start"/>
-        <w:rPr>
-          <w:sz w:val="28"/>
-          <w:szCs w:val="28"/>
-          <w:lang w:val="ru-RU"/>
-        </w:rPr>
+        <w:jc w:val="both"/>
+        <w:rPr/>
       </w:pPr>
       <w:r>
         <w:rPr>
@@ -14224,6 +12029,9 @@
           <w:lang w:val="ru-RU"/>
         </w:rPr>
       </w:r>
+      <w:r>
+        <w:br w:type="page"/>
+      </w:r>
     </w:p>
     <w:p>
       <w:pPr>
@@ -22678,8 +20486,9 @@
       </w:r>
     </w:p>
     <w:sectPr>
-      <w:footerReference w:type="default" r:id="rId2"/>
-      <w:footerReference w:type="first" r:id="rId3"/>
+      <w:footerReference w:type="even" r:id="rId2"/>
+      <w:footerReference w:type="default" r:id="rId3"/>
+      <w:footerReference w:type="first" r:id="rId4"/>
       <w:type w:val="nextPage"/>
       <w:pgSz w:w="11906" w:h="16838"/>
       <w:pgMar w:left="1134" w:right="1134" w:gutter="0" w:header="0" w:top="1134" w:footer="1134" w:bottom="1693"/>
@@ -22694,6 +20503,20 @@
 </file>
 
 <file path=word/footer1.xml><?xml version="1.0" encoding="utf-8"?>
+<w:ftr xmlns:o="urn:schemas-microsoft-com:office:office" xmlns:r="http://schemas.openxmlformats.org/officeDocument/2006/relationships" xmlns:v="urn:schemas-microsoft-com:vml" xmlns:w="http://schemas.openxmlformats.org/wordprocessingml/2006/main" xmlns:w10="urn:schemas-microsoft-com:office:word" xmlns:wp="http://schemas.openxmlformats.org/drawingml/2006/wordprocessingDrawing" xmlns:pic="http://schemas.openxmlformats.org/drawingml/2006/picture" xmlns:wps="http://schemas.microsoft.com/office/word/2010/wordprocessingShape" xmlns:wpg="http://schemas.microsoft.com/office/word/2010/wordprocessingGroup" xmlns:mc="http://schemas.openxmlformats.org/markup-compatibility/2006" xmlns:wp14="http://schemas.microsoft.com/office/word/2010/wordprocessingDrawing" xmlns:w14="http://schemas.microsoft.com/office/word/2010/wordml" xmlns:w15="http://schemas.microsoft.com/office/word/2012/wordml" mc:Ignorable="w14 wp14 w15">
+  <w:p>
+    <w:pPr>
+      <w:pStyle w:val="Footer"/>
+      <w:rPr/>
+    </w:pPr>
+    <w:r>
+      <w:rPr/>
+    </w:r>
+  </w:p>
+</w:ftr>
+</file>
+
+<file path=word/footer2.xml><?xml version="1.0" encoding="utf-8"?>
 <w:ftr xmlns:o="urn:schemas-microsoft-com:office:office" xmlns:r="http://schemas.openxmlformats.org/officeDocument/2006/relationships" xmlns:v="urn:schemas-microsoft-com:vml" xmlns:w="http://schemas.openxmlformats.org/wordprocessingml/2006/main" xmlns:w10="urn:schemas-microsoft-com:office:word" xmlns:wp="http://schemas.openxmlformats.org/drawingml/2006/wordprocessingDrawing" xmlns:pic="http://schemas.openxmlformats.org/drawingml/2006/picture" xmlns:wps="http://schemas.microsoft.com/office/word/2010/wordprocessingShape" xmlns:wpg="http://schemas.microsoft.com/office/word/2010/wordprocessingGroup" xmlns:mc="http://schemas.openxmlformats.org/markup-compatibility/2006" xmlns:wp14="http://schemas.microsoft.com/office/word/2010/wordprocessingDrawing" xmlns:w14="http://schemas.microsoft.com/office/word/2010/wordml" xmlns:w15="http://schemas.microsoft.com/office/word/2012/wordml" mc:Ignorable="w14 wp14 w15">
   <w:p>
     <w:pPr>
@@ -22727,7 +20550,7 @@
 </w:ftr>
 </file>
 
-<file path=word/footer2.xml><?xml version="1.0" encoding="utf-8"?>
+<file path=word/footer3.xml><?xml version="1.0" encoding="utf-8"?>
 <w:ftr xmlns:o="urn:schemas-microsoft-com:office:office" xmlns:r="http://schemas.openxmlformats.org/officeDocument/2006/relationships" xmlns:v="urn:schemas-microsoft-com:vml" xmlns:w="http://schemas.openxmlformats.org/wordprocessingml/2006/main" xmlns:w10="urn:schemas-microsoft-com:office:word" xmlns:wp="http://schemas.openxmlformats.org/drawingml/2006/wordprocessingDrawing" xmlns:pic="http://schemas.openxmlformats.org/drawingml/2006/picture" xmlns:wps="http://schemas.microsoft.com/office/word/2010/wordprocessingShape" xmlns:wpg="http://schemas.microsoft.com/office/word/2010/wordprocessingGroup" xmlns:mc="http://schemas.openxmlformats.org/markup-compatibility/2006" xmlns:wp14="http://schemas.microsoft.com/office/word/2010/wordprocessingDrawing" xmlns:w14="http://schemas.microsoft.com/office/word/2010/wordml" xmlns:w15="http://schemas.microsoft.com/office/word/2012/wordml" mc:Ignorable="w14 wp14 w15">
   <w:p>
     <w:pPr>
@@ -24211,125 +22034,6 @@
     </w:lvl>
   </w:abstractNum>
   <w:abstractNum w:abstractNumId="13">
-    <w:lvl w:ilvl="0">
-      <w:start w:val="1"/>
-      <w:numFmt w:val="decimal"/>
-      <w:lvlText w:val="%1."/>
-      <w:lvlJc w:val="start"/>
-      <w:pPr>
-        <w:tabs>
-          <w:tab w:val="num" w:pos="720"/>
-        </w:tabs>
-        <w:ind w:start="720" w:hanging="360"/>
-      </w:pPr>
-      <w:rPr/>
-    </w:lvl>
-    <w:lvl w:ilvl="1">
-      <w:start w:val="1"/>
-      <w:numFmt w:val="decimal"/>
-      <w:lvlText w:val="%2."/>
-      <w:lvlJc w:val="start"/>
-      <w:pPr>
-        <w:tabs>
-          <w:tab w:val="num" w:pos="1080"/>
-        </w:tabs>
-        <w:ind w:start="1080" w:hanging="360"/>
-      </w:pPr>
-      <w:rPr/>
-    </w:lvl>
-    <w:lvl w:ilvl="2">
-      <w:start w:val="1"/>
-      <w:numFmt w:val="decimal"/>
-      <w:lvlText w:val="%3."/>
-      <w:lvlJc w:val="start"/>
-      <w:pPr>
-        <w:tabs>
-          <w:tab w:val="num" w:pos="1440"/>
-        </w:tabs>
-        <w:ind w:start="1440" w:hanging="360"/>
-      </w:pPr>
-      <w:rPr/>
-    </w:lvl>
-    <w:lvl w:ilvl="3">
-      <w:start w:val="1"/>
-      <w:numFmt w:val="decimal"/>
-      <w:lvlText w:val="%4."/>
-      <w:lvlJc w:val="start"/>
-      <w:pPr>
-        <w:tabs>
-          <w:tab w:val="num" w:pos="1800"/>
-        </w:tabs>
-        <w:ind w:start="1800" w:hanging="360"/>
-      </w:pPr>
-      <w:rPr/>
-    </w:lvl>
-    <w:lvl w:ilvl="4">
-      <w:start w:val="1"/>
-      <w:numFmt w:val="decimal"/>
-      <w:lvlText w:val="%5."/>
-      <w:lvlJc w:val="start"/>
-      <w:pPr>
-        <w:tabs>
-          <w:tab w:val="num" w:pos="2160"/>
-        </w:tabs>
-        <w:ind w:start="2160" w:hanging="360"/>
-      </w:pPr>
-      <w:rPr/>
-    </w:lvl>
-    <w:lvl w:ilvl="5">
-      <w:start w:val="1"/>
-      <w:numFmt w:val="decimal"/>
-      <w:lvlText w:val="%6."/>
-      <w:lvlJc w:val="start"/>
-      <w:pPr>
-        <w:tabs>
-          <w:tab w:val="num" w:pos="2520"/>
-        </w:tabs>
-        <w:ind w:start="2520" w:hanging="360"/>
-      </w:pPr>
-      <w:rPr/>
-    </w:lvl>
-    <w:lvl w:ilvl="6">
-      <w:start w:val="1"/>
-      <w:numFmt w:val="decimal"/>
-      <w:lvlText w:val="%7."/>
-      <w:lvlJc w:val="start"/>
-      <w:pPr>
-        <w:tabs>
-          <w:tab w:val="num" w:pos="2880"/>
-        </w:tabs>
-        <w:ind w:start="2880" w:hanging="360"/>
-      </w:pPr>
-      <w:rPr/>
-    </w:lvl>
-    <w:lvl w:ilvl="7">
-      <w:start w:val="1"/>
-      <w:numFmt w:val="decimal"/>
-      <w:lvlText w:val="%8."/>
-      <w:lvlJc w:val="start"/>
-      <w:pPr>
-        <w:tabs>
-          <w:tab w:val="num" w:pos="3240"/>
-        </w:tabs>
-        <w:ind w:start="3240" w:hanging="360"/>
-      </w:pPr>
-      <w:rPr/>
-    </w:lvl>
-    <w:lvl w:ilvl="8">
-      <w:start w:val="1"/>
-      <w:numFmt w:val="decimal"/>
-      <w:lvlText w:val="%9."/>
-      <w:lvlJc w:val="start"/>
-      <w:pPr>
-        <w:tabs>
-          <w:tab w:val="num" w:pos="3600"/>
-        </w:tabs>
-        <w:ind w:start="3600" w:hanging="360"/>
-      </w:pPr>
-      <w:rPr/>
-    </w:lvl>
-  </w:abstractNum>
-  <w:abstractNum w:abstractNumId="14">
     <w:lvl w:ilvl="0">
       <w:start w:val="1"/>
       <w:numFmt w:val="none"/>
@@ -24487,9 +22191,6 @@
   <w:num w:numId="13">
     <w:abstractNumId w:val="13"/>
   </w:num>
-  <w:num w:numId="14">
-    <w:abstractNumId w:val="14"/>
-  </w:num>
 </w:numbering>
 </file>
 
@@ -24547,8 +22248,8 @@
       <w:szCs w:val="36"/>
     </w:rPr>
   </w:style>
-  <w:style w:type="character" w:styleId="Bullets">
-    <w:name w:val="Bullets"/>
+  <w:style w:type="character" w:styleId="Bulletsuser">
+    <w:name w:val="Bullets (user)"/>
     <w:qFormat/>
     <w:rPr>
       <w:rFonts w:ascii="OpenSymbol" w:hAnsi="OpenSymbol" w:eastAsia="OpenSymbol" w:cs="OpenSymbol"/>
@@ -24572,8 +22273,8 @@
       <w:bCs/>
     </w:rPr>
   </w:style>
-  <w:style w:type="character" w:styleId="Bulletsuser">
-    <w:name w:val="Bullets (user)"/>
+  <w:style w:type="character" w:styleId="Bullets">
+    <w:name w:val="Bullets"/>
     <w:qFormat/>
     <w:rPr>
       <w:rFonts w:ascii="OpenSymbol" w:hAnsi="OpenSymbol" w:eastAsia="OpenSymbol" w:cs="OpenSymbol"/>
@@ -24586,10 +22287,17 @@
       <w:rFonts w:ascii="Courier New" w:hAnsi="Courier New" w:eastAsia="Noto Sans Mono CJK SC" w:cs="Courier New"/>
     </w:rPr>
   </w:style>
+  <w:style w:type="character" w:styleId="EndnoteCharactersuser">
+    <w:name w:val="Endnote Characters (user)"/>
+    <w:qFormat/>
+    <w:rPr/>
+  </w:style>
   <w:style w:type="character" w:styleId="EndnoteCharacters">
     <w:name w:val="Endnote Characters"/>
     <w:qFormat/>
-    <w:rPr/>
+    <w:rPr>
+      <w:vertAlign w:val="superscript"/>
+    </w:rPr>
   </w:style>
   <w:style w:type="character" w:styleId="EndnoteReference">
     <w:name w:val="endnote reference"/>
@@ -24734,8 +22442,8 @@
       <w:szCs w:val="20"/>
     </w:rPr>
   </w:style>
-  <w:style w:type="numbering" w:styleId="Bullet">
-    <w:name w:val="Bullet •"/>
+  <w:style w:type="numbering" w:styleId="Bulletuser">
+    <w:name w:val="Bullet • (user)"/>
     <w:qFormat/>
   </w:style>
 </w:styles>
